--- a/docs/user-guide/biller-agg.docx
+++ b/docs/user-guide/biller-agg.docx
@@ -381,6 +381,80 @@
           </w:p>
         </w:tc>
       </w:tr>
+      <w:tr>
+        <w:tc>
+          <w:tcPr>
+            <w:tcW w:type="dxa" w:w="2628"/>
+            <w:vAlign w:val="center"/>
+          </w:tcPr>
+          <w:p>
+            <w:pPr>
+              <w:spacing w:after="40"/>
+              <w:jc w:val="center"/>
+            </w:pPr>
+            <w:r>
+              <w:rPr>
+                <w:sz w:val="14"/>
+              </w:rPr>
+              <w:t>1.1</w:t>
+            </w:r>
+          </w:p>
+        </w:tc>
+        <w:tc>
+          <w:tcPr>
+            <w:tcW w:type="dxa" w:w="2628"/>
+            <w:vAlign w:val="center"/>
+          </w:tcPr>
+          <w:p>
+            <w:pPr>
+              <w:spacing w:after="40"/>
+              <w:jc w:val="center"/>
+            </w:pPr>
+            <w:r>
+              <w:rPr>
+                <w:sz w:val="14"/>
+              </w:rPr>
+              <w:t>17-09-2026</w:t>
+            </w:r>
+          </w:p>
+        </w:tc>
+        <w:tc>
+          <w:tcPr>
+            <w:tcW w:type="dxa" w:w="2628"/>
+            <w:vAlign w:val="center"/>
+          </w:tcPr>
+          <w:p>
+            <w:pPr>
+              <w:spacing w:after="40"/>
+              <w:jc w:val="center"/>
+            </w:pPr>
+            <w:r>
+              <w:rPr>
+                <w:sz w:val="14"/>
+              </w:rPr>
+              <w:t>QA Automation Kickstarter</w:t>
+            </w:r>
+          </w:p>
+        </w:tc>
+        <w:tc>
+          <w:tcPr>
+            <w:tcW w:type="dxa" w:w="2628"/>
+            <w:vAlign w:val="center"/>
+          </w:tcPr>
+          <w:p>
+            <w:pPr>
+              <w:spacing w:after="40"/>
+              <w:jc w:val="center"/>
+            </w:pPr>
+            <w:r>
+              <w:rPr>
+                <w:sz w:val="14"/>
+              </w:rPr>
+              <w:t>Detail lengkap per menu + flowchart + sesi validasi terpisah</w:t>
+            </w:r>
+          </w:p>
+        </w:tc>
+      </w:tr>
     </w:tbl>
     <w:p>
       <w:pPr>
@@ -471,7 +545,150 @@
         <w:rPr>
           <w:sz w:val="18"/>
         </w:rPr>
-        <w:t>[Panduan per Menu](#6-panduan-per-menu)</w:t>
+        <w:t>[Detail Fitur per Menu](#6-detail-fitur-per-menu)</w:t>
+      </w:r>
+    </w:p>
+    <w:p>
+      <w:pPr>
+        <w:spacing w:after="80"/>
+      </w:pPr>
+      <w:r>
+        <w:rPr>
+          <w:sz w:val="18"/>
+        </w:rPr>
+        <w:t xml:space="preserve">   - 6.1 Dashboard</w:t>
+      </w:r>
+    </w:p>
+    <w:p>
+      <w:pPr>
+        <w:spacing w:after="80"/>
+      </w:pPr>
+      <w:r>
+        <w:rPr>
+          <w:sz w:val="18"/>
+        </w:rPr>
+        <w:t xml:space="preserve">   - 6.2 Bank</w:t>
+      </w:r>
+    </w:p>
+    <w:p>
+      <w:pPr>
+        <w:spacing w:after="80"/>
+      </w:pPr>
+      <w:r>
+        <w:rPr>
+          <w:sz w:val="18"/>
+        </w:rPr>
+        <w:t xml:space="preserve">   - 6.3 Billing Provider</w:t>
+      </w:r>
+    </w:p>
+    <w:p>
+      <w:pPr>
+        <w:spacing w:after="80"/>
+      </w:pPr>
+      <w:r>
+        <w:rPr>
+          <w:sz w:val="18"/>
+        </w:rPr>
+        <w:t xml:space="preserve">   - 6.4 Kategori &amp; Grup</w:t>
+      </w:r>
+    </w:p>
+    <w:p>
+      <w:pPr>
+        <w:spacing w:after="80"/>
+      </w:pPr>
+      <w:r>
+        <w:rPr>
+          <w:sz w:val="18"/>
+        </w:rPr>
+        <w:t xml:space="preserve">   - 6.5 Menu</w:t>
+      </w:r>
+    </w:p>
+    <w:p>
+      <w:pPr>
+        <w:spacing w:after="80"/>
+      </w:pPr>
+      <w:r>
+        <w:rPr>
+          <w:sz w:val="18"/>
+        </w:rPr>
+        <w:t xml:space="preserve">   - 6.6 Mitra</w:t>
+      </w:r>
+    </w:p>
+    <w:p>
+      <w:pPr>
+        <w:spacing w:after="80"/>
+      </w:pPr>
+      <w:r>
+        <w:rPr>
+          <w:sz w:val="18"/>
+        </w:rPr>
+        <w:t xml:space="preserve">   - 6.7 Mitra Sub-menu (Top Up, Riwayat, Product Pricing, Credential)</w:t>
+      </w:r>
+    </w:p>
+    <w:p>
+      <w:pPr>
+        <w:spacing w:after="80"/>
+      </w:pPr>
+      <w:r>
+        <w:rPr>
+          <w:sz w:val="18"/>
+        </w:rPr>
+        <w:t xml:space="preserve">   - 6.8 Manage Product</w:t>
+      </w:r>
+    </w:p>
+    <w:p>
+      <w:pPr>
+        <w:spacing w:after="80"/>
+      </w:pPr>
+      <w:r>
+        <w:rPr>
+          <w:sz w:val="18"/>
+        </w:rPr>
+        <w:t xml:space="preserve">   - 6.9 Manage Role</w:t>
+      </w:r>
+    </w:p>
+    <w:p>
+      <w:pPr>
+        <w:spacing w:after="80"/>
+      </w:pPr>
+      <w:r>
+        <w:rPr>
+          <w:sz w:val="18"/>
+        </w:rPr>
+        <w:t xml:space="preserve">   - 6.10 Monitoring Transaksi</w:t>
+      </w:r>
+    </w:p>
+    <w:p>
+      <w:pPr>
+        <w:spacing w:after="80"/>
+      </w:pPr>
+      <w:r>
+        <w:rPr>
+          <w:sz w:val="18"/>
+        </w:rPr>
+        <w:t xml:space="preserve">   - 6.11 Rekap Transaksi</w:t>
+      </w:r>
+    </w:p>
+    <w:p>
+      <w:pPr>
+        <w:spacing w:after="80"/>
+      </w:pPr>
+      <w:r>
+        <w:rPr>
+          <w:sz w:val="18"/>
+        </w:rPr>
+        <w:t xml:space="preserve">   - 6.12 Rekonsiliasi</w:t>
+      </w:r>
+    </w:p>
+    <w:p>
+      <w:pPr>
+        <w:spacing w:after="80"/>
+      </w:pPr>
+      <w:r>
+        <w:rPr>
+          <w:sz w:val="18"/>
+        </w:rPr>
+        <w:t xml:space="preserve">   - 6.13 Invoice</w:t>
       </w:r>
     </w:p>
     <w:p>
@@ -482,7 +699,7 @@
         <w:rPr>
           <w:sz w:val="18"/>
         </w:rPr>
-        <w:t>[Validasi &amp; Negative Cases](#7-validasi--negative-cases)</w:t>
+        <w:t>[Validasi &amp; Negative Cases (Sesi Khusus)](#7-validasi--negative-cases-sesi-khusus)</w:t>
       </w:r>
     </w:p>
     <w:p>
@@ -558,7 +775,7 @@
         <w:rPr>
           <w:sz w:val="18"/>
         </w:rPr>
-        <w:t xml:space="preserve">Biller Aggregator (BA) mengelola Bank, Billing Provider, Kategori &amp; Grup, Menu, Mitra &amp; sub-menu (Top Up, Riwayat, Product Pricing, Credential), Manage Product, Role, Monitoring, Rekap, Rekonsiliasi, Invoice, Dashboard. Semua via webview </w:t>
+        <w:t xml:space="preserve">Biller Aggregator (BA) adalah BOT backoffice untuk mengelola mitra biller, produk, transaksi, dan keuangan. Webview </w:t>
       </w:r>
       <w:r>
         <w:rPr>
@@ -572,7 +789,7 @@
         <w:rPr>
           <w:sz w:val="18"/>
         </w:rPr>
-        <w:t xml:space="preserve"> setelah </w:t>
+        <w:t xml:space="preserve"> diakses via popup </w:t>
       </w:r>
       <w:r>
         <w:rPr>
@@ -586,7 +803,20 @@
         <w:rPr>
           <w:sz w:val="18"/>
         </w:rPr>
-        <w:t xml:space="preserve"> dari portal.</w:t>
+        <w:t xml:space="preserve"> dari portal setelah login OTP. Semua master mengikuti pola </w:t>
+      </w:r>
+      <w:r>
+        <w:rPr>
+          <w:b/>
+          <w:sz w:val="18"/>
+        </w:rPr>
+        <w:t>Search dulu → Add/Edit/Delete + validasi + cleanup</w:t>
+      </w:r>
+      <w:r>
+        <w:rPr>
+          <w:sz w:val="18"/>
+        </w:rPr>
+        <w:t>.</w:t>
       </w:r>
     </w:p>
     <w:p>
@@ -655,6 +885,57 @@
     </w:p>
     <w:p>
       <w:pPr>
+        <w:spacing w:after="80"/>
+      </w:pPr>
+      <w:r>
+        <w:rPr>
+          <w:sz w:val="18"/>
+        </w:rPr>
+      </w:r>
+      <w:r>
+        <w:rPr>
+          <w:b/>
+          <w:sz w:val="18"/>
+        </w:rPr>
+        <w:t>Coverage:</w:t>
+      </w:r>
+      <w:r>
+        <w:rPr>
+          <w:sz w:val="18"/>
+        </w:rPr>
+        <w:t xml:space="preserve"> 91 tests </w:t>
+      </w:r>
+      <w:r>
+        <w:rPr>
+          <w:rFonts w:ascii="Consolas" w:hAnsi="Consolas"/>
+          <w:color w:val="C00000"/>
+          <w:sz w:val="16"/>
+        </w:rPr>
+        <w:t>backoffice-tests/bots/ba/*.spec.ts</w:t>
+      </w:r>
+      <w:r>
+        <w:rPr>
+          <w:sz w:val="18"/>
+        </w:rPr>
+        <w:t xml:space="preserve"> — setiap master ada </w:t>
+      </w:r>
+      <w:r>
+        <w:rPr>
+          <w:rFonts w:ascii="Consolas" w:hAnsi="Consolas"/>
+          <w:color w:val="C00000"/>
+          <w:sz w:val="16"/>
+        </w:rPr>
+        <w:t>validasi, add, edit, status, delete, duplikat</w:t>
+      </w:r>
+      <w:r>
+        <w:rPr>
+          <w:sz w:val="18"/>
+        </w:rPr>
+        <w:t>.</w:t>
+      </w:r>
+    </w:p>
+    <w:p>
+      <w:pPr>
         <w:pBdr>
           <w:bottom w:val="single" w:sz="6" w:space="1" w:color="A0A0A0"/>
         </w:pBdr>
@@ -683,13 +964,14 @@
         <w:tblLook w:firstColumn="1" w:firstRow="1" w:lastColumn="0" w:lastRow="0" w:noHBand="0" w:noVBand="1" w:val="04A0"/>
       </w:tblPr>
       <w:tblGrid>
-        <w:gridCol w:w="5256"/>
-        <w:gridCol w:w="5256"/>
+        <w:gridCol w:w="3504"/>
+        <w:gridCol w:w="3504"/>
+        <w:gridCol w:w="3504"/>
       </w:tblGrid>
       <w:tr>
         <w:tc>
           <w:tcPr>
-            <w:tcW w:type="dxa" w:w="5256"/>
+            <w:tcW w:type="dxa" w:w="3504"/>
             <w:shd w:fill="2E75B5" w:val="clear"/>
             <w:vAlign w:val="center"/>
           </w:tcPr>
@@ -710,7 +992,7 @@
         </w:tc>
         <w:tc>
           <w:tcPr>
-            <w:tcW w:type="dxa" w:w="5256"/>
+            <w:tcW w:type="dxa" w:w="3504"/>
             <w:shd w:fill="2E75B5" w:val="clear"/>
             <w:vAlign w:val="center"/>
           </w:tcPr>
@@ -729,11 +1011,32 @@
             </w:r>
           </w:p>
         </w:tc>
+        <w:tc>
+          <w:tcPr>
+            <w:tcW w:type="dxa" w:w="3504"/>
+            <w:shd w:fill="2E75B5" w:val="clear"/>
+            <w:vAlign w:val="center"/>
+          </w:tcPr>
+          <w:p>
+            <w:pPr>
+              <w:spacing w:after="40"/>
+              <w:jc w:val="center"/>
+            </w:pPr>
+            <w:r>
+              <w:rPr>
+                <w:b/>
+                <w:color w:val="FFFFFF"/>
+                <w:sz w:val="16"/>
+              </w:rPr>
+              <w:t>File</w:t>
+            </w:r>
+          </w:p>
+        </w:tc>
       </w:tr>
       <w:tr>
         <w:tc>
           <w:tcPr>
-            <w:tcW w:type="dxa" w:w="5256"/>
+            <w:tcW w:type="dxa" w:w="3504"/>
             <w:vAlign w:val="center"/>
           </w:tcPr>
           <w:p>
@@ -751,7 +1054,7 @@
         </w:tc>
         <w:tc>
           <w:tcPr>
-            <w:tcW w:type="dxa" w:w="5256"/>
+            <w:tcW w:type="dxa" w:w="3504"/>
             <w:vAlign w:val="center"/>
           </w:tcPr>
           <w:p>
@@ -763,7 +1066,25 @@
               <w:rPr>
                 <w:sz w:val="14"/>
               </w:rPr>
-              <w:t>`subandonorogo@gmail.com` / `Password@123` `shared/test-data/users.json:12`</w:t>
+              <w:t>`subandonorogo@gmail.com` / `Password@123`</w:t>
+            </w:r>
+          </w:p>
+        </w:tc>
+        <w:tc>
+          <w:tcPr>
+            <w:tcW w:type="dxa" w:w="3504"/>
+            <w:vAlign w:val="center"/>
+          </w:tcPr>
+          <w:p>
+            <w:pPr>
+              <w:spacing w:after="40"/>
+              <w:jc w:val="center"/>
+            </w:pPr>
+            <w:r>
+              <w:rPr>
+                <w:sz w:val="14"/>
+              </w:rPr>
+              <w:t>`shared/test-data/users.json:12`</w:t>
             </w:r>
           </w:p>
         </w:tc>
@@ -771,7 +1092,7 @@
       <w:tr>
         <w:tc>
           <w:tcPr>
-            <w:tcW w:type="dxa" w:w="5256"/>
+            <w:tcW w:type="dxa" w:w="3504"/>
             <w:vAlign w:val="center"/>
           </w:tcPr>
           <w:p>
@@ -783,13 +1104,13 @@
               <w:rPr>
                 <w:sz w:val="14"/>
               </w:rPr>
-              <w:t>OTP</w:t>
-            </w:r>
-          </w:p>
-        </w:tc>
-        <w:tc>
-          <w:tcPr>
-            <w:tcW w:type="dxa" w:w="5256"/>
+              <w:t>OTP Dummy</w:t>
+            </w:r>
+          </w:p>
+        </w:tc>
+        <w:tc>
+          <w:tcPr>
+            <w:tcW w:type="dxa" w:w="3504"/>
             <w:vAlign w:val="center"/>
           </w:tcPr>
           <w:p>
@@ -801,7 +1122,25 @@
               <w:rPr>
                 <w:sz w:val="14"/>
               </w:rPr>
-              <w:t>`000000` `shared/test-data/backoffice.json:login.otp_dummy`</w:t>
+              <w:t>`000000` (6 digit)</w:t>
+            </w:r>
+          </w:p>
+        </w:tc>
+        <w:tc>
+          <w:tcPr>
+            <w:tcW w:type="dxa" w:w="3504"/>
+            <w:vAlign w:val="center"/>
+          </w:tcPr>
+          <w:p>
+            <w:pPr>
+              <w:spacing w:after="40"/>
+              <w:jc w:val="center"/>
+            </w:pPr>
+            <w:r>
+              <w:rPr>
+                <w:sz w:val="14"/>
+              </w:rPr>
+              <w:t>`shared/test-data/backoffice.json:login.otp_dummy`</w:t>
             </w:r>
           </w:p>
         </w:tc>
@@ -809,7 +1148,7 @@
       <w:tr>
         <w:tc>
           <w:tcPr>
-            <w:tcW w:type="dxa" w:w="5256"/>
+            <w:tcW w:type="dxa" w:w="3504"/>
             <w:vAlign w:val="center"/>
           </w:tcPr>
           <w:p>
@@ -827,7 +1166,7 @@
         </w:tc>
         <w:tc>
           <w:tcPr>
-            <w:tcW w:type="dxa" w:w="5256"/>
+            <w:tcW w:type="dxa" w:w="3504"/>
             <w:vAlign w:val="center"/>
           </w:tcPr>
           <w:p>
@@ -839,7 +1178,25 @@
               <w:rPr>
                 <w:sz w:val="14"/>
               </w:rPr>
-              <w:t>`Lakukan perintah captcha dengan benar` → klik `span` pertama `setup/auth.setup.ts:22`</w:t>
+              <w:t>`Lakukan perintah captcha dengan benar` → klik `span` pertama</w:t>
+            </w:r>
+          </w:p>
+        </w:tc>
+        <w:tc>
+          <w:tcPr>
+            <w:tcW w:type="dxa" w:w="3504"/>
+            <w:vAlign w:val="center"/>
+          </w:tcPr>
+          <w:p>
+            <w:pPr>
+              <w:spacing w:after="40"/>
+              <w:jc w:val="center"/>
+            </w:pPr>
+            <w:r>
+              <w:rPr>
+                <w:sz w:val="14"/>
+              </w:rPr>
+              <w:t>`setup/auth.setup.ts:22`</w:t>
             </w:r>
           </w:p>
         </w:tc>
@@ -847,7 +1204,7 @@
       <w:tr>
         <w:tc>
           <w:tcPr>
-            <w:tcW w:type="dxa" w:w="5256"/>
+            <w:tcW w:type="dxa" w:w="3504"/>
             <w:vAlign w:val="center"/>
           </w:tcPr>
           <w:p>
@@ -865,7 +1222,7 @@
         </w:tc>
         <w:tc>
           <w:tcPr>
-            <w:tcW w:type="dxa" w:w="5256"/>
+            <w:tcW w:type="dxa" w:w="3504"/>
             <w:vAlign w:val="center"/>
           </w:tcPr>
           <w:p>
@@ -877,7 +1234,25 @@
               <w:rPr>
                 <w:sz w:val="14"/>
               </w:rPr>
-              <w:t>`1` `playwright.config.ts:25` (portal menolak 2+ login OTP bersamaan)</w:t>
+              <w:t>`1` (portal menolak 2+ login OTP bersamaan)</w:t>
+            </w:r>
+          </w:p>
+        </w:tc>
+        <w:tc>
+          <w:tcPr>
+            <w:tcW w:type="dxa" w:w="3504"/>
+            <w:vAlign w:val="center"/>
+          </w:tcPr>
+          <w:p>
+            <w:pPr>
+              <w:spacing w:after="40"/>
+              <w:jc w:val="center"/>
+            </w:pPr>
+            <w:r>
+              <w:rPr>
+                <w:sz w:val="14"/>
+              </w:rPr>
+              <w:t>`playwright.config.ts:25`</w:t>
             </w:r>
           </w:p>
         </w:tc>
@@ -885,7 +1260,7 @@
       <w:tr>
         <w:tc>
           <w:tcPr>
-            <w:tcW w:type="dxa" w:w="5256"/>
+            <w:tcW w:type="dxa" w:w="3504"/>
             <w:vAlign w:val="center"/>
           </w:tcPr>
           <w:p>
@@ -903,7 +1278,7 @@
         </w:tc>
         <w:tc>
           <w:tcPr>
-            <w:tcW w:type="dxa" w:w="5256"/>
+            <w:tcW w:type="dxa" w:w="3504"/>
             <w:vAlign w:val="center"/>
           </w:tcPr>
           <w:p>
@@ -916,6 +1291,80 @@
                 <w:sz w:val="14"/>
               </w:rPr>
               <w:t>`.auth/portal.json` via `setup` `storageState`</w:t>
+            </w:r>
+          </w:p>
+        </w:tc>
+        <w:tc>
+          <w:tcPr>
+            <w:tcW w:type="dxa" w:w="3504"/>
+            <w:vAlign w:val="center"/>
+          </w:tcPr>
+          <w:p>
+            <w:pPr>
+              <w:spacing w:after="40"/>
+              <w:jc w:val="center"/>
+            </w:pPr>
+            <w:r>
+              <w:rPr>
+                <w:sz w:val="14"/>
+              </w:rPr>
+              <w:t>`playwright.config.ts:79`</w:t>
+            </w:r>
+          </w:p>
+        </w:tc>
+      </w:tr>
+      <w:tr>
+        <w:tc>
+          <w:tcPr>
+            <w:tcW w:type="dxa" w:w="3504"/>
+            <w:vAlign w:val="center"/>
+          </w:tcPr>
+          <w:p>
+            <w:pPr>
+              <w:spacing w:after="40"/>
+              <w:jc w:val="center"/>
+            </w:pPr>
+            <w:r>
+              <w:rPr>
+                <w:sz w:val="14"/>
+              </w:rPr>
+              <w:t>BaseUrl BA</w:t>
+            </w:r>
+          </w:p>
+        </w:tc>
+        <w:tc>
+          <w:tcPr>
+            <w:tcW w:type="dxa" w:w="3504"/>
+            <w:vAlign w:val="center"/>
+          </w:tcPr>
+          <w:p>
+            <w:pPr>
+              <w:spacing w:after="40"/>
+              <w:jc w:val="center"/>
+            </w:pPr>
+            <w:r>
+              <w:rPr>
+                <w:sz w:val="14"/>
+              </w:rPr>
+              <w:t>`https://biller-dashboard-internal-playground.lentera-app.id`</w:t>
+            </w:r>
+          </w:p>
+        </w:tc>
+        <w:tc>
+          <w:tcPr>
+            <w:tcW w:type="dxa" w:w="3504"/>
+            <w:vAlign w:val="center"/>
+          </w:tcPr>
+          <w:p>
+            <w:pPr>
+              <w:spacing w:after="40"/>
+              <w:jc w:val="center"/>
+            </w:pPr>
+            <w:r>
+              <w:rPr>
+                <w:sz w:val="14"/>
+              </w:rPr>
+              <w:t>`shared/pages/BaPage.ts:17`</w:t>
             </w:r>
           </w:p>
         </w:tc>
@@ -960,13 +1409,13 @@
         </w:rPr>
         <w:t>flowchart TD</w:t>
         <w:br/>
-        <w:t xml:space="preserve">    A[Portal /login] --&gt; B[Fill email/password]</w:t>
+        <w:t xml:space="preserve">    A[Portal /login] --&gt; B[Fill email: subandonorogo@gmail.com&lt;br/&gt;password: Password@123]</w:t>
         <w:br/>
         <w:t xml:space="preserve">    B --&gt; C[Click Login]</w:t>
         <w:br/>
         <w:t xml:space="preserve">    C --&gt; D[Captcha Dialog: Lakukan perintah captcha dengan benar]</w:t>
         <w:br/>
-        <w:t xml:space="preserve">    D --&gt; E[Click span pertama]</w:t>
+        <w:t xml:space="preserve">    D --&gt; E[Click span pertama - bypass]</w:t>
         <w:br/>
         <w:t xml:space="preserve">    E --&gt; F[OTP 6 inputs 000000 + Enter]</w:t>
         <w:br/>
@@ -978,7 +1427,7 @@
         <w:br/>
         <w:t xml:space="preserve">    I --&gt; J[Redirect /dashboard_internal]</w:t>
         <w:br/>
-        <w:t xml:space="preserve">    J --&gt; K[Toggle Sidebar visible]</w:t>
+        <w:t xml:space="preserve">    J --&gt; K[Toggle Sidebar visible - Dashboard]</w:t>
       </w:r>
     </w:p>
     <w:p>
@@ -1029,6 +1478,20 @@
         <w:rPr>
           <w:sz w:val="18"/>
         </w:rPr>
+        <w:t xml:space="preserve">, </w:t>
+      </w:r>
+      <w:r>
+        <w:rPr>
+          <w:rFonts w:ascii="Consolas" w:hAnsi="Consolas"/>
+          <w:color w:val="C00000"/>
+          <w:sz w:val="16"/>
+        </w:rPr>
+        <w:t>BaPage</w:t>
+      </w:r>
+      <w:r>
+        <w:rPr>
+          <w:sz w:val="18"/>
+        </w:rPr>
         <w:t xml:space="preserve"> </w:t>
       </w:r>
       <w:r>
@@ -1052,6 +1515,20 @@
           <w:sz w:val="16"/>
         </w:rPr>
         <w:t>BotSelectorPage.ts</w:t>
+      </w:r>
+      <w:r>
+        <w:rPr>
+          <w:sz w:val="18"/>
+        </w:rPr>
+        <w:t xml:space="preserve">, </w:t>
+      </w:r>
+      <w:r>
+        <w:rPr>
+          <w:rFonts w:ascii="Consolas" w:hAnsi="Consolas"/>
+          <w:color w:val="C00000"/>
+          <w:sz w:val="16"/>
+        </w:rPr>
+        <w:t>BaPage.ts</w:t>
       </w:r>
       <w:r>
         <w:rPr>
@@ -1156,17 +1633,18 @@
         <w:tblLook w:firstColumn="1" w:firstRow="1" w:lastColumn="0" w:lastRow="0" w:noHBand="0" w:noVBand="1" w:val="04A0"/>
       </w:tblPr>
       <w:tblGrid>
-        <w:gridCol w:w="1752"/>
-        <w:gridCol w:w="1752"/>
-        <w:gridCol w:w="1752"/>
-        <w:gridCol w:w="1752"/>
-        <w:gridCol w:w="1752"/>
-        <w:gridCol w:w="1752"/>
+        <w:gridCol w:w="1502"/>
+        <w:gridCol w:w="1502"/>
+        <w:gridCol w:w="1502"/>
+        <w:gridCol w:w="1502"/>
+        <w:gridCol w:w="1502"/>
+        <w:gridCol w:w="1502"/>
+        <w:gridCol w:w="1502"/>
       </w:tblGrid>
       <w:tr>
         <w:tc>
           <w:tcPr>
-            <w:tcW w:type="dxa" w:w="1752"/>
+            <w:tcW w:type="dxa" w:w="1502"/>
             <w:shd w:fill="2E75B5" w:val="clear"/>
             <w:vAlign w:val="center"/>
           </w:tcPr>
@@ -1187,7 +1665,7 @@
         </w:tc>
         <w:tc>
           <w:tcPr>
-            <w:tcW w:type="dxa" w:w="1752"/>
+            <w:tcW w:type="dxa" w:w="1502"/>
             <w:shd w:fill="2E75B5" w:val="clear"/>
             <w:vAlign w:val="center"/>
           </w:tcPr>
@@ -1208,7 +1686,7 @@
         </w:tc>
         <w:tc>
           <w:tcPr>
-            <w:tcW w:type="dxa" w:w="1752"/>
+            <w:tcW w:type="dxa" w:w="1502"/>
             <w:shd w:fill="2E75B5" w:val="clear"/>
             <w:vAlign w:val="center"/>
           </w:tcPr>
@@ -1229,7 +1707,7 @@
         </w:tc>
         <w:tc>
           <w:tcPr>
-            <w:tcW w:type="dxa" w:w="1752"/>
+            <w:tcW w:type="dxa" w:w="1502"/>
             <w:shd w:fill="2E75B5" w:val="clear"/>
             <w:vAlign w:val="center"/>
           </w:tcPr>
@@ -1250,7 +1728,7 @@
         </w:tc>
         <w:tc>
           <w:tcPr>
-            <w:tcW w:type="dxa" w:w="1752"/>
+            <w:tcW w:type="dxa" w:w="1502"/>
             <w:shd w:fill="2E75B5" w:val="clear"/>
             <w:vAlign w:val="center"/>
           </w:tcPr>
@@ -1271,7 +1749,7 @@
         </w:tc>
         <w:tc>
           <w:tcPr>
-            <w:tcW w:type="dxa" w:w="1752"/>
+            <w:tcW w:type="dxa" w:w="1502"/>
             <w:shd w:fill="2E75B5" w:val="clear"/>
             <w:vAlign w:val="center"/>
           </w:tcPr>
@@ -1290,11 +1768,32 @@
             </w:r>
           </w:p>
         </w:tc>
+        <w:tc>
+          <w:tcPr>
+            <w:tcW w:type="dxa" w:w="1502"/>
+            <w:shd w:fill="2E75B5" w:val="clear"/>
+            <w:vAlign w:val="center"/>
+          </w:tcPr>
+          <w:p>
+            <w:pPr>
+              <w:spacing w:after="40"/>
+              <w:jc w:val="center"/>
+            </w:pPr>
+            <w:r>
+              <w:rPr>
+                <w:b/>
+                <w:color w:val="FFFFFF"/>
+                <w:sz w:val="16"/>
+              </w:rPr>
+              <w:t>File Spec</w:t>
+            </w:r>
+          </w:p>
+        </w:tc>
       </w:tr>
       <w:tr>
         <w:tc>
           <w:tcPr>
-            <w:tcW w:type="dxa" w:w="1752"/>
+            <w:tcW w:type="dxa" w:w="1502"/>
             <w:vAlign w:val="center"/>
           </w:tcPr>
           <w:p>
@@ -1312,7 +1811,7 @@
         </w:tc>
         <w:tc>
           <w:tcPr>
-            <w:tcW w:type="dxa" w:w="1752"/>
+            <w:tcW w:type="dxa" w:w="1502"/>
             <w:vAlign w:val="center"/>
           </w:tcPr>
           <w:p>
@@ -1330,7 +1829,7 @@
         </w:tc>
         <w:tc>
           <w:tcPr>
-            <w:tcW w:type="dxa" w:w="1752"/>
+            <w:tcW w:type="dxa" w:w="1502"/>
             <w:vAlign w:val="center"/>
           </w:tcPr>
           <w:p>
@@ -1348,7 +1847,7 @@
         </w:tc>
         <w:tc>
           <w:tcPr>
-            <w:tcW w:type="dxa" w:w="1752"/>
+            <w:tcW w:type="dxa" w:w="1502"/>
             <w:vAlign w:val="center"/>
           </w:tcPr>
           <w:p>
@@ -1366,7 +1865,7 @@
         </w:tc>
         <w:tc>
           <w:tcPr>
-            <w:tcW w:type="dxa" w:w="1752"/>
+            <w:tcW w:type="dxa" w:w="1502"/>
             <w:vAlign w:val="center"/>
           </w:tcPr>
           <w:p>
@@ -1384,7 +1883,7 @@
         </w:tc>
         <w:tc>
           <w:tcPr>
-            <w:tcW w:type="dxa" w:w="1752"/>
+            <w:tcW w:type="dxa" w:w="1502"/>
             <w:vAlign w:val="center"/>
           </w:tcPr>
           <w:p>
@@ -1397,6 +1896,24 @@
                 <w:sz w:val="14"/>
               </w:rPr>
               <w:t>View</w:t>
+            </w:r>
+          </w:p>
+        </w:tc>
+        <w:tc>
+          <w:tcPr>
+            <w:tcW w:type="dxa" w:w="1502"/>
+            <w:vAlign w:val="center"/>
+          </w:tcPr>
+          <w:p>
+            <w:pPr>
+              <w:spacing w:after="40"/>
+              <w:jc w:val="center"/>
+            </w:pPr>
+            <w:r>
+              <w:rPr>
+                <w:sz w:val="14"/>
+              </w:rPr>
+              <w:t>`dashboard.spec.ts` 4 tests</w:t>
             </w:r>
           </w:p>
         </w:tc>
@@ -1404,7 +1921,7 @@
       <w:tr>
         <w:tc>
           <w:tcPr>
-            <w:tcW w:type="dxa" w:w="1752"/>
+            <w:tcW w:type="dxa" w:w="1502"/>
             <w:vAlign w:val="center"/>
           </w:tcPr>
           <w:p>
@@ -1422,7 +1939,7 @@
         </w:tc>
         <w:tc>
           <w:tcPr>
-            <w:tcW w:type="dxa" w:w="1752"/>
+            <w:tcW w:type="dxa" w:w="1502"/>
             <w:vAlign w:val="center"/>
           </w:tcPr>
           <w:p>
@@ -1440,7 +1957,7 @@
         </w:tc>
         <w:tc>
           <w:tcPr>
-            <w:tcW w:type="dxa" w:w="1752"/>
+            <w:tcW w:type="dxa" w:w="1502"/>
             <w:vAlign w:val="center"/>
           </w:tcPr>
           <w:p>
@@ -1458,7 +1975,7 @@
         </w:tc>
         <w:tc>
           <w:tcPr>
-            <w:tcW w:type="dxa" w:w="1752"/>
+            <w:tcW w:type="dxa" w:w="1502"/>
             <w:vAlign w:val="center"/>
           </w:tcPr>
           <w:p>
@@ -1476,7 +1993,7 @@
         </w:tc>
         <w:tc>
           <w:tcPr>
-            <w:tcW w:type="dxa" w:w="1752"/>
+            <w:tcW w:type="dxa" w:w="1502"/>
             <w:vAlign w:val="center"/>
           </w:tcPr>
           <w:p>
@@ -1494,7 +2011,7 @@
         </w:tc>
         <w:tc>
           <w:tcPr>
-            <w:tcW w:type="dxa" w:w="1752"/>
+            <w:tcW w:type="dxa" w:w="1502"/>
             <w:vAlign w:val="center"/>
           </w:tcPr>
           <w:p>
@@ -1507,6 +2024,24 @@
                 <w:sz w:val="14"/>
               </w:rPr>
               <w:t>CRUD 5</w:t>
+            </w:r>
+          </w:p>
+        </w:tc>
+        <w:tc>
+          <w:tcPr>
+            <w:tcW w:type="dxa" w:w="1502"/>
+            <w:vAlign w:val="center"/>
+          </w:tcPr>
+          <w:p>
+            <w:pPr>
+              <w:spacing w:after="40"/>
+              <w:jc w:val="center"/>
+            </w:pPr>
+            <w:r>
+              <w:rPr>
+                <w:sz w:val="14"/>
+              </w:rPr>
+              <w:t>`bank.spec.ts`</w:t>
             </w:r>
           </w:p>
         </w:tc>
@@ -1514,7 +2049,7 @@
       <w:tr>
         <w:tc>
           <w:tcPr>
-            <w:tcW w:type="dxa" w:w="1752"/>
+            <w:tcW w:type="dxa" w:w="1502"/>
             <w:vAlign w:val="center"/>
           </w:tcPr>
           <w:p>
@@ -1532,7 +2067,7 @@
         </w:tc>
         <w:tc>
           <w:tcPr>
-            <w:tcW w:type="dxa" w:w="1752"/>
+            <w:tcW w:type="dxa" w:w="1502"/>
             <w:vAlign w:val="center"/>
           </w:tcPr>
           <w:p>
@@ -1550,7 +2085,7 @@
         </w:tc>
         <w:tc>
           <w:tcPr>
-            <w:tcW w:type="dxa" w:w="1752"/>
+            <w:tcW w:type="dxa" w:w="1502"/>
             <w:vAlign w:val="center"/>
           </w:tcPr>
           <w:p>
@@ -1568,7 +2103,7 @@
         </w:tc>
         <w:tc>
           <w:tcPr>
-            <w:tcW w:type="dxa" w:w="1752"/>
+            <w:tcW w:type="dxa" w:w="1502"/>
             <w:vAlign w:val="center"/>
           </w:tcPr>
           <w:p>
@@ -1586,7 +2121,7 @@
         </w:tc>
         <w:tc>
           <w:tcPr>
-            <w:tcW w:type="dxa" w:w="1752"/>
+            <w:tcW w:type="dxa" w:w="1502"/>
             <w:vAlign w:val="center"/>
           </w:tcPr>
           <w:p>
@@ -1604,7 +2139,7 @@
         </w:tc>
         <w:tc>
           <w:tcPr>
-            <w:tcW w:type="dxa" w:w="1752"/>
+            <w:tcW w:type="dxa" w:w="1502"/>
             <w:vAlign w:val="center"/>
           </w:tcPr>
           <w:p>
@@ -1617,6 +2152,24 @@
                 <w:sz w:val="14"/>
               </w:rPr>
               <w:t>CRUD 6</w:t>
+            </w:r>
+          </w:p>
+        </w:tc>
+        <w:tc>
+          <w:tcPr>
+            <w:tcW w:type="dxa" w:w="1502"/>
+            <w:vAlign w:val="center"/>
+          </w:tcPr>
+          <w:p>
+            <w:pPr>
+              <w:spacing w:after="40"/>
+              <w:jc w:val="center"/>
+            </w:pPr>
+            <w:r>
+              <w:rPr>
+                <w:sz w:val="14"/>
+              </w:rPr>
+              <w:t>`billing-provider.spec.ts`</w:t>
             </w:r>
           </w:p>
         </w:tc>
@@ -1624,7 +2177,7 @@
       <w:tr>
         <w:tc>
           <w:tcPr>
-            <w:tcW w:type="dxa" w:w="1752"/>
+            <w:tcW w:type="dxa" w:w="1502"/>
             <w:vAlign w:val="center"/>
           </w:tcPr>
           <w:p>
@@ -1642,7 +2195,7 @@
         </w:tc>
         <w:tc>
           <w:tcPr>
-            <w:tcW w:type="dxa" w:w="1752"/>
+            <w:tcW w:type="dxa" w:w="1502"/>
             <w:vAlign w:val="center"/>
           </w:tcPr>
           <w:p>
@@ -1660,7 +2213,7 @@
         </w:tc>
         <w:tc>
           <w:tcPr>
-            <w:tcW w:type="dxa" w:w="1752"/>
+            <w:tcW w:type="dxa" w:w="1502"/>
             <w:vAlign w:val="center"/>
           </w:tcPr>
           <w:p>
@@ -1678,7 +2231,7 @@
         </w:tc>
         <w:tc>
           <w:tcPr>
-            <w:tcW w:type="dxa" w:w="1752"/>
+            <w:tcW w:type="dxa" w:w="1502"/>
             <w:vAlign w:val="center"/>
           </w:tcPr>
           <w:p>
@@ -1696,7 +2249,7 @@
         </w:tc>
         <w:tc>
           <w:tcPr>
-            <w:tcW w:type="dxa" w:w="1752"/>
+            <w:tcW w:type="dxa" w:w="1502"/>
             <w:vAlign w:val="center"/>
           </w:tcPr>
           <w:p>
@@ -1714,7 +2267,7 @@
         </w:tc>
         <w:tc>
           <w:tcPr>
-            <w:tcW w:type="dxa" w:w="1752"/>
+            <w:tcW w:type="dxa" w:w="1502"/>
             <w:vAlign w:val="center"/>
           </w:tcPr>
           <w:p>
@@ -1727,6 +2280,24 @@
                 <w:sz w:val="14"/>
               </w:rPr>
               <w:t>CRUD 10</w:t>
+            </w:r>
+          </w:p>
+        </w:tc>
+        <w:tc>
+          <w:tcPr>
+            <w:tcW w:type="dxa" w:w="1502"/>
+            <w:vAlign w:val="center"/>
+          </w:tcPr>
+          <w:p>
+            <w:pPr>
+              <w:spacing w:after="40"/>
+              <w:jc w:val="center"/>
+            </w:pPr>
+            <w:r>
+              <w:rPr>
+                <w:sz w:val="14"/>
+              </w:rPr>
+              <w:t>`category-group.spec.ts`</w:t>
             </w:r>
           </w:p>
         </w:tc>
@@ -1734,7 +2305,7 @@
       <w:tr>
         <w:tc>
           <w:tcPr>
-            <w:tcW w:type="dxa" w:w="1752"/>
+            <w:tcW w:type="dxa" w:w="1502"/>
             <w:vAlign w:val="center"/>
           </w:tcPr>
           <w:p>
@@ -1752,7 +2323,7 @@
         </w:tc>
         <w:tc>
           <w:tcPr>
-            <w:tcW w:type="dxa" w:w="1752"/>
+            <w:tcW w:type="dxa" w:w="1502"/>
             <w:vAlign w:val="center"/>
           </w:tcPr>
           <w:p>
@@ -1770,7 +2341,7 @@
         </w:tc>
         <w:tc>
           <w:tcPr>
-            <w:tcW w:type="dxa" w:w="1752"/>
+            <w:tcW w:type="dxa" w:w="1502"/>
             <w:vAlign w:val="center"/>
           </w:tcPr>
           <w:p>
@@ -1788,7 +2359,7 @@
         </w:tc>
         <w:tc>
           <w:tcPr>
-            <w:tcW w:type="dxa" w:w="1752"/>
+            <w:tcW w:type="dxa" w:w="1502"/>
             <w:vAlign w:val="center"/>
           </w:tcPr>
           <w:p>
@@ -1806,7 +2377,7 @@
         </w:tc>
         <w:tc>
           <w:tcPr>
-            <w:tcW w:type="dxa" w:w="1752"/>
+            <w:tcW w:type="dxa" w:w="1502"/>
             <w:vAlign w:val="center"/>
           </w:tcPr>
           <w:p>
@@ -1824,7 +2395,7 @@
         </w:tc>
         <w:tc>
           <w:tcPr>
-            <w:tcW w:type="dxa" w:w="1752"/>
+            <w:tcW w:type="dxa" w:w="1502"/>
             <w:vAlign w:val="center"/>
           </w:tcPr>
           <w:p>
@@ -1837,6 +2408,24 @@
                 <w:sz w:val="14"/>
               </w:rPr>
               <w:t>CRUD 6 (Hapus 403)</w:t>
+            </w:r>
+          </w:p>
+        </w:tc>
+        <w:tc>
+          <w:tcPr>
+            <w:tcW w:type="dxa" w:w="1502"/>
+            <w:vAlign w:val="center"/>
+          </w:tcPr>
+          <w:p>
+            <w:pPr>
+              <w:spacing w:after="40"/>
+              <w:jc w:val="center"/>
+            </w:pPr>
+            <w:r>
+              <w:rPr>
+                <w:sz w:val="14"/>
+              </w:rPr>
+              <w:t>`menu.spec.ts`</w:t>
             </w:r>
           </w:p>
         </w:tc>
@@ -1844,7 +2433,7 @@
       <w:tr>
         <w:tc>
           <w:tcPr>
-            <w:tcW w:type="dxa" w:w="1752"/>
+            <w:tcW w:type="dxa" w:w="1502"/>
             <w:vAlign w:val="center"/>
           </w:tcPr>
           <w:p>
@@ -1862,7 +2451,7 @@
         </w:tc>
         <w:tc>
           <w:tcPr>
-            <w:tcW w:type="dxa" w:w="1752"/>
+            <w:tcW w:type="dxa" w:w="1502"/>
             <w:vAlign w:val="center"/>
           </w:tcPr>
           <w:p>
@@ -1880,7 +2469,7 @@
         </w:tc>
         <w:tc>
           <w:tcPr>
-            <w:tcW w:type="dxa" w:w="1752"/>
+            <w:tcW w:type="dxa" w:w="1502"/>
             <w:vAlign w:val="center"/>
           </w:tcPr>
           <w:p>
@@ -1898,7 +2487,7 @@
         </w:tc>
         <w:tc>
           <w:tcPr>
-            <w:tcW w:type="dxa" w:w="1752"/>
+            <w:tcW w:type="dxa" w:w="1502"/>
             <w:vAlign w:val="center"/>
           </w:tcPr>
           <w:p>
@@ -1916,7 +2505,7 @@
         </w:tc>
         <w:tc>
           <w:tcPr>
-            <w:tcW w:type="dxa" w:w="1752"/>
+            <w:tcW w:type="dxa" w:w="1502"/>
             <w:vAlign w:val="center"/>
           </w:tcPr>
           <w:p>
@@ -1934,7 +2523,7 @@
         </w:tc>
         <w:tc>
           <w:tcPr>
-            <w:tcW w:type="dxa" w:w="1752"/>
+            <w:tcW w:type="dxa" w:w="1502"/>
             <w:vAlign w:val="center"/>
           </w:tcPr>
           <w:p>
@@ -1947,6 +2536,24 @@
                 <w:sz w:val="14"/>
               </w:rPr>
               <w:t>CRUD 5 (no Hapus)</w:t>
+            </w:r>
+          </w:p>
+        </w:tc>
+        <w:tc>
+          <w:tcPr>
+            <w:tcW w:type="dxa" w:w="1502"/>
+            <w:vAlign w:val="center"/>
+          </w:tcPr>
+          <w:p>
+            <w:pPr>
+              <w:spacing w:after="40"/>
+              <w:jc w:val="center"/>
+            </w:pPr>
+            <w:r>
+              <w:rPr>
+                <w:sz w:val="14"/>
+              </w:rPr>
+              <w:t>`mitra.spec.ts`</w:t>
             </w:r>
           </w:p>
         </w:tc>
@@ -1954,7 +2561,7 @@
       <w:tr>
         <w:tc>
           <w:tcPr>
-            <w:tcW w:type="dxa" w:w="1752"/>
+            <w:tcW w:type="dxa" w:w="1502"/>
             <w:vAlign w:val="center"/>
           </w:tcPr>
           <w:p>
@@ -1972,7 +2579,7 @@
         </w:tc>
         <w:tc>
           <w:tcPr>
-            <w:tcW w:type="dxa" w:w="1752"/>
+            <w:tcW w:type="dxa" w:w="1502"/>
             <w:vAlign w:val="center"/>
           </w:tcPr>
           <w:p>
@@ -1990,7 +2597,7 @@
         </w:tc>
         <w:tc>
           <w:tcPr>
-            <w:tcW w:type="dxa" w:w="1752"/>
+            <w:tcW w:type="dxa" w:w="1502"/>
             <w:vAlign w:val="center"/>
           </w:tcPr>
           <w:p>
@@ -2008,7 +2615,7 @@
         </w:tc>
         <w:tc>
           <w:tcPr>
-            <w:tcW w:type="dxa" w:w="1752"/>
+            <w:tcW w:type="dxa" w:w="1502"/>
             <w:vAlign w:val="center"/>
           </w:tcPr>
           <w:p>
@@ -2026,7 +2633,7 @@
         </w:tc>
         <w:tc>
           <w:tcPr>
-            <w:tcW w:type="dxa" w:w="1752"/>
+            <w:tcW w:type="dxa" w:w="1502"/>
             <w:vAlign w:val="center"/>
           </w:tcPr>
           <w:p>
@@ -2044,7 +2651,7 @@
         </w:tc>
         <w:tc>
           <w:tcPr>
-            <w:tcW w:type="dxa" w:w="1752"/>
+            <w:tcW w:type="dxa" w:w="1502"/>
             <w:vAlign w:val="center"/>
           </w:tcPr>
           <w:p>
@@ -2057,6 +2664,24 @@
                 <w:sz w:val="14"/>
               </w:rPr>
               <w:t>CRUD 7</w:t>
+            </w:r>
+          </w:p>
+        </w:tc>
+        <w:tc>
+          <w:tcPr>
+            <w:tcW w:type="dxa" w:w="1502"/>
+            <w:vAlign w:val="center"/>
+          </w:tcPr>
+          <w:p>
+            <w:pPr>
+              <w:spacing w:after="40"/>
+              <w:jc w:val="center"/>
+            </w:pPr>
+            <w:r>
+              <w:rPr>
+                <w:sz w:val="14"/>
+              </w:rPr>
+              <w:t>`product.spec.ts`</w:t>
             </w:r>
           </w:p>
         </w:tc>
@@ -2064,7 +2689,7 @@
       <w:tr>
         <w:tc>
           <w:tcPr>
-            <w:tcW w:type="dxa" w:w="1752"/>
+            <w:tcW w:type="dxa" w:w="1502"/>
             <w:vAlign w:val="center"/>
           </w:tcPr>
           <w:p>
@@ -2082,7 +2707,7 @@
         </w:tc>
         <w:tc>
           <w:tcPr>
-            <w:tcW w:type="dxa" w:w="1752"/>
+            <w:tcW w:type="dxa" w:w="1502"/>
             <w:vAlign w:val="center"/>
           </w:tcPr>
           <w:p>
@@ -2100,7 +2725,7 @@
         </w:tc>
         <w:tc>
           <w:tcPr>
-            <w:tcW w:type="dxa" w:w="1752"/>
+            <w:tcW w:type="dxa" w:w="1502"/>
             <w:vAlign w:val="center"/>
           </w:tcPr>
           <w:p>
@@ -2118,7 +2743,7 @@
         </w:tc>
         <w:tc>
           <w:tcPr>
-            <w:tcW w:type="dxa" w:w="1752"/>
+            <w:tcW w:type="dxa" w:w="1502"/>
             <w:vAlign w:val="center"/>
           </w:tcPr>
           <w:p>
@@ -2136,7 +2761,7 @@
         </w:tc>
         <w:tc>
           <w:tcPr>
-            <w:tcW w:type="dxa" w:w="1752"/>
+            <w:tcW w:type="dxa" w:w="1502"/>
             <w:vAlign w:val="center"/>
           </w:tcPr>
           <w:p>
@@ -2154,7 +2779,7 @@
         </w:tc>
         <w:tc>
           <w:tcPr>
-            <w:tcW w:type="dxa" w:w="1752"/>
+            <w:tcW w:type="dxa" w:w="1502"/>
             <w:vAlign w:val="center"/>
           </w:tcPr>
           <w:p>
@@ -2167,6 +2792,24 @@
                 <w:sz w:val="14"/>
               </w:rPr>
               <w:t>CRUD 5</w:t>
+            </w:r>
+          </w:p>
+        </w:tc>
+        <w:tc>
+          <w:tcPr>
+            <w:tcW w:type="dxa" w:w="1502"/>
+            <w:vAlign w:val="center"/>
+          </w:tcPr>
+          <w:p>
+            <w:pPr>
+              <w:spacing w:after="40"/>
+              <w:jc w:val="center"/>
+            </w:pPr>
+            <w:r>
+              <w:rPr>
+                <w:sz w:val="14"/>
+              </w:rPr>
+              <w:t>`role.spec.ts`</w:t>
             </w:r>
           </w:p>
         </w:tc>
@@ -2174,7 +2817,7 @@
       <w:tr>
         <w:tc>
           <w:tcPr>
-            <w:tcW w:type="dxa" w:w="1752"/>
+            <w:tcW w:type="dxa" w:w="1502"/>
             <w:vAlign w:val="center"/>
           </w:tcPr>
           <w:p>
@@ -2192,7 +2835,7 @@
         </w:tc>
         <w:tc>
           <w:tcPr>
-            <w:tcW w:type="dxa" w:w="1752"/>
+            <w:tcW w:type="dxa" w:w="1502"/>
             <w:vAlign w:val="center"/>
           </w:tcPr>
           <w:p>
@@ -2210,7 +2853,7 @@
         </w:tc>
         <w:tc>
           <w:tcPr>
-            <w:tcW w:type="dxa" w:w="1752"/>
+            <w:tcW w:type="dxa" w:w="1502"/>
             <w:vAlign w:val="center"/>
           </w:tcPr>
           <w:p>
@@ -2228,7 +2871,7 @@
         </w:tc>
         <w:tc>
           <w:tcPr>
-            <w:tcW w:type="dxa" w:w="1752"/>
+            <w:tcW w:type="dxa" w:w="1502"/>
             <w:vAlign w:val="center"/>
           </w:tcPr>
           <w:p>
@@ -2246,7 +2889,7 @@
         </w:tc>
         <w:tc>
           <w:tcPr>
-            <w:tcW w:type="dxa" w:w="1752"/>
+            <w:tcW w:type="dxa" w:w="1502"/>
             <w:vAlign w:val="center"/>
           </w:tcPr>
           <w:p>
@@ -2264,7 +2907,7 @@
         </w:tc>
         <w:tc>
           <w:tcPr>
-            <w:tcW w:type="dxa" w:w="1752"/>
+            <w:tcW w:type="dxa" w:w="1502"/>
             <w:vAlign w:val="center"/>
           </w:tcPr>
           <w:p>
@@ -2277,6 +2920,24 @@
                 <w:sz w:val="14"/>
               </w:rPr>
               <w:t>View/Search/Filter/Export 4</w:t>
+            </w:r>
+          </w:p>
+        </w:tc>
+        <w:tc>
+          <w:tcPr>
+            <w:tcW w:type="dxa" w:w="1502"/>
+            <w:vAlign w:val="center"/>
+          </w:tcPr>
+          <w:p>
+            <w:pPr>
+              <w:spacing w:after="40"/>
+              <w:jc w:val="center"/>
+            </w:pPr>
+            <w:r>
+              <w:rPr>
+                <w:sz w:val="14"/>
+              </w:rPr>
+              <w:t>`monitoring.spec.ts`</w:t>
             </w:r>
           </w:p>
         </w:tc>
@@ -2284,7 +2945,7 @@
       <w:tr>
         <w:tc>
           <w:tcPr>
-            <w:tcW w:type="dxa" w:w="1752"/>
+            <w:tcW w:type="dxa" w:w="1502"/>
             <w:vAlign w:val="center"/>
           </w:tcPr>
           <w:p>
@@ -2302,7 +2963,7 @@
         </w:tc>
         <w:tc>
           <w:tcPr>
-            <w:tcW w:type="dxa" w:w="1752"/>
+            <w:tcW w:type="dxa" w:w="1502"/>
             <w:vAlign w:val="center"/>
           </w:tcPr>
           <w:p>
@@ -2320,7 +2981,7 @@
         </w:tc>
         <w:tc>
           <w:tcPr>
-            <w:tcW w:type="dxa" w:w="1752"/>
+            <w:tcW w:type="dxa" w:w="1502"/>
             <w:vAlign w:val="center"/>
           </w:tcPr>
           <w:p>
@@ -2338,7 +2999,7 @@
         </w:tc>
         <w:tc>
           <w:tcPr>
-            <w:tcW w:type="dxa" w:w="1752"/>
+            <w:tcW w:type="dxa" w:w="1502"/>
             <w:vAlign w:val="center"/>
           </w:tcPr>
           <w:p>
@@ -2356,7 +3017,7 @@
         </w:tc>
         <w:tc>
           <w:tcPr>
-            <w:tcW w:type="dxa" w:w="1752"/>
+            <w:tcW w:type="dxa" w:w="1502"/>
             <w:vAlign w:val="center"/>
           </w:tcPr>
           <w:p>
@@ -2374,7 +3035,7 @@
         </w:tc>
         <w:tc>
           <w:tcPr>
-            <w:tcW w:type="dxa" w:w="1752"/>
+            <w:tcW w:type="dxa" w:w="1502"/>
             <w:vAlign w:val="center"/>
           </w:tcPr>
           <w:p>
@@ -2387,6 +3048,24 @@
                 <w:sz w:val="14"/>
               </w:rPr>
               <w:t>View/Filter/Export 3</w:t>
+            </w:r>
+          </w:p>
+        </w:tc>
+        <w:tc>
+          <w:tcPr>
+            <w:tcW w:type="dxa" w:w="1502"/>
+            <w:vAlign w:val="center"/>
+          </w:tcPr>
+          <w:p>
+            <w:pPr>
+              <w:spacing w:after="40"/>
+              <w:jc w:val="center"/>
+            </w:pPr>
+            <w:r>
+              <w:rPr>
+                <w:sz w:val="14"/>
+              </w:rPr>
+              <w:t>`rekap.spec.ts`</w:t>
             </w:r>
           </w:p>
         </w:tc>
@@ -2394,7 +3073,7 @@
       <w:tr>
         <w:tc>
           <w:tcPr>
-            <w:tcW w:type="dxa" w:w="1752"/>
+            <w:tcW w:type="dxa" w:w="1502"/>
             <w:vAlign w:val="center"/>
           </w:tcPr>
           <w:p>
@@ -2412,7 +3091,7 @@
         </w:tc>
         <w:tc>
           <w:tcPr>
-            <w:tcW w:type="dxa" w:w="1752"/>
+            <w:tcW w:type="dxa" w:w="1502"/>
             <w:vAlign w:val="center"/>
           </w:tcPr>
           <w:p>
@@ -2430,7 +3109,7 @@
         </w:tc>
         <w:tc>
           <w:tcPr>
-            <w:tcW w:type="dxa" w:w="1752"/>
+            <w:tcW w:type="dxa" w:w="1502"/>
             <w:vAlign w:val="center"/>
           </w:tcPr>
           <w:p>
@@ -2448,7 +3127,7 @@
         </w:tc>
         <w:tc>
           <w:tcPr>
-            <w:tcW w:type="dxa" w:w="1752"/>
+            <w:tcW w:type="dxa" w:w="1502"/>
             <w:vAlign w:val="center"/>
           </w:tcPr>
           <w:p>
@@ -2466,7 +3145,7 @@
         </w:tc>
         <w:tc>
           <w:tcPr>
-            <w:tcW w:type="dxa" w:w="1752"/>
+            <w:tcW w:type="dxa" w:w="1502"/>
             <w:vAlign w:val="center"/>
           </w:tcPr>
           <w:p>
@@ -2484,7 +3163,7 @@
         </w:tc>
         <w:tc>
           <w:tcPr>
-            <w:tcW w:type="dxa" w:w="1752"/>
+            <w:tcW w:type="dxa" w:w="1502"/>
             <w:vAlign w:val="center"/>
           </w:tcPr>
           <w:p>
@@ -2497,6 +3176,24 @@
                 <w:sz w:val="14"/>
               </w:rPr>
               <w:t>View/Search 5</w:t>
+            </w:r>
+          </w:p>
+        </w:tc>
+        <w:tc>
+          <w:tcPr>
+            <w:tcW w:type="dxa" w:w="1502"/>
+            <w:vAlign w:val="center"/>
+          </w:tcPr>
+          <w:p>
+            <w:pPr>
+              <w:spacing w:after="40"/>
+              <w:jc w:val="center"/>
+            </w:pPr>
+            <w:r>
+              <w:rPr>
+                <w:sz w:val="14"/>
+              </w:rPr>
+              <w:t>`rekonsiliasi.spec.ts`</w:t>
             </w:r>
           </w:p>
         </w:tc>
@@ -2504,7 +3201,7 @@
       <w:tr>
         <w:tc>
           <w:tcPr>
-            <w:tcW w:type="dxa" w:w="1752"/>
+            <w:tcW w:type="dxa" w:w="1502"/>
             <w:vAlign w:val="center"/>
           </w:tcPr>
           <w:p>
@@ -2522,7 +3219,7 @@
         </w:tc>
         <w:tc>
           <w:tcPr>
-            <w:tcW w:type="dxa" w:w="1752"/>
+            <w:tcW w:type="dxa" w:w="1502"/>
             <w:vAlign w:val="center"/>
           </w:tcPr>
           <w:p>
@@ -2534,13 +3231,13 @@
               <w:rPr>
                 <w:sz w:val="14"/>
               </w:rPr>
-              <w:t>Invoice</w:t>
-            </w:r>
-          </w:p>
-        </w:tc>
-        <w:tc>
-          <w:tcPr>
-            <w:tcW w:type="dxa" w:w="1752"/>
+              <w:t>Rekonsiliasi</w:t>
+            </w:r>
+          </w:p>
+        </w:tc>
+        <w:tc>
+          <w:tcPr>
+            <w:tcW w:type="dxa" w:w="1502"/>
             <w:vAlign w:val="center"/>
           </w:tcPr>
           <w:p>
@@ -2552,13 +3249,13 @@
               <w:rPr>
                 <w:sz w:val="14"/>
               </w:rPr>
-              <w:t>Invoice</w:t>
-            </w:r>
-          </w:p>
-        </w:tc>
-        <w:tc>
-          <w:tcPr>
-            <w:tcW w:type="dxa" w:w="1752"/>
+              <w:t>Kudo</w:t>
+            </w:r>
+          </w:p>
+        </w:tc>
+        <w:tc>
+          <w:tcPr>
+            <w:tcW w:type="dxa" w:w="1502"/>
             <w:vAlign w:val="center"/>
           </w:tcPr>
           <w:p>
@@ -2570,13 +3267,13 @@
               <w:rPr>
                 <w:sz w:val="14"/>
               </w:rPr>
-              <w:t>`/invoice_internal`</w:t>
-            </w:r>
-          </w:p>
-        </w:tc>
-        <w:tc>
-          <w:tcPr>
-            <w:tcW w:type="dxa" w:w="1752"/>
+              <w:t>`/rekonsiliasi_kudo_internal`</w:t>
+            </w:r>
+          </w:p>
+        </w:tc>
+        <w:tc>
+          <w:tcPr>
+            <w:tcW w:type="dxa" w:w="1502"/>
             <w:vAlign w:val="center"/>
           </w:tcPr>
           <w:p>
@@ -2588,13 +3285,13 @@
               <w:rPr>
                 <w:sz w:val="14"/>
               </w:rPr>
-              <w:t>Invoice</w:t>
-            </w:r>
-          </w:p>
-        </w:tc>
-        <w:tc>
-          <w:tcPr>
-            <w:tcW w:type="dxa" w:w="1752"/>
+              <w:t>Rekonsiliasi Kudo</w:t>
+            </w:r>
+          </w:p>
+        </w:tc>
+        <w:tc>
+          <w:tcPr>
+            <w:tcW w:type="dxa" w:w="1502"/>
             <w:vAlign w:val="center"/>
           </w:tcPr>
           <w:p>
@@ -2606,7 +3303,25 @@
               <w:rPr>
                 <w:sz w:val="14"/>
               </w:rPr>
-              <w:t>Generate/Lunas/Print 5</w:t>
+              <w:t>View</w:t>
+            </w:r>
+          </w:p>
+        </w:tc>
+        <w:tc>
+          <w:tcPr>
+            <w:tcW w:type="dxa" w:w="1502"/>
+            <w:vAlign w:val="center"/>
+          </w:tcPr>
+          <w:p>
+            <w:pPr>
+              <w:spacing w:after="40"/>
+              <w:jc w:val="center"/>
+            </w:pPr>
+            <w:r>
+              <w:rPr>
+                <w:sz w:val="14"/>
+              </w:rPr>
+              <w:t>`rekonsiliasi.spec.ts`</w:t>
             </w:r>
           </w:p>
         </w:tc>
@@ -2614,7 +3329,7 @@
       <w:tr>
         <w:tc>
           <w:tcPr>
-            <w:tcW w:type="dxa" w:w="1752"/>
+            <w:tcW w:type="dxa" w:w="1502"/>
             <w:vAlign w:val="center"/>
           </w:tcPr>
           <w:p>
@@ -2632,7 +3347,7 @@
         </w:tc>
         <w:tc>
           <w:tcPr>
-            <w:tcW w:type="dxa" w:w="1752"/>
+            <w:tcW w:type="dxa" w:w="1502"/>
             <w:vAlign w:val="center"/>
           </w:tcPr>
           <w:p>
@@ -2644,13 +3359,397 @@
               <w:rPr>
                 <w:sz w:val="14"/>
               </w:rPr>
+              <w:t>Rekonsiliasi</w:t>
+            </w:r>
+          </w:p>
+        </w:tc>
+        <w:tc>
+          <w:tcPr>
+            <w:tcW w:type="dxa" w:w="1502"/>
+            <w:vAlign w:val="center"/>
+          </w:tcPr>
+          <w:p>
+            <w:pPr>
+              <w:spacing w:after="40"/>
+              <w:jc w:val="center"/>
+            </w:pPr>
+            <w:r>
+              <w:rPr>
+                <w:sz w:val="14"/>
+              </w:rPr>
+              <w:t>E2Pay</w:t>
+            </w:r>
+          </w:p>
+        </w:tc>
+        <w:tc>
+          <w:tcPr>
+            <w:tcW w:type="dxa" w:w="1502"/>
+            <w:vAlign w:val="center"/>
+          </w:tcPr>
+          <w:p>
+            <w:pPr>
+              <w:spacing w:after="40"/>
+              <w:jc w:val="center"/>
+            </w:pPr>
+            <w:r>
+              <w:rPr>
+                <w:sz w:val="14"/>
+              </w:rPr>
+              <w:t>`/rekonsiliasi_e2pay_internal`</w:t>
+            </w:r>
+          </w:p>
+        </w:tc>
+        <w:tc>
+          <w:tcPr>
+            <w:tcW w:type="dxa" w:w="1502"/>
+            <w:vAlign w:val="center"/>
+          </w:tcPr>
+          <w:p>
+            <w:pPr>
+              <w:spacing w:after="40"/>
+              <w:jc w:val="center"/>
+            </w:pPr>
+            <w:r>
+              <w:rPr>
+                <w:sz w:val="14"/>
+              </w:rPr>
+              <w:t>Rekonsiliasi E2Pay</w:t>
+            </w:r>
+          </w:p>
+        </w:tc>
+        <w:tc>
+          <w:tcPr>
+            <w:tcW w:type="dxa" w:w="1502"/>
+            <w:vAlign w:val="center"/>
+          </w:tcPr>
+          <w:p>
+            <w:pPr>
+              <w:spacing w:after="40"/>
+              <w:jc w:val="center"/>
+            </w:pPr>
+            <w:r>
+              <w:rPr>
+                <w:sz w:val="14"/>
+              </w:rPr>
+              <w:t>View</w:t>
+            </w:r>
+          </w:p>
+        </w:tc>
+        <w:tc>
+          <w:tcPr>
+            <w:tcW w:type="dxa" w:w="1502"/>
+            <w:vAlign w:val="center"/>
+          </w:tcPr>
+          <w:p>
+            <w:pPr>
+              <w:spacing w:after="40"/>
+              <w:jc w:val="center"/>
+            </w:pPr>
+            <w:r>
+              <w:rPr>
+                <w:sz w:val="14"/>
+              </w:rPr>
+              <w:t>`rekonsiliasi.spec.ts`</w:t>
+            </w:r>
+          </w:p>
+        </w:tc>
+      </w:tr>
+      <w:tr>
+        <w:tc>
+          <w:tcPr>
+            <w:tcW w:type="dxa" w:w="1502"/>
+            <w:vAlign w:val="center"/>
+          </w:tcPr>
+          <w:p>
+            <w:pPr>
+              <w:spacing w:after="40"/>
+              <w:jc w:val="center"/>
+            </w:pPr>
+            <w:r>
+              <w:rPr>
+                <w:sz w:val="14"/>
+              </w:rPr>
+              <w:t>14</w:t>
+            </w:r>
+          </w:p>
+        </w:tc>
+        <w:tc>
+          <w:tcPr>
+            <w:tcW w:type="dxa" w:w="1502"/>
+            <w:vAlign w:val="center"/>
+          </w:tcPr>
+          <w:p>
+            <w:pPr>
+              <w:spacing w:after="40"/>
+              <w:jc w:val="center"/>
+            </w:pPr>
+            <w:r>
+              <w:rPr>
+                <w:sz w:val="14"/>
+              </w:rPr>
+              <w:t>Rekonsiliasi</w:t>
+            </w:r>
+          </w:p>
+        </w:tc>
+        <w:tc>
+          <w:tcPr>
+            <w:tcW w:type="dxa" w:w="1502"/>
+            <w:vAlign w:val="center"/>
+          </w:tcPr>
+          <w:p>
+            <w:pPr>
+              <w:spacing w:after="40"/>
+              <w:jc w:val="center"/>
+            </w:pPr>
+            <w:r>
+              <w:rPr>
+                <w:sz w:val="14"/>
+              </w:rPr>
+              <w:t>AyoConnect</w:t>
+            </w:r>
+          </w:p>
+        </w:tc>
+        <w:tc>
+          <w:tcPr>
+            <w:tcW w:type="dxa" w:w="1502"/>
+            <w:vAlign w:val="center"/>
+          </w:tcPr>
+          <w:p>
+            <w:pPr>
+              <w:spacing w:after="40"/>
+              <w:jc w:val="center"/>
+            </w:pPr>
+            <w:r>
+              <w:rPr>
+                <w:sz w:val="14"/>
+              </w:rPr>
+              <w:t>`/rekonsiliasi_ayoconnect_internal`</w:t>
+            </w:r>
+          </w:p>
+        </w:tc>
+        <w:tc>
+          <w:tcPr>
+            <w:tcW w:type="dxa" w:w="1502"/>
+            <w:vAlign w:val="center"/>
+          </w:tcPr>
+          <w:p>
+            <w:pPr>
+              <w:spacing w:after="40"/>
+              <w:jc w:val="center"/>
+            </w:pPr>
+            <w:r>
+              <w:rPr>
+                <w:sz w:val="14"/>
+              </w:rPr>
+              <w:t>Rekonsiliasi AyoConnect</w:t>
+            </w:r>
+          </w:p>
+        </w:tc>
+        <w:tc>
+          <w:tcPr>
+            <w:tcW w:type="dxa" w:w="1502"/>
+            <w:vAlign w:val="center"/>
+          </w:tcPr>
+          <w:p>
+            <w:pPr>
+              <w:spacing w:after="40"/>
+              <w:jc w:val="center"/>
+            </w:pPr>
+            <w:r>
+              <w:rPr>
+                <w:sz w:val="14"/>
+              </w:rPr>
+              <w:t>View</w:t>
+            </w:r>
+          </w:p>
+        </w:tc>
+        <w:tc>
+          <w:tcPr>
+            <w:tcW w:type="dxa" w:w="1502"/>
+            <w:vAlign w:val="center"/>
+          </w:tcPr>
+          <w:p>
+            <w:pPr>
+              <w:spacing w:after="40"/>
+              <w:jc w:val="center"/>
+            </w:pPr>
+            <w:r>
+              <w:rPr>
+                <w:sz w:val="14"/>
+              </w:rPr>
+              <w:t>`rekonsiliasi.spec.ts`</w:t>
+            </w:r>
+          </w:p>
+        </w:tc>
+      </w:tr>
+      <w:tr>
+        <w:tc>
+          <w:tcPr>
+            <w:tcW w:type="dxa" w:w="1502"/>
+            <w:vAlign w:val="center"/>
+          </w:tcPr>
+          <w:p>
+            <w:pPr>
+              <w:spacing w:after="40"/>
+              <w:jc w:val="center"/>
+            </w:pPr>
+            <w:r>
+              <w:rPr>
+                <w:sz w:val="14"/>
+              </w:rPr>
+              <w:t>15</w:t>
+            </w:r>
+          </w:p>
+        </w:tc>
+        <w:tc>
+          <w:tcPr>
+            <w:tcW w:type="dxa" w:w="1502"/>
+            <w:vAlign w:val="center"/>
+          </w:tcPr>
+          <w:p>
+            <w:pPr>
+              <w:spacing w:after="40"/>
+              <w:jc w:val="center"/>
+            </w:pPr>
+            <w:r>
+              <w:rPr>
+                <w:sz w:val="14"/>
+              </w:rPr>
+              <w:t>Invoice</w:t>
+            </w:r>
+          </w:p>
+        </w:tc>
+        <w:tc>
+          <w:tcPr>
+            <w:tcW w:type="dxa" w:w="1502"/>
+            <w:vAlign w:val="center"/>
+          </w:tcPr>
+          <w:p>
+            <w:pPr>
+              <w:spacing w:after="40"/>
+              <w:jc w:val="center"/>
+            </w:pPr>
+            <w:r>
+              <w:rPr>
+                <w:sz w:val="14"/>
+              </w:rPr>
+              <w:t>Invoice</w:t>
+            </w:r>
+          </w:p>
+        </w:tc>
+        <w:tc>
+          <w:tcPr>
+            <w:tcW w:type="dxa" w:w="1502"/>
+            <w:vAlign w:val="center"/>
+          </w:tcPr>
+          <w:p>
+            <w:pPr>
+              <w:spacing w:after="40"/>
+              <w:jc w:val="center"/>
+            </w:pPr>
+            <w:r>
+              <w:rPr>
+                <w:sz w:val="14"/>
+              </w:rPr>
+              <w:t>`/invoice_internal`</w:t>
+            </w:r>
+          </w:p>
+        </w:tc>
+        <w:tc>
+          <w:tcPr>
+            <w:tcW w:type="dxa" w:w="1502"/>
+            <w:vAlign w:val="center"/>
+          </w:tcPr>
+          <w:p>
+            <w:pPr>
+              <w:spacing w:after="40"/>
+              <w:jc w:val="center"/>
+            </w:pPr>
+            <w:r>
+              <w:rPr>
+                <w:sz w:val="14"/>
+              </w:rPr>
+              <w:t>Invoice</w:t>
+            </w:r>
+          </w:p>
+        </w:tc>
+        <w:tc>
+          <w:tcPr>
+            <w:tcW w:type="dxa" w:w="1502"/>
+            <w:vAlign w:val="center"/>
+          </w:tcPr>
+          <w:p>
+            <w:pPr>
+              <w:spacing w:after="40"/>
+              <w:jc w:val="center"/>
+            </w:pPr>
+            <w:r>
+              <w:rPr>
+                <w:sz w:val="14"/>
+              </w:rPr>
+              <w:t>Generate/Lunas/Print 5</w:t>
+            </w:r>
+          </w:p>
+        </w:tc>
+        <w:tc>
+          <w:tcPr>
+            <w:tcW w:type="dxa" w:w="1502"/>
+            <w:vAlign w:val="center"/>
+          </w:tcPr>
+          <w:p>
+            <w:pPr>
+              <w:spacing w:after="40"/>
+              <w:jc w:val="center"/>
+            </w:pPr>
+            <w:r>
+              <w:rPr>
+                <w:sz w:val="14"/>
+              </w:rPr>
+              <w:t>`invoice.spec.ts`</w:t>
+            </w:r>
+          </w:p>
+        </w:tc>
+      </w:tr>
+      <w:tr>
+        <w:tc>
+          <w:tcPr>
+            <w:tcW w:type="dxa" w:w="1502"/>
+            <w:vAlign w:val="center"/>
+          </w:tcPr>
+          <w:p>
+            <w:pPr>
+              <w:spacing w:after="40"/>
+              <w:jc w:val="center"/>
+            </w:pPr>
+            <w:r>
+              <w:rPr>
+                <w:sz w:val="14"/>
+              </w:rPr>
+              <w:t>16</w:t>
+            </w:r>
+          </w:p>
+        </w:tc>
+        <w:tc>
+          <w:tcPr>
+            <w:tcW w:type="dxa" w:w="1502"/>
+            <w:vAlign w:val="center"/>
+          </w:tcPr>
+          <w:p>
+            <w:pPr>
+              <w:spacing w:after="40"/>
+              <w:jc w:val="center"/>
+            </w:pPr>
+            <w:r>
+              <w:rPr>
+                <w:sz w:val="14"/>
+              </w:rPr>
               <w:t>Sub-menu Mitra</w:t>
             </w:r>
           </w:p>
         </w:tc>
         <w:tc>
           <w:tcPr>
-            <w:tcW w:type="dxa" w:w="1752"/>
+            <w:tcW w:type="dxa" w:w="1502"/>
             <w:vAlign w:val="center"/>
           </w:tcPr>
           <w:p>
@@ -2662,13 +3761,13 @@
               <w:rPr>
                 <w:sz w:val="14"/>
               </w:rPr>
-              <w:t>Top Up, Riwayat, Product Pricing, Credential</w:t>
-            </w:r>
-          </w:p>
-        </w:tc>
-        <w:tc>
-          <w:tcPr>
-            <w:tcW w:type="dxa" w:w="1752"/>
+              <w:t>Top Up</w:t>
+            </w:r>
+          </w:p>
+        </w:tc>
+        <w:tc>
+          <w:tcPr>
+            <w:tcW w:type="dxa" w:w="1502"/>
             <w:vAlign w:val="center"/>
           </w:tcPr>
           <w:p>
@@ -2680,13 +3779,13 @@
               <w:rPr>
                 <w:sz w:val="14"/>
               </w:rPr>
-              <w:t>`/mitra_internal/product-pricing/&lt;id&gt;` etc.</w:t>
-            </w:r>
-          </w:p>
-        </w:tc>
-        <w:tc>
-          <w:tcPr>
-            <w:tcW w:type="dxa" w:w="1752"/>
+              <w:t>`/mitra_internal/topup/&lt;id&gt;`</w:t>
+            </w:r>
+          </w:p>
+        </w:tc>
+        <w:tc>
+          <w:tcPr>
+            <w:tcW w:type="dxa" w:w="1502"/>
             <w:vAlign w:val="center"/>
           </w:tcPr>
           <w:p>
@@ -2698,13 +3797,13 @@
               <w:rPr>
                 <w:sz w:val="14"/>
               </w:rPr>
-              <w:t>—</w:t>
-            </w:r>
-          </w:p>
-        </w:tc>
-        <w:tc>
-          <w:tcPr>
-            <w:tcW w:type="dxa" w:w="1752"/>
+              <w:t>Top Up</w:t>
+            </w:r>
+          </w:p>
+        </w:tc>
+        <w:tc>
+          <w:tcPr>
+            <w:tcW w:type="dxa" w:w="1502"/>
             <w:vAlign w:val="center"/>
           </w:tcPr>
           <w:p>
@@ -2716,7 +3815,153 @@
               <w:rPr>
                 <w:sz w:val="14"/>
               </w:rPr>
-              <w:t>9</w:t>
+              <w:t>9 tests</w:t>
+            </w:r>
+          </w:p>
+        </w:tc>
+        <w:tc>
+          <w:tcPr>
+            <w:tcW w:type="dxa" w:w="1502"/>
+            <w:vAlign w:val="center"/>
+          </w:tcPr>
+          <w:p>
+            <w:pPr>
+              <w:spacing w:after="40"/>
+              <w:jc w:val="center"/>
+            </w:pPr>
+            <w:r>
+              <w:rPr>
+                <w:sz w:val="14"/>
+              </w:rPr>
+              <w:t>`mitra-submenu.spec.ts`</w:t>
+            </w:r>
+          </w:p>
+        </w:tc>
+      </w:tr>
+      <w:tr>
+        <w:tc>
+          <w:tcPr>
+            <w:tcW w:type="dxa" w:w="1502"/>
+            <w:vAlign w:val="center"/>
+          </w:tcPr>
+          <w:p>
+            <w:pPr>
+              <w:spacing w:after="40"/>
+              <w:jc w:val="center"/>
+            </w:pPr>
+            <w:r>
+              <w:rPr>
+                <w:sz w:val="14"/>
+              </w:rPr>
+              <w:t>17</w:t>
+            </w:r>
+          </w:p>
+        </w:tc>
+        <w:tc>
+          <w:tcPr>
+            <w:tcW w:type="dxa" w:w="1502"/>
+            <w:vAlign w:val="center"/>
+          </w:tcPr>
+          <w:p>
+            <w:pPr>
+              <w:spacing w:after="40"/>
+              <w:jc w:val="center"/>
+            </w:pPr>
+            <w:r>
+              <w:rPr>
+                <w:sz w:val="14"/>
+              </w:rPr>
+              <w:t>Sub-menu Mitra</w:t>
+            </w:r>
+          </w:p>
+        </w:tc>
+        <w:tc>
+          <w:tcPr>
+            <w:tcW w:type="dxa" w:w="1502"/>
+            <w:vAlign w:val="center"/>
+          </w:tcPr>
+          <w:p>
+            <w:pPr>
+              <w:spacing w:after="40"/>
+              <w:jc w:val="center"/>
+            </w:pPr>
+            <w:r>
+              <w:rPr>
+                <w:sz w:val="14"/>
+              </w:rPr>
+              <w:t>Product Pricing</w:t>
+            </w:r>
+          </w:p>
+        </w:tc>
+        <w:tc>
+          <w:tcPr>
+            <w:tcW w:type="dxa" w:w="1502"/>
+            <w:vAlign w:val="center"/>
+          </w:tcPr>
+          <w:p>
+            <w:pPr>
+              <w:spacing w:after="40"/>
+              <w:jc w:val="center"/>
+            </w:pPr>
+            <w:r>
+              <w:rPr>
+                <w:sz w:val="14"/>
+              </w:rPr>
+              <w:t>`/mitra_internal/product-pricing/&lt;id&gt;`</w:t>
+            </w:r>
+          </w:p>
+        </w:tc>
+        <w:tc>
+          <w:tcPr>
+            <w:tcW w:type="dxa" w:w="1502"/>
+            <w:vAlign w:val="center"/>
+          </w:tcPr>
+          <w:p>
+            <w:pPr>
+              <w:spacing w:after="40"/>
+              <w:jc w:val="center"/>
+            </w:pPr>
+            <w:r>
+              <w:rPr>
+                <w:sz w:val="14"/>
+              </w:rPr>
+              <w:t>Product Pricing</w:t>
+            </w:r>
+          </w:p>
+        </w:tc>
+        <w:tc>
+          <w:tcPr>
+            <w:tcW w:type="dxa" w:w="1502"/>
+            <w:vAlign w:val="center"/>
+          </w:tcPr>
+          <w:p>
+            <w:pPr>
+              <w:spacing w:after="40"/>
+              <w:jc w:val="center"/>
+            </w:pPr>
+            <w:r>
+              <w:rPr>
+                <w:sz w:val="14"/>
+              </w:rPr>
+              <w:t>Generate/Price</w:t>
+            </w:r>
+          </w:p>
+        </w:tc>
+        <w:tc>
+          <w:tcPr>
+            <w:tcW w:type="dxa" w:w="1502"/>
+            <w:vAlign w:val="center"/>
+          </w:tcPr>
+          <w:p>
+            <w:pPr>
+              <w:spacing w:after="40"/>
+              <w:jc w:val="center"/>
+            </w:pPr>
+            <w:r>
+              <w:rPr>
+                <w:sz w:val="14"/>
+              </w:rPr>
+              <w:t>`mitra-submenu.spec.ts`</w:t>
             </w:r>
           </w:p>
         </w:tc>
@@ -2726,17 +3971,6 @@
       <w:pPr>
         <w:spacing w:after="80"/>
       </w:pPr>
-    </w:p>
-    <w:p>
-      <w:pPr>
-        <w:spacing w:after="80"/>
-      </w:pPr>
-      <w:r>
-        <w:rPr>
-          <w:sz w:val="18"/>
-        </w:rPr>
-        <w:t>*Kolom Expected/Actual kosong — isi manual saat retest.*</w:t>
-      </w:r>
     </w:p>
     <w:p>
       <w:pPr>
@@ -2769,7 +4003,7 @@
           <w:b/>
           <w:sz w:val="20"/>
         </w:rPr>
-        <w:t>5.1 Master CRUD</w:t>
+        <w:t>5.1 Master CRUD (Bank, Billing Provider, Kategori, Menu, Role, Product)</w:t>
       </w:r>
     </w:p>
     <w:p>
@@ -2785,19 +4019,21 @@
         </w:rPr>
         <w:t>flowchart TD</w:t>
         <w:br/>
-        <w:t xml:space="preserve">    A[Master List] --&gt; B[Search: hasRow?]</w:t>
+        <w:t xml:space="preserve">    A[Master List] --&gt; B[Search: hasRow(code)?]</w:t>
         <w:br/>
         <w:t xml:space="preserve">    B --&gt;|Tidak ada| C[openAdd → fill code/name → save]</w:t>
         <w:br/>
         <w:t xml:space="preserve">    B --&gt;|Ada| D[hasRow true]</w:t>
         <w:br/>
-        <w:t xml:space="preserve">    C --&gt; E[hasRow true → row contain]</w:t>
+        <w:t xml:space="preserve">    C --&gt; E[hasRow true → row contain code]</w:t>
         <w:br/>
-        <w:t xml:space="preserve">    E --&gt; F[Open menu Ubah → fill !@# → Simpan disabled? → revert → save]</w:t>
+        <w:t xml:space="preserve">    E --&gt; F[Open menu Ubah → fill name !@# → cek Simpan disabled? → revert → fill QA EDIT → save]</w:t>
         <w:br/>
-        <w:t xml:space="preserve">    F --&gt; G[Open menu Hapus → Lanjutkan → hasRow false → cleanup]</w:t>
+        <w:t xml:space="preserve">    F --&gt; G[Search kode duplikat → fill code existing → save → expect toast Kode sudah digunakan]</w:t>
         <w:br/>
-        <w:t xml:space="preserve">    G --&gt; H[Search ZZZ_NOT_EXIST_999 → 0 rows]</w:t>
+        <w:t xml:space="preserve">    G --&gt; H[Open menu Hapus → Lanjutkan → hasRow false → cleanup]</w:t>
+        <w:br/>
+        <w:t xml:space="preserve">    H --&gt; I[Search ZZZ_NOT_EXIST_999 → 0 rows Tidak ada data]</w:t>
       </w:r>
     </w:p>
     <w:p>
@@ -2810,7 +4046,7 @@
           <w:b/>
           <w:sz w:val="20"/>
         </w:rPr>
-        <w:t>5.2 Mitra Top Up</w:t>
+        <w:t>5.2 Mitra (tanpa Hapus)</w:t>
       </w:r>
     </w:p>
     <w:p>
@@ -2826,11 +4062,17 @@
         </w:rPr>
         <w:t>flowchart TD</w:t>
         <w:br/>
-        <w:t xml:space="preserve">    A[Mitra List] --&gt; B[Open Top Up]</w:t>
+        <w:t xml:space="preserve">    A[Mitra List] --&gt; B[Search QAMITRA]</w:t>
         <w:br/>
-        <w:t xml:space="preserve">    B --&gt; C[Validasi Simpan disabled]</w:t>
+        <w:t xml:space="preserve">    B --&gt;|Tidak ada| C[Add Mitra → fill code/name/email/phone → save]</w:t>
         <w:br/>
-        <w:t xml:space="preserve">    C --&gt; D[Fill Rp 50.000 → save → row Top Up tampil]</w:t>
+        <w:t xml:space="preserve">    C --&gt; D[hasRow true]</w:t>
+        <w:br/>
+        <w:t xml:space="preserve">    D --&gt; E[Ubah → fill name QA EDIT → save]</w:t>
+        <w:br/>
+        <w:t xml:space="preserve">    E --&gt; F[Nonaktifkan → Aktifkan → Status Tidak Aktif/Aktif]</w:t>
+        <w:br/>
+        <w:t xml:space="preserve">    F --&gt; G[Duplikat kode → Kode sudah digunakan]</w:t>
       </w:r>
     </w:p>
     <w:p>
@@ -2843,7 +4085,7 @@
           <w:b/>
           <w:sz w:val="20"/>
         </w:rPr>
-        <w:t>5.3 Monitoring</w:t>
+        <w:t>5.3 Mitra Sub-menu Top Up</w:t>
       </w:r>
     </w:p>
     <w:p>
@@ -2859,11 +4101,44 @@
         </w:rPr>
         <w:t>flowchart TD</w:t>
         <w:br/>
-        <w:t xml:space="preserve">    A[Monitoring] --&gt; B[Search BCA]</w:t>
+        <w:t xml:space="preserve">    A[Mitra List → Open Top Up] --&gt; B[Validasi Simpan disabled]</w:t>
         <w:br/>
-        <w:t xml:space="preserve">    B --&gt; C[Filter status Success]</w:t>
+        <w:t xml:space="preserve">    B --&gt; C[Fill Rp 50.000 → save → row Top Up tampil]</w:t>
         <w:br/>
-        <w:t xml:space="preserve">    C --&gt; D[Export XLSX → export_data/]</w:t>
+        <w:t xml:space="preserve">    C --&gt; D[Search acak → Tidak ada data]</w:t>
+      </w:r>
+    </w:p>
+    <w:p>
+      <w:pPr>
+        <w:pStyle w:val="Heading3"/>
+        <w:spacing w:after="120"/>
+      </w:pPr>
+      <w:r>
+        <w:rPr>
+          <w:b/>
+          <w:sz w:val="20"/>
+        </w:rPr>
+        <w:t>5.4 Monitoring</w:t>
+      </w:r>
+    </w:p>
+    <w:p>
+      <w:pPr>
+        <w:shd w:fill="F2F2F2" w:val="clear"/>
+        <w:spacing w:after="120"/>
+      </w:pPr>
+      <w:r>
+        <w:rPr>
+          <w:rFonts w:ascii="Consolas" w:hAnsi="Consolas"/>
+          <w:color w:val="333333"/>
+          <w:sz w:val="14"/>
+        </w:rPr>
+        <w:t>flowchart TD</w:t>
+        <w:br/>
+        <w:t xml:space="preserve">    A[Monitoring] --&gt; B[Search BCA → rows filtered]</w:t>
+        <w:br/>
+        <w:t xml:space="preserve">    B --&gt; C[Filter status Success → semua rows SUCCESS]</w:t>
+        <w:br/>
+        <w:t xml:space="preserve">    C --&gt; D[Export Tahun Ini → XLSX terdownload export_data/]</w:t>
       </w:r>
     </w:p>
     <w:p>
@@ -2884,7 +4159,7 @@
           <w:color w:val="2E75B5"/>
           <w:sz w:val="24"/>
         </w:rPr>
-        <w:t>6. Panduan per Menu</w:t>
+        <w:t>6. Detail Fitur per Menu</w:t>
       </w:r>
     </w:p>
     <w:p>
@@ -2908,7 +4183,7 @@
         <w:rPr>
           <w:sz w:val="18"/>
         </w:rPr>
-        <w:t>**Route:** `/dashboard_internal` `DashboardPage`</w:t>
+        <w:t>**Route:** `/dashboard_internal` `DashboardPage` `BaPage`</w:t>
       </w:r>
     </w:p>
     <w:p>
@@ -2919,7 +4194,7 @@
         <w:rPr>
           <w:sz w:val="18"/>
         </w:rPr>
-        <w:t>**View:** `Total Mitra 3, Biller 7, Product 71`, `Ringkasan Hari Ini`, `Distribusi Status/Produk`, `Top 5 Mitra/Product/Biller`</w:t>
+        <w:t>**Fungsi:** Menampilkan `Total Mitra 3, Biller 7, Product 71`, `Ringkasan Hari Ini` `Transaksi Berhasil`, `Distribusi Status/Produk`, `Top 5 Mitra/Product/Biller`</w:t>
       </w:r>
     </w:p>
     <w:p>
@@ -2930,18 +4205,7 @@
         <w:rPr>
           <w:sz w:val="18"/>
         </w:rPr>
-        <w:t>**Toggle:** `Total Transaksi` `shadow-sm/text-warning` `BaPage`</w:t>
-      </w:r>
-    </w:p>
-    <w:p>
-      <w:pPr>
-        <w:pStyle w:val="ListBullet"/>
-      </w:pPr>
-      <w:r>
-        <w:rPr>
-          <w:sz w:val="18"/>
-        </w:rPr>
-        <w:t>**Periode:** Dropdown `Harian → Bulanan → Harian`</w:t>
+        <w:t>**Input Testcase:**</w:t>
       </w:r>
     </w:p>
     <w:tbl>
@@ -2953,16 +4217,14 @@
         <w:tblLook w:firstColumn="1" w:firstRow="1" w:lastColumn="0" w:lastRow="0" w:noHBand="0" w:noVBand="1" w:val="04A0"/>
       </w:tblPr>
       <w:tblGrid>
-        <w:gridCol w:w="2102"/>
-        <w:gridCol w:w="2102"/>
-        <w:gridCol w:w="2102"/>
-        <w:gridCol w:w="2102"/>
-        <w:gridCol w:w="2102"/>
+        <w:gridCol w:w="3504"/>
+        <w:gridCol w:w="3504"/>
+        <w:gridCol w:w="3504"/>
       </w:tblGrid>
       <w:tr>
         <w:tc>
           <w:tcPr>
-            <w:tcW w:type="dxa" w:w="2102"/>
+            <w:tcW w:type="dxa" w:w="3504"/>
             <w:shd w:fill="2E75B5" w:val="clear"/>
             <w:vAlign w:val="center"/>
           </w:tcPr>
@@ -2977,13 +4239,13 @@
                 <w:color w:val="FFFFFF"/>
                 <w:sz w:val="16"/>
               </w:rPr>
-              <w:t>Test</w:t>
-            </w:r>
-          </w:p>
-        </w:tc>
-        <w:tc>
-          <w:tcPr>
-            <w:tcW w:type="dxa" w:w="2102"/>
+              <w:t>Field</w:t>
+            </w:r>
+          </w:p>
+        </w:tc>
+        <w:tc>
+          <w:tcPr>
+            <w:tcW w:type="dxa" w:w="3504"/>
             <w:shd w:fill="2E75B5" w:val="clear"/>
             <w:vAlign w:val="center"/>
           </w:tcPr>
@@ -2998,13 +4260,13 @@
                 <w:color w:val="FFFFFF"/>
                 <w:sz w:val="16"/>
               </w:rPr>
-              <w:t>Langkah</w:t>
-            </w:r>
-          </w:p>
-        </w:tc>
-        <w:tc>
-          <w:tcPr>
-            <w:tcW w:type="dxa" w:w="2102"/>
+              <w:t>Input</w:t>
+            </w:r>
+          </w:p>
+        </w:tc>
+        <w:tc>
+          <w:tcPr>
+            <w:tcW w:type="dxa" w:w="3504"/>
             <w:shd w:fill="2E75B5" w:val="clear"/>
             <w:vAlign w:val="center"/>
           </w:tcPr>
@@ -3023,9 +4285,332 @@
             </w:r>
           </w:p>
         </w:tc>
-        <w:tc>
-          <w:tcPr>
-            <w:tcW w:type="dxa" w:w="2102"/>
+      </w:tr>
+      <w:tr>
+        <w:tc>
+          <w:tcPr>
+            <w:tcW w:type="dxa" w:w="3504"/>
+            <w:vAlign w:val="center"/>
+          </w:tcPr>
+          <w:p>
+            <w:pPr>
+              <w:spacing w:after="40"/>
+              <w:jc w:val="center"/>
+            </w:pPr>
+            <w:r>
+              <w:rPr>
+                <w:sz w:val="14"/>
+              </w:rPr>
+              <w:t>Toggle Total Transaksi</w:t>
+            </w:r>
+          </w:p>
+        </w:tc>
+        <w:tc>
+          <w:tcPr>
+            <w:tcW w:type="dxa" w:w="3504"/>
+            <w:vAlign w:val="center"/>
+          </w:tcPr>
+          <w:p>
+            <w:pPr>
+              <w:spacing w:after="40"/>
+              <w:jc w:val="center"/>
+            </w:pPr>
+            <w:r>
+              <w:rPr>
+                <w:sz w:val="14"/>
+              </w:rPr>
+              <w:t>Click `Total Transaksi`</w:t>
+            </w:r>
+          </w:p>
+        </w:tc>
+        <w:tc>
+          <w:tcPr>
+            <w:tcW w:type="dxa" w:w="3504"/>
+            <w:vAlign w:val="center"/>
+          </w:tcPr>
+          <w:p>
+            <w:pPr>
+              <w:spacing w:after="40"/>
+              <w:jc w:val="center"/>
+            </w:pPr>
+            <w:r>
+              <w:rPr>
+                <w:sz w:val="14"/>
+              </w:rPr>
+              <w:t>`shadow-sm` class</w:t>
+            </w:r>
+          </w:p>
+        </w:tc>
+      </w:tr>
+      <w:tr>
+        <w:tc>
+          <w:tcPr>
+            <w:tcW w:type="dxa" w:w="3504"/>
+            <w:vAlign w:val="center"/>
+          </w:tcPr>
+          <w:p>
+            <w:pPr>
+              <w:spacing w:after="40"/>
+              <w:jc w:val="center"/>
+            </w:pPr>
+            <w:r>
+              <w:rPr>
+                <w:sz w:val="14"/>
+              </w:rPr>
+              <w:t>Dropdown Periode</w:t>
+            </w:r>
+          </w:p>
+        </w:tc>
+        <w:tc>
+          <w:tcPr>
+            <w:tcW w:type="dxa" w:w="3504"/>
+            <w:vAlign w:val="center"/>
+          </w:tcPr>
+          <w:p>
+            <w:pPr>
+              <w:spacing w:after="40"/>
+              <w:jc w:val="center"/>
+            </w:pPr>
+            <w:r>
+              <w:rPr>
+                <w:sz w:val="14"/>
+              </w:rPr>
+              <w:t>Pilih `Bulanan` → `Harian`</w:t>
+            </w:r>
+          </w:p>
+        </w:tc>
+        <w:tc>
+          <w:tcPr>
+            <w:tcW w:type="dxa" w:w="3504"/>
+            <w:vAlign w:val="center"/>
+          </w:tcPr>
+          <w:p>
+            <w:pPr>
+              <w:spacing w:after="40"/>
+              <w:jc w:val="center"/>
+            </w:pPr>
+            <w:r>
+              <w:rPr>
+                <w:sz w:val="14"/>
+              </w:rPr>
+              <w:t>`Bulanan` visible → `Harian` visible</w:t>
+            </w:r>
+          </w:p>
+        </w:tc>
+      </w:tr>
+      <w:tr>
+        <w:tc>
+          <w:tcPr>
+            <w:tcW w:type="dxa" w:w="3504"/>
+            <w:vAlign w:val="center"/>
+          </w:tcPr>
+          <w:p>
+            <w:pPr>
+              <w:spacing w:after="40"/>
+              <w:jc w:val="center"/>
+            </w:pPr>
+            <w:r>
+              <w:rPr>
+                <w:sz w:val="14"/>
+              </w:rPr>
+              <w:t>Legend</w:t>
+            </w:r>
+          </w:p>
+        </w:tc>
+        <w:tc>
+          <w:tcPr>
+            <w:tcW w:type="dxa" w:w="3504"/>
+            <w:vAlign w:val="center"/>
+          </w:tcPr>
+          <w:p>
+            <w:pPr>
+              <w:spacing w:after="40"/>
+              <w:jc w:val="center"/>
+            </w:pPr>
+            <w:r>
+              <w:rPr>
+                <w:sz w:val="14"/>
+              </w:rPr>
+              <w:t>`SUCCESS/FAILED/PROCESS/EXPIRED`</w:t>
+            </w:r>
+          </w:p>
+        </w:tc>
+        <w:tc>
+          <w:tcPr>
+            <w:tcW w:type="dxa" w:w="3504"/>
+            <w:vAlign w:val="center"/>
+          </w:tcPr>
+          <w:p>
+            <w:pPr>
+              <w:spacing w:after="40"/>
+              <w:jc w:val="center"/>
+            </w:pPr>
+            <w:r>
+              <w:rPr>
+                <w:sz w:val="14"/>
+              </w:rPr>
+              <w:t>Visible</w:t>
+            </w:r>
+          </w:p>
+        </w:tc>
+      </w:tr>
+    </w:tbl>
+    <w:p>
+      <w:pPr>
+        <w:spacing w:after="80"/>
+      </w:pPr>
+    </w:p>
+    <w:p>
+      <w:pPr>
+        <w:pStyle w:val="ListBullet"/>
+      </w:pPr>
+      <w:r>
+        <w:rPr>
+          <w:sz w:val="18"/>
+        </w:rPr>
+        <w:t>**Flow:**</w:t>
+      </w:r>
+    </w:p>
+    <w:p>
+      <w:pPr>
+        <w:shd w:fill="F2F2F2" w:val="clear"/>
+        <w:spacing w:after="120"/>
+      </w:pPr>
+      <w:r>
+        <w:rPr>
+          <w:rFonts w:ascii="Consolas" w:hAnsi="Consolas"/>
+          <w:color w:val="333333"/>
+          <w:sz w:val="14"/>
+        </w:rPr>
+        <w:t>flowchart TD</w:t>
+        <w:br/>
+        <w:t xml:space="preserve">    A[Dashboard] --&gt; B[Widget Total Mitra/Biller/Product]</w:t>
+        <w:br/>
+        <w:t xml:space="preserve">    B --&gt; C[Toggle Total Transaksi]</w:t>
+        <w:br/>
+        <w:t xml:space="preserve">    C --&gt; D[Dropdown Harian → Bulanan]</w:t>
+      </w:r>
+    </w:p>
+    <w:p>
+      <w:pPr>
+        <w:pStyle w:val="Heading3"/>
+        <w:spacing w:after="120"/>
+      </w:pPr>
+      <w:r>
+        <w:rPr>
+          <w:b/>
+          <w:sz w:val="20"/>
+        </w:rPr>
+        <w:t>6.2 Bank</w:t>
+      </w:r>
+    </w:p>
+    <w:p>
+      <w:pPr>
+        <w:pStyle w:val="ListBullet"/>
+      </w:pPr>
+      <w:r>
+        <w:rPr>
+          <w:sz w:val="18"/>
+        </w:rPr>
+        <w:t>**Route:** `/bank_internal` `BaBankPage` `heading Bank`</w:t>
+      </w:r>
+    </w:p>
+    <w:p>
+      <w:pPr>
+        <w:pStyle w:val="ListBullet"/>
+      </w:pPr>
+      <w:r>
+        <w:rPr>
+          <w:sz w:val="18"/>
+        </w:rPr>
+        <w:t>**Fungsi:** Mengelola master bank untuk settlement</w:t>
+      </w:r>
+    </w:p>
+    <w:p>
+      <w:pPr>
+        <w:pStyle w:val="ListBullet"/>
+      </w:pPr>
+      <w:r>
+        <w:rPr>
+          <w:sz w:val="18"/>
+        </w:rPr>
+        <w:t>**Field:** `name:Bank Tes` `code:TES` `shortName:TES` `swiftCode:TES123` `input[name]` `Cari Bank...`</w:t>
+      </w:r>
+    </w:p>
+    <w:p>
+      <w:pPr>
+        <w:pStyle w:val="ListBullet"/>
+      </w:pPr>
+      <w:r>
+        <w:rPr>
+          <w:sz w:val="18"/>
+        </w:rPr>
+        <w:t>**Menu Row:** `Ubah | Hapus` → `Lanjutkan` `duplikat Kode sudah digunakan`</w:t>
+      </w:r>
+    </w:p>
+    <w:p>
+      <w:pPr>
+        <w:pStyle w:val="ListBullet"/>
+      </w:pPr>
+      <w:r>
+        <w:rPr>
+          <w:sz w:val="18"/>
+        </w:rPr>
+        <w:t>**Flow:**</w:t>
+      </w:r>
+    </w:p>
+    <w:p>
+      <w:pPr>
+        <w:shd w:fill="F2F2F2" w:val="clear"/>
+        <w:spacing w:after="120"/>
+      </w:pPr>
+      <w:r>
+        <w:rPr>
+          <w:rFonts w:ascii="Consolas" w:hAnsi="Consolas"/>
+          <w:color w:val="333333"/>
+          <w:sz w:val="14"/>
+        </w:rPr>
+        <w:t>flowchart TD</w:t>
+        <w:br/>
+        <w:t xml:space="preserve">    A[Bank List] --&gt; B[Search QA BANK]</w:t>
+        <w:br/>
+        <w:t xml:space="preserve">    B --&gt; C[Add Bank 4 fields]</w:t>
+        <w:br/>
+        <w:t xml:space="preserve">    C --&gt; D[Edit shortName]</w:t>
+        <w:br/>
+        <w:t xml:space="preserve">    D --&gt; E[Delete → hasRow false]</w:t>
+        <w:br/>
+        <w:t xml:space="preserve">    E --&gt; F[Duplikat code TES → toast]</w:t>
+      </w:r>
+    </w:p>
+    <w:p>
+      <w:pPr>
+        <w:pStyle w:val="ListBullet"/>
+      </w:pPr>
+      <w:r>
+        <w:rPr>
+          <w:sz w:val="18"/>
+        </w:rPr>
+        <w:t>**Testcase Input:**</w:t>
+      </w:r>
+    </w:p>
+    <w:tbl>
+      <w:tblPr>
+        <w:tblStyle w:val="LightGrid-Accent1"/>
+        <w:tblW w:type="auto" w:w="0"/>
+        <w:jc w:val="center"/>
+        <w:tblLayout w:type="autofit"/>
+        <w:tblLook w:firstColumn="1" w:firstRow="1" w:lastColumn="0" w:lastRow="0" w:noHBand="0" w:noVBand="1" w:val="04A0"/>
+      </w:tblPr>
+      <w:tblGrid>
+        <w:gridCol w:w="3504"/>
+        <w:gridCol w:w="3504"/>
+        <w:gridCol w:w="3504"/>
+      </w:tblGrid>
+      <w:tr>
+        <w:tc>
+          <w:tcPr>
+            <w:tcW w:type="dxa" w:w="3504"/>
             <w:shd w:fill="2E75B5" w:val="clear"/>
             <w:vAlign w:val="center"/>
           </w:tcPr>
@@ -3040,13 +4625,13 @@
                 <w:color w:val="FFFFFF"/>
                 <w:sz w:val="16"/>
               </w:rPr>
-              <w:t>Actual</w:t>
-            </w:r>
-          </w:p>
-        </w:tc>
-        <w:tc>
-          <w:tcPr>
-            <w:tcW w:type="dxa" w:w="2102"/>
+              <w:t>Test</w:t>
+            </w:r>
+          </w:p>
+        </w:tc>
+        <w:tc>
+          <w:tcPr>
+            <w:tcW w:type="dxa" w:w="3504"/>
             <w:shd w:fill="2E75B5" w:val="clear"/>
             <w:vAlign w:val="center"/>
           </w:tcPr>
@@ -3061,7 +4646,28 @@
                 <w:color w:val="FFFFFF"/>
                 <w:sz w:val="16"/>
               </w:rPr>
-              <w:t>Status</w:t>
+              <w:t>Input</w:t>
+            </w:r>
+          </w:p>
+        </w:tc>
+        <w:tc>
+          <w:tcPr>
+            <w:tcW w:type="dxa" w:w="3504"/>
+            <w:shd w:fill="2E75B5" w:val="clear"/>
+            <w:vAlign w:val="center"/>
+          </w:tcPr>
+          <w:p>
+            <w:pPr>
+              <w:spacing w:after="40"/>
+              <w:jc w:val="center"/>
+            </w:pPr>
+            <w:r>
+              <w:rPr>
+                <w:b/>
+                <w:color w:val="FFFFFF"/>
+                <w:sz w:val="16"/>
+              </w:rPr>
+              <w:t>Expected</w:t>
             </w:r>
           </w:p>
         </w:tc>
@@ -3069,7 +4675,7 @@
       <w:tr>
         <w:tc>
           <w:tcPr>
-            <w:tcW w:type="dxa" w:w="2102"/>
+            <w:tcW w:type="dxa" w:w="3504"/>
             <w:vAlign w:val="center"/>
           </w:tcPr>
           <w:p>
@@ -3081,13 +4687,13 @@
               <w:rPr>
                 <w:sz w:val="14"/>
               </w:rPr>
-              <w:t>1. Buka dashboard</w:t>
-            </w:r>
-          </w:p>
-        </w:tc>
-        <w:tc>
-          <w:tcPr>
-            <w:tcW w:type="dxa" w:w="2102"/>
+              <w:t>Validasi</w:t>
+            </w:r>
+          </w:p>
+        </w:tc>
+        <w:tc>
+          <w:tcPr>
+            <w:tcW w:type="dxa" w:w="3504"/>
             <w:vAlign w:val="center"/>
           </w:tcPr>
           <w:p>
@@ -3099,13 +4705,13 @@
               <w:rPr>
                 <w:sz w:val="14"/>
               </w:rPr>
-              <w:t>`openDashboard`</w:t>
-            </w:r>
-          </w:p>
-        </w:tc>
-        <w:tc>
-          <w:tcPr>
-            <w:tcW w:type="dxa" w:w="2102"/>
+              <w:t>`name` saja</w:t>
+            </w:r>
+          </w:p>
+        </w:tc>
+        <w:tc>
+          <w:tcPr>
+            <w:tcW w:type="dxa" w:w="3504"/>
             <w:vAlign w:val="center"/>
           </w:tcPr>
           <w:p>
@@ -3117,41 +4723,7 @@
               <w:rPr>
                 <w:sz w:val="14"/>
               </w:rPr>
-              <w:t>Widget tampil</w:t>
-            </w:r>
-          </w:p>
-        </w:tc>
-        <w:tc>
-          <w:tcPr>
-            <w:tcW w:type="dxa" w:w="2102"/>
-            <w:vAlign w:val="center"/>
-          </w:tcPr>
-          <w:p>
-            <w:pPr>
-              <w:spacing w:after="40"/>
-              <w:jc w:val="center"/>
-            </w:pPr>
-            <w:r>
-              <w:rPr>
-                <w:sz w:val="14"/>
-              </w:rPr>
-            </w:r>
-          </w:p>
-        </w:tc>
-        <w:tc>
-          <w:tcPr>
-            <w:tcW w:type="dxa" w:w="2102"/>
-            <w:vAlign w:val="center"/>
-          </w:tcPr>
-          <w:p>
-            <w:pPr>
-              <w:spacing w:after="40"/>
-              <w:jc w:val="center"/>
-            </w:pPr>
-            <w:r>
-              <w:rPr>
-                <w:sz w:val="14"/>
-              </w:rPr>
+              <w:t>`Simpan disabled true`</w:t>
             </w:r>
           </w:p>
         </w:tc>
@@ -3159,7 +4731,7 @@
       <w:tr>
         <w:tc>
           <w:tcPr>
-            <w:tcW w:type="dxa" w:w="2102"/>
+            <w:tcW w:type="dxa" w:w="3504"/>
             <w:vAlign w:val="center"/>
           </w:tcPr>
           <w:p>
@@ -3171,13 +4743,13 @@
               <w:rPr>
                 <w:sz w:val="14"/>
               </w:rPr>
-              <w:t>2. Toggle Total Transaksi</w:t>
-            </w:r>
-          </w:p>
-        </w:tc>
-        <w:tc>
-          <w:tcPr>
-            <w:tcW w:type="dxa" w:w="2102"/>
+              <w:t>Add</w:t>
+            </w:r>
+          </w:p>
+        </w:tc>
+        <w:tc>
+          <w:tcPr>
+            <w:tcW w:type="dxa" w:w="3504"/>
             <w:vAlign w:val="center"/>
           </w:tcPr>
           <w:p>
@@ -3189,13 +4761,13 @@
               <w:rPr>
                 <w:sz w:val="14"/>
               </w:rPr>
-              <w:t>`toggleButton Total Transaksi click`</w:t>
-            </w:r>
-          </w:p>
-        </w:tc>
-        <w:tc>
-          <w:tcPr>
-            <w:tcW w:type="dxa" w:w="2102"/>
+              <w:t>`name=QA BANK xxx, code=TESXXX, shortName=TES, swiftCode=TES123`</w:t>
+            </w:r>
+          </w:p>
+        </w:tc>
+        <w:tc>
+          <w:tcPr>
+            <w:tcW w:type="dxa" w:w="3504"/>
             <w:vAlign w:val="center"/>
           </w:tcPr>
           <w:p>
@@ -3207,41 +4779,7 @@
               <w:rPr>
                 <w:sz w:val="14"/>
               </w:rPr>
-              <w:t>`shadow-sm`</w:t>
-            </w:r>
-          </w:p>
-        </w:tc>
-        <w:tc>
-          <w:tcPr>
-            <w:tcW w:type="dxa" w:w="2102"/>
-            <w:vAlign w:val="center"/>
-          </w:tcPr>
-          <w:p>
-            <w:pPr>
-              <w:spacing w:after="40"/>
-              <w:jc w:val="center"/>
-            </w:pPr>
-            <w:r>
-              <w:rPr>
-                <w:sz w:val="14"/>
-              </w:rPr>
-            </w:r>
-          </w:p>
-        </w:tc>
-        <w:tc>
-          <w:tcPr>
-            <w:tcW w:type="dxa" w:w="2102"/>
-            <w:vAlign w:val="center"/>
-          </w:tcPr>
-          <w:p>
-            <w:pPr>
-              <w:spacing w:after="40"/>
-              <w:jc w:val="center"/>
-            </w:pPr>
-            <w:r>
-              <w:rPr>
-                <w:sz w:val="14"/>
-              </w:rPr>
+              <w:t>`row QA BANK`</w:t>
             </w:r>
           </w:p>
         </w:tc>
@@ -3249,7 +4787,7 @@
       <w:tr>
         <w:tc>
           <w:tcPr>
-            <w:tcW w:type="dxa" w:w="2102"/>
+            <w:tcW w:type="dxa" w:w="3504"/>
             <w:vAlign w:val="center"/>
           </w:tcPr>
           <w:p>
@@ -3261,13 +4799,13 @@
               <w:rPr>
                 <w:sz w:val="14"/>
               </w:rPr>
-              <w:t>3. Dropdown Bulanan</w:t>
-            </w:r>
-          </w:p>
-        </w:tc>
-        <w:tc>
-          <w:tcPr>
-            <w:tcW w:type="dxa" w:w="2102"/>
+              <w:t>Edit</w:t>
+            </w:r>
+          </w:p>
+        </w:tc>
+        <w:tc>
+          <w:tcPr>
+            <w:tcW w:type="dxa" w:w="3504"/>
             <w:vAlign w:val="center"/>
           </w:tcPr>
           <w:p>
@@ -3279,13 +4817,13 @@
               <w:rPr>
                 <w:sz w:val="14"/>
               </w:rPr>
-              <w:t>`pickPeriode Bulanan`</w:t>
-            </w:r>
-          </w:p>
-        </w:tc>
-        <w:tc>
-          <w:tcPr>
-            <w:tcW w:type="dxa" w:w="2102"/>
+              <w:t>`shortName=TESTX`</w:t>
+            </w:r>
+          </w:p>
+        </w:tc>
+        <w:tc>
+          <w:tcPr>
+            <w:tcW w:type="dxa" w:w="3504"/>
             <w:vAlign w:val="center"/>
           </w:tcPr>
           <w:p>
@@ -3297,41 +4835,7 @@
               <w:rPr>
                 <w:sz w:val="14"/>
               </w:rPr>
-              <w:t>`Bulanan` visible</w:t>
-            </w:r>
-          </w:p>
-        </w:tc>
-        <w:tc>
-          <w:tcPr>
-            <w:tcW w:type="dxa" w:w="2102"/>
-            <w:vAlign w:val="center"/>
-          </w:tcPr>
-          <w:p>
-            <w:pPr>
-              <w:spacing w:after="40"/>
-              <w:jc w:val="center"/>
-            </w:pPr>
-            <w:r>
-              <w:rPr>
-                <w:sz w:val="14"/>
-              </w:rPr>
-            </w:r>
-          </w:p>
-        </w:tc>
-        <w:tc>
-          <w:tcPr>
-            <w:tcW w:type="dxa" w:w="2102"/>
-            <w:vAlign w:val="center"/>
-          </w:tcPr>
-          <w:p>
-            <w:pPr>
-              <w:spacing w:after="40"/>
-              <w:jc w:val="center"/>
-            </w:pPr>
-            <w:r>
-              <w:rPr>
-                <w:sz w:val="14"/>
-              </w:rPr>
+              <w:t>`row TESTX`</w:t>
             </w:r>
           </w:p>
         </w:tc>
@@ -3339,7 +4843,7 @@
       <w:tr>
         <w:tc>
           <w:tcPr>
-            <w:tcW w:type="dxa" w:w="2102"/>
+            <w:tcW w:type="dxa" w:w="3504"/>
             <w:vAlign w:val="center"/>
           </w:tcPr>
           <w:p>
@@ -3351,13 +4855,13 @@
               <w:rPr>
                 <w:sz w:val="14"/>
               </w:rPr>
-              <w:t>4. Legend SUCCESS/FAILED/PROCESS/EXPIRED</w:t>
-            </w:r>
-          </w:p>
-        </w:tc>
-        <w:tc>
-          <w:tcPr>
-            <w:tcW w:type="dxa" w:w="2102"/>
+              <w:t>Delete</w:t>
+            </w:r>
+          </w:p>
+        </w:tc>
+        <w:tc>
+          <w:tcPr>
+            <w:tcW w:type="dxa" w:w="3504"/>
             <w:vAlign w:val="center"/>
           </w:tcPr>
           <w:p>
@@ -3369,13 +4873,13 @@
               <w:rPr>
                 <w:sz w:val="14"/>
               </w:rPr>
-              <w:t>`getByText`</w:t>
-            </w:r>
-          </w:p>
-        </w:tc>
-        <w:tc>
-          <w:tcPr>
-            <w:tcW w:type="dxa" w:w="2102"/>
+              <w:t>`Hapus → Lanjutkan`</w:t>
+            </w:r>
+          </w:p>
+        </w:tc>
+        <w:tc>
+          <w:tcPr>
+            <w:tcW w:type="dxa" w:w="3504"/>
             <w:vAlign w:val="center"/>
           </w:tcPr>
           <w:p>
@@ -3387,13 +4891,15 @@
               <w:rPr>
                 <w:sz w:val="14"/>
               </w:rPr>
-              <w:t>Visible</w:t>
-            </w:r>
-          </w:p>
-        </w:tc>
-        <w:tc>
-          <w:tcPr>
-            <w:tcW w:type="dxa" w:w="2102"/>
+              <w:t>`hasRow false`</w:t>
+            </w:r>
+          </w:p>
+        </w:tc>
+      </w:tr>
+      <w:tr>
+        <w:tc>
+          <w:tcPr>
+            <w:tcW w:type="dxa" w:w="3504"/>
             <w:vAlign w:val="center"/>
           </w:tcPr>
           <w:p>
@@ -3405,12 +4911,13 @@
               <w:rPr>
                 <w:sz w:val="14"/>
               </w:rPr>
-            </w:r>
-          </w:p>
-        </w:tc>
-        <w:tc>
-          <w:tcPr>
-            <w:tcW w:type="dxa" w:w="2102"/>
+              <w:t>Duplikat</w:t>
+            </w:r>
+          </w:p>
+        </w:tc>
+        <w:tc>
+          <w:tcPr>
+            <w:tcW w:type="dxa" w:w="3504"/>
             <w:vAlign w:val="center"/>
           </w:tcPr>
           <w:p>
@@ -3422,6 +4929,25 @@
               <w:rPr>
                 <w:sz w:val="14"/>
               </w:rPr>
+              <w:t>`code=TES existing`</w:t>
+            </w:r>
+          </w:p>
+        </w:tc>
+        <w:tc>
+          <w:tcPr>
+            <w:tcW w:type="dxa" w:w="3504"/>
+            <w:vAlign w:val="center"/>
+          </w:tcPr>
+          <w:p>
+            <w:pPr>
+              <w:spacing w:after="40"/>
+              <w:jc w:val="center"/>
+            </w:pPr>
+            <w:r>
+              <w:rPr>
+                <w:sz w:val="14"/>
+              </w:rPr>
+              <w:t>`toast Kode sudah digunakan`</w:t>
             </w:r>
           </w:p>
         </w:tc>
@@ -3442,7 +4968,7 @@
           <w:b/>
           <w:sz w:val="20"/>
         </w:rPr>
-        <w:t>6.2 Bank (5 tests)</w:t>
+        <w:t>6.3 Billing Provider</w:t>
       </w:r>
     </w:p>
     <w:p>
@@ -3453,7 +4979,7 @@
         <w:rPr>
           <w:sz w:val="18"/>
         </w:rPr>
-        <w:t>**Route:** `/bank_internal` `BaBankPage`</w:t>
+        <w:t>**Route:** `/billing_provider_internal` `BaBillingProviderPage`</w:t>
       </w:r>
     </w:p>
     <w:p>
@@ -3464,7 +4990,7 @@
         <w:rPr>
           <w:sz w:val="18"/>
         </w:rPr>
-        <w:t>**Fields:** `name:Bank Tes, code:TES, shortName:TES, swiftCode:TES123`</w:t>
+        <w:t>**Fungsi:** Mengelola provider biller</w:t>
       </w:r>
     </w:p>
     <w:p>
@@ -3475,7 +5001,7 @@
         <w:rPr>
           <w:sz w:val="18"/>
         </w:rPr>
-        <w:t>**Search:** `Cari Bank...` `input#search`</w:t>
+        <w:t>**Field:** `code, name, ...`</w:t>
       </w:r>
     </w:p>
     <w:p>
@@ -3486,489 +5012,7 @@
         <w:rPr>
           <w:sz w:val="18"/>
         </w:rPr>
-        <w:t>**Menu:** `Ubah / Hapus` → `Lanjutkan` `duplikat Kode sudah digunakan`</w:t>
-      </w:r>
-    </w:p>
-    <w:tbl>
-      <w:tblPr>
-        <w:tblStyle w:val="LightGrid-Accent1"/>
-        <w:tblW w:type="auto" w:w="0"/>
-        <w:jc w:val="center"/>
-        <w:tblLayout w:type="autofit"/>
-        <w:tblLook w:firstColumn="1" w:firstRow="1" w:lastColumn="0" w:lastRow="0" w:noHBand="0" w:noVBand="1" w:val="04A0"/>
-      </w:tblPr>
-      <w:tblGrid>
-        <w:gridCol w:w="2628"/>
-        <w:gridCol w:w="2628"/>
-        <w:gridCol w:w="2628"/>
-        <w:gridCol w:w="2628"/>
-      </w:tblGrid>
-      <w:tr>
-        <w:tc>
-          <w:tcPr>
-            <w:tcW w:type="dxa" w:w="2628"/>
-            <w:shd w:fill="2E75B5" w:val="clear"/>
-            <w:vAlign w:val="center"/>
-          </w:tcPr>
-          <w:p>
-            <w:pPr>
-              <w:spacing w:after="40"/>
-              <w:jc w:val="center"/>
-            </w:pPr>
-            <w:r>
-              <w:rPr>
-                <w:b/>
-                <w:color w:val="FFFFFF"/>
-                <w:sz w:val="16"/>
-              </w:rPr>
-              <w:t>Test</w:t>
-            </w:r>
-          </w:p>
-        </w:tc>
-        <w:tc>
-          <w:tcPr>
-            <w:tcW w:type="dxa" w:w="2628"/>
-            <w:shd w:fill="2E75B5" w:val="clear"/>
-            <w:vAlign w:val="center"/>
-          </w:tcPr>
-          <w:p>
-            <w:pPr>
-              <w:spacing w:after="40"/>
-              <w:jc w:val="center"/>
-            </w:pPr>
-            <w:r>
-              <w:rPr>
-                <w:b/>
-                <w:color w:val="FFFFFF"/>
-                <w:sz w:val="16"/>
-              </w:rPr>
-              <w:t>Langkah</w:t>
-            </w:r>
-          </w:p>
-        </w:tc>
-        <w:tc>
-          <w:tcPr>
-            <w:tcW w:type="dxa" w:w="2628"/>
-            <w:shd w:fill="2E75B5" w:val="clear"/>
-            <w:vAlign w:val="center"/>
-          </w:tcPr>
-          <w:p>
-            <w:pPr>
-              <w:spacing w:after="40"/>
-              <w:jc w:val="center"/>
-            </w:pPr>
-            <w:r>
-              <w:rPr>
-                <w:b/>
-                <w:color w:val="FFFFFF"/>
-                <w:sz w:val="16"/>
-              </w:rPr>
-              <w:t>Expected</w:t>
-            </w:r>
-          </w:p>
-        </w:tc>
-        <w:tc>
-          <w:tcPr>
-            <w:tcW w:type="dxa" w:w="2628"/>
-            <w:shd w:fill="2E75B5" w:val="clear"/>
-            <w:vAlign w:val="center"/>
-          </w:tcPr>
-          <w:p>
-            <w:pPr>
-              <w:spacing w:after="40"/>
-              <w:jc w:val="center"/>
-            </w:pPr>
-            <w:r>
-              <w:rPr>
-                <w:b/>
-                <w:color w:val="FFFFFF"/>
-                <w:sz w:val="16"/>
-              </w:rPr>
-              <w:t>Actual</w:t>
-            </w:r>
-          </w:p>
-        </w:tc>
-      </w:tr>
-      <w:tr>
-        <w:tc>
-          <w:tcPr>
-            <w:tcW w:type="dxa" w:w="2628"/>
-            <w:vAlign w:val="center"/>
-          </w:tcPr>
-          <w:p>
-            <w:pPr>
-              <w:spacing w:after="40"/>
-              <w:jc w:val="center"/>
-            </w:pPr>
-            <w:r>
-              <w:rPr>
-                <w:sz w:val="14"/>
-              </w:rPr>
-              <w:t>1 Validasi</w:t>
-            </w:r>
-          </w:p>
-        </w:tc>
-        <w:tc>
-          <w:tcPr>
-            <w:tcW w:type="dxa" w:w="2628"/>
-            <w:vAlign w:val="center"/>
-          </w:tcPr>
-          <w:p>
-            <w:pPr>
-              <w:spacing w:after="40"/>
-              <w:jc w:val="center"/>
-            </w:pPr>
-            <w:r>
-              <w:rPr>
-                <w:sz w:val="14"/>
-              </w:rPr>
-              <w:t>`openAdd → fill name saja → Simpan disabled true`</w:t>
-            </w:r>
-          </w:p>
-        </w:tc>
-        <w:tc>
-          <w:tcPr>
-            <w:tcW w:type="dxa" w:w="2628"/>
-            <w:vAlign w:val="center"/>
-          </w:tcPr>
-          <w:p>
-            <w:pPr>
-              <w:spacing w:after="40"/>
-              <w:jc w:val="center"/>
-            </w:pPr>
-            <w:r>
-              <w:rPr>
-                <w:sz w:val="14"/>
-              </w:rPr>
-              <w:t>disabled</w:t>
-            </w:r>
-          </w:p>
-        </w:tc>
-        <w:tc>
-          <w:tcPr>
-            <w:tcW w:type="dxa" w:w="2628"/>
-            <w:vAlign w:val="center"/>
-          </w:tcPr>
-          <w:p>
-            <w:pPr>
-              <w:spacing w:after="40"/>
-              <w:jc w:val="center"/>
-            </w:pPr>
-            <w:r>
-              <w:rPr>
-                <w:sz w:val="14"/>
-              </w:rPr>
-            </w:r>
-          </w:p>
-        </w:tc>
-      </w:tr>
-      <w:tr>
-        <w:tc>
-          <w:tcPr>
-            <w:tcW w:type="dxa" w:w="2628"/>
-            <w:vAlign w:val="center"/>
-          </w:tcPr>
-          <w:p>
-            <w:pPr>
-              <w:spacing w:after="40"/>
-              <w:jc w:val="center"/>
-            </w:pPr>
-            <w:r>
-              <w:rPr>
-                <w:sz w:val="14"/>
-              </w:rPr>
-              <w:t>2 Add</w:t>
-            </w:r>
-          </w:p>
-        </w:tc>
-        <w:tc>
-          <w:tcPr>
-            <w:tcW w:type="dxa" w:w="2628"/>
-            <w:vAlign w:val="center"/>
-          </w:tcPr>
-          <w:p>
-            <w:pPr>
-              <w:spacing w:after="40"/>
-              <w:jc w:val="center"/>
-            </w:pPr>
-            <w:r>
-              <w:rPr>
-                <w:sz w:val="14"/>
-              </w:rPr>
-              <w:t>`search QA BANK xxx → tidak ada → fill 4 fields → save → hasRow`</w:t>
-            </w:r>
-          </w:p>
-        </w:tc>
-        <w:tc>
-          <w:tcPr>
-            <w:tcW w:type="dxa" w:w="2628"/>
-            <w:vAlign w:val="center"/>
-          </w:tcPr>
-          <w:p>
-            <w:pPr>
-              <w:spacing w:after="40"/>
-              <w:jc w:val="center"/>
-            </w:pPr>
-            <w:r>
-              <w:rPr>
-                <w:sz w:val="14"/>
-              </w:rPr>
-              <w:t>row `QA BANK`</w:t>
-            </w:r>
-          </w:p>
-        </w:tc>
-        <w:tc>
-          <w:tcPr>
-            <w:tcW w:type="dxa" w:w="2628"/>
-            <w:vAlign w:val="center"/>
-          </w:tcPr>
-          <w:p>
-            <w:pPr>
-              <w:spacing w:after="40"/>
-              <w:jc w:val="center"/>
-            </w:pPr>
-            <w:r>
-              <w:rPr>
-                <w:sz w:val="14"/>
-              </w:rPr>
-            </w:r>
-          </w:p>
-        </w:tc>
-      </w:tr>
-      <w:tr>
-        <w:tc>
-          <w:tcPr>
-            <w:tcW w:type="dxa" w:w="2628"/>
-            <w:vAlign w:val="center"/>
-          </w:tcPr>
-          <w:p>
-            <w:pPr>
-              <w:spacing w:after="40"/>
-              <w:jc w:val="center"/>
-            </w:pPr>
-            <w:r>
-              <w:rPr>
-                <w:sz w:val="14"/>
-              </w:rPr>
-              <w:t>3 Edit</w:t>
-            </w:r>
-          </w:p>
-        </w:tc>
-        <w:tc>
-          <w:tcPr>
-            <w:tcW w:type="dxa" w:w="2628"/>
-            <w:vAlign w:val="center"/>
-          </w:tcPr>
-          <w:p>
-            <w:pPr>
-              <w:spacing w:after="40"/>
-              <w:jc w:val="center"/>
-            </w:pPr>
-            <w:r>
-              <w:rPr>
-                <w:sz w:val="14"/>
-              </w:rPr>
-              <w:t>`openEdit → ganti shortName → save → row`</w:t>
-            </w:r>
-          </w:p>
-        </w:tc>
-        <w:tc>
-          <w:tcPr>
-            <w:tcW w:type="dxa" w:w="2628"/>
-            <w:vAlign w:val="center"/>
-          </w:tcPr>
-          <w:p>
-            <w:pPr>
-              <w:spacing w:after="40"/>
-              <w:jc w:val="center"/>
-            </w:pPr>
-            <w:r>
-              <w:rPr>
-                <w:sz w:val="14"/>
-              </w:rPr>
-              <w:t>`TESTX`</w:t>
-            </w:r>
-          </w:p>
-        </w:tc>
-        <w:tc>
-          <w:tcPr>
-            <w:tcW w:type="dxa" w:w="2628"/>
-            <w:vAlign w:val="center"/>
-          </w:tcPr>
-          <w:p>
-            <w:pPr>
-              <w:spacing w:after="40"/>
-              <w:jc w:val="center"/>
-            </w:pPr>
-            <w:r>
-              <w:rPr>
-                <w:sz w:val="14"/>
-              </w:rPr>
-            </w:r>
-          </w:p>
-        </w:tc>
-      </w:tr>
-      <w:tr>
-        <w:tc>
-          <w:tcPr>
-            <w:tcW w:type="dxa" w:w="2628"/>
-            <w:vAlign w:val="center"/>
-          </w:tcPr>
-          <w:p>
-            <w:pPr>
-              <w:spacing w:after="40"/>
-              <w:jc w:val="center"/>
-            </w:pPr>
-            <w:r>
-              <w:rPr>
-                <w:sz w:val="14"/>
-              </w:rPr>
-              <w:t>4 Delete</w:t>
-            </w:r>
-          </w:p>
-        </w:tc>
-        <w:tc>
-          <w:tcPr>
-            <w:tcW w:type="dxa" w:w="2628"/>
-            <w:vAlign w:val="center"/>
-          </w:tcPr>
-          <w:p>
-            <w:pPr>
-              <w:spacing w:after="40"/>
-              <w:jc w:val="center"/>
-            </w:pPr>
-            <w:r>
-              <w:rPr>
-                <w:sz w:val="14"/>
-              </w:rPr>
-              <w:t>`deleteBank → hasRow false`</w:t>
-            </w:r>
-          </w:p>
-        </w:tc>
-        <w:tc>
-          <w:tcPr>
-            <w:tcW w:type="dxa" w:w="2628"/>
-            <w:vAlign w:val="center"/>
-          </w:tcPr>
-          <w:p>
-            <w:pPr>
-              <w:spacing w:after="40"/>
-              <w:jc w:val="center"/>
-            </w:pPr>
-            <w:r>
-              <w:rPr>
-                <w:sz w:val="14"/>
-              </w:rPr>
-              <w:t>hilang</w:t>
-            </w:r>
-          </w:p>
-        </w:tc>
-        <w:tc>
-          <w:tcPr>
-            <w:tcW w:type="dxa" w:w="2628"/>
-            <w:vAlign w:val="center"/>
-          </w:tcPr>
-          <w:p>
-            <w:pPr>
-              <w:spacing w:after="40"/>
-              <w:jc w:val="center"/>
-            </w:pPr>
-            <w:r>
-              <w:rPr>
-                <w:sz w:val="14"/>
-              </w:rPr>
-            </w:r>
-          </w:p>
-        </w:tc>
-      </w:tr>
-      <w:tr>
-        <w:tc>
-          <w:tcPr>
-            <w:tcW w:type="dxa" w:w="2628"/>
-            <w:vAlign w:val="center"/>
-          </w:tcPr>
-          <w:p>
-            <w:pPr>
-              <w:spacing w:after="40"/>
-              <w:jc w:val="center"/>
-            </w:pPr>
-            <w:r>
-              <w:rPr>
-                <w:sz w:val="14"/>
-              </w:rPr>
-              <w:t>5 Duplikat</w:t>
-            </w:r>
-          </w:p>
-        </w:tc>
-        <w:tc>
-          <w:tcPr>
-            <w:tcW w:type="dxa" w:w="2628"/>
-            <w:vAlign w:val="center"/>
-          </w:tcPr>
-          <w:p>
-            <w:pPr>
-              <w:spacing w:after="40"/>
-              <w:jc w:val="center"/>
-            </w:pPr>
-            <w:r>
-              <w:rPr>
-                <w:sz w:val="14"/>
-              </w:rPr>
-              <w:t>`ADD kode TES → toast Kode sudah digunakan`</w:t>
-            </w:r>
-          </w:p>
-        </w:tc>
-        <w:tc>
-          <w:tcPr>
-            <w:tcW w:type="dxa" w:w="2628"/>
-            <w:vAlign w:val="center"/>
-          </w:tcPr>
-          <w:p>
-            <w:pPr>
-              <w:spacing w:after="40"/>
-              <w:jc w:val="center"/>
-            </w:pPr>
-            <w:r>
-              <w:rPr>
-                <w:sz w:val="14"/>
-              </w:rPr>
-              <w:t>toast</w:t>
-            </w:r>
-          </w:p>
-        </w:tc>
-        <w:tc>
-          <w:tcPr>
-            <w:tcW w:type="dxa" w:w="2628"/>
-            <w:vAlign w:val="center"/>
-          </w:tcPr>
-          <w:p>
-            <w:pPr>
-              <w:spacing w:after="40"/>
-              <w:jc w:val="center"/>
-            </w:pPr>
-            <w:r>
-              <w:rPr>
-                <w:sz w:val="14"/>
-              </w:rPr>
-            </w:r>
-          </w:p>
-        </w:tc>
-      </w:tr>
-    </w:tbl>
-    <w:p>
-      <w:pPr>
-        <w:spacing w:after="80"/>
-      </w:pPr>
-    </w:p>
-    <w:p>
-      <w:pPr>
-        <w:spacing w:after="80"/>
-      </w:pPr>
-      <w:r>
-        <w:rPr>
-          <w:sz w:val="18"/>
-        </w:rPr>
-        <w:t>*Cleanup: test 4/5 hapus dummy.*</w:t>
+        <w:t>**Testcase:** sama Bank `validasi, add, edit, status, delete, duplikat`</w:t>
       </w:r>
     </w:p>
     <w:p>
@@ -3981,7 +5025,7 @@
           <w:b/>
           <w:sz w:val="20"/>
         </w:rPr>
-        <w:t>6.3 Billing Provider (6 tests)</w:t>
+        <w:t>6.4 Kategori &amp; Grup</w:t>
       </w:r>
     </w:p>
     <w:p>
@@ -3992,7 +5036,7 @@
         <w:rPr>
           <w:sz w:val="18"/>
         </w:rPr>
-        <w:t>**Fields:** `code, name, ...`</w:t>
+        <w:t>**Route:** `/category_group_internal` `BaCategoryGroupPage`</w:t>
       </w:r>
     </w:p>
     <w:p>
@@ -4003,7 +5047,18 @@
         <w:rPr>
           <w:sz w:val="18"/>
         </w:rPr>
-        <w:t>**Validasi, Add, Edit, Status, Delete, Duplikat** — sama Bank.</w:t>
+        <w:t>**Fungsi:** Kategori `code, name` dan Grup `code, name, kategori`</w:t>
+      </w:r>
+    </w:p>
+    <w:p>
+      <w:pPr>
+        <w:pStyle w:val="ListBullet"/>
+      </w:pPr>
+      <w:r>
+        <w:rPr>
+          <w:sz w:val="18"/>
+        </w:rPr>
+        <w:t>**Testcase:** Kategori 6 tests + Grup 4 tests `validasi, add, edit, status, delete, duplikat` — duplikat `Kode Kategori sudah digunakan`</w:t>
       </w:r>
     </w:p>
     <w:p>
@@ -4016,7 +5071,7 @@
           <w:b/>
           <w:sz w:val="20"/>
         </w:rPr>
-        <w:t>6.4 Kategori &amp; Grup (10 tests)</w:t>
+        <w:t>6.5 Menu</w:t>
       </w:r>
     </w:p>
     <w:p>
@@ -4027,7 +5082,7 @@
         <w:rPr>
           <w:sz w:val="18"/>
         </w:rPr>
-        <w:t>**Kategori:** `code, name` `Tambah Kategori` `duplikat`</w:t>
+        <w:t>**Route:** `/menu_internal` `BaMenuPage`</w:t>
       </w:r>
     </w:p>
     <w:p>
@@ -4038,7 +5093,415 @@
         <w:rPr>
           <w:sz w:val="18"/>
         </w:rPr>
-        <w:t>**Grup:** `code, name, kategori` `Tambah Grup`</w:t>
+        <w:t>**Fungsi:** Menu sidebar `code, name, icon, parent, description, status, permission`</w:t>
+      </w:r>
+    </w:p>
+    <w:p>
+      <w:pPr>
+        <w:pStyle w:val="ListBullet"/>
+      </w:pPr>
+      <w:r>
+        <w:rPr>
+          <w:sz w:val="18"/>
+        </w:rPr>
+        <w:t>**Field Detail:**</w:t>
+      </w:r>
+    </w:p>
+    <w:tbl>
+      <w:tblPr>
+        <w:tblStyle w:val="LightGrid-Accent1"/>
+        <w:tblW w:type="auto" w:w="0"/>
+        <w:jc w:val="center"/>
+        <w:tblLayout w:type="autofit"/>
+        <w:tblLook w:firstColumn="1" w:firstRow="1" w:lastColumn="0" w:lastRow="0" w:noHBand="0" w:noVBand="1" w:val="04A0"/>
+      </w:tblPr>
+      <w:tblGrid>
+        <w:gridCol w:w="3504"/>
+        <w:gridCol w:w="3504"/>
+        <w:gridCol w:w="3504"/>
+      </w:tblGrid>
+      <w:tr>
+        <w:tc>
+          <w:tcPr>
+            <w:tcW w:type="dxa" w:w="3504"/>
+            <w:shd w:fill="2E75B5" w:val="clear"/>
+            <w:vAlign w:val="center"/>
+          </w:tcPr>
+          <w:p>
+            <w:pPr>
+              <w:spacing w:after="40"/>
+              <w:jc w:val="center"/>
+            </w:pPr>
+            <w:r>
+              <w:rPr>
+                <w:b/>
+                <w:color w:val="FFFFFF"/>
+                <w:sz w:val="16"/>
+              </w:rPr>
+              <w:t>Field</w:t>
+            </w:r>
+          </w:p>
+        </w:tc>
+        <w:tc>
+          <w:tcPr>
+            <w:tcW w:type="dxa" w:w="3504"/>
+            <w:shd w:fill="2E75B5" w:val="clear"/>
+            <w:vAlign w:val="center"/>
+          </w:tcPr>
+          <w:p>
+            <w:pPr>
+              <w:spacing w:after="40"/>
+              <w:jc w:val="center"/>
+            </w:pPr>
+            <w:r>
+              <w:rPr>
+                <w:b/>
+                <w:color w:val="FFFFFF"/>
+                <w:sz w:val="16"/>
+              </w:rPr>
+              <w:t>Placeholder</w:t>
+            </w:r>
+          </w:p>
+        </w:tc>
+        <w:tc>
+          <w:tcPr>
+            <w:tcW w:type="dxa" w:w="3504"/>
+            <w:shd w:fill="2E75B5" w:val="clear"/>
+            <w:vAlign w:val="center"/>
+          </w:tcPr>
+          <w:p>
+            <w:pPr>
+              <w:spacing w:after="40"/>
+              <w:jc w:val="center"/>
+            </w:pPr>
+            <w:r>
+              <w:rPr>
+                <w:b/>
+                <w:color w:val="FFFFFF"/>
+                <w:sz w:val="16"/>
+              </w:rPr>
+              <w:t>Validasi</w:t>
+            </w:r>
+          </w:p>
+        </w:tc>
+      </w:tr>
+      <w:tr>
+        <w:tc>
+          <w:tcPr>
+            <w:tcW w:type="dxa" w:w="3504"/>
+            <w:vAlign w:val="center"/>
+          </w:tcPr>
+          <w:p>
+            <w:pPr>
+              <w:spacing w:after="40"/>
+              <w:jc w:val="center"/>
+            </w:pPr>
+            <w:r>
+              <w:rPr>
+                <w:sz w:val="14"/>
+              </w:rPr>
+              <w:t>code</w:t>
+            </w:r>
+          </w:p>
+        </w:tc>
+        <w:tc>
+          <w:tcPr>
+            <w:tcW w:type="dxa" w:w="3504"/>
+            <w:vAlign w:val="center"/>
+          </w:tcPr>
+          <w:p>
+            <w:pPr>
+              <w:spacing w:after="40"/>
+              <w:jc w:val="center"/>
+            </w:pPr>
+            <w:r>
+              <w:rPr>
+                <w:sz w:val="14"/>
+              </w:rPr>
+              <w:t>`Masukan kode`</w:t>
+            </w:r>
+          </w:p>
+        </w:tc>
+        <w:tc>
+          <w:tcPr>
+            <w:tcW w:type="dxa" w:w="3504"/>
+            <w:vAlign w:val="center"/>
+          </w:tcPr>
+          <w:p>
+            <w:pPr>
+              <w:spacing w:after="40"/>
+              <w:jc w:val="center"/>
+            </w:pPr>
+            <w:r>
+              <w:rPr>
+                <w:sz w:val="14"/>
+              </w:rPr>
+              <w:t>required, duplikat → `Kode sudah digunakan`</w:t>
+            </w:r>
+          </w:p>
+        </w:tc>
+      </w:tr>
+      <w:tr>
+        <w:tc>
+          <w:tcPr>
+            <w:tcW w:type="dxa" w:w="3504"/>
+            <w:vAlign w:val="center"/>
+          </w:tcPr>
+          <w:p>
+            <w:pPr>
+              <w:spacing w:after="40"/>
+              <w:jc w:val="center"/>
+            </w:pPr>
+            <w:r>
+              <w:rPr>
+                <w:sz w:val="14"/>
+              </w:rPr>
+              <w:t>name</w:t>
+            </w:r>
+          </w:p>
+        </w:tc>
+        <w:tc>
+          <w:tcPr>
+            <w:tcW w:type="dxa" w:w="3504"/>
+            <w:vAlign w:val="center"/>
+          </w:tcPr>
+          <w:p>
+            <w:pPr>
+              <w:spacing w:after="40"/>
+              <w:jc w:val="center"/>
+            </w:pPr>
+            <w:r>
+              <w:rPr>
+                <w:sz w:val="14"/>
+              </w:rPr>
+              <w:t>`Masukan nama`</w:t>
+            </w:r>
+          </w:p>
+        </w:tc>
+        <w:tc>
+          <w:tcPr>
+            <w:tcW w:type="dxa" w:w="3504"/>
+            <w:vAlign w:val="center"/>
+          </w:tcPr>
+          <w:p>
+            <w:pPr>
+              <w:spacing w:after="40"/>
+              <w:jc w:val="center"/>
+            </w:pPr>
+            <w:r>
+              <w:rPr>
+                <w:sz w:val="14"/>
+              </w:rPr>
+              <w:t>required</w:t>
+            </w:r>
+          </w:p>
+        </w:tc>
+      </w:tr>
+      <w:tr>
+        <w:tc>
+          <w:tcPr>
+            <w:tcW w:type="dxa" w:w="3504"/>
+            <w:vAlign w:val="center"/>
+          </w:tcPr>
+          <w:p>
+            <w:pPr>
+              <w:spacing w:after="40"/>
+              <w:jc w:val="center"/>
+            </w:pPr>
+            <w:r>
+              <w:rPr>
+                <w:sz w:val="14"/>
+              </w:rPr>
+              <w:t>icon</w:t>
+            </w:r>
+          </w:p>
+        </w:tc>
+        <w:tc>
+          <w:tcPr>
+            <w:tcW w:type="dxa" w:w="3504"/>
+            <w:vAlign w:val="center"/>
+          </w:tcPr>
+          <w:p>
+            <w:pPr>
+              <w:spacing w:after="40"/>
+              <w:jc w:val="center"/>
+            </w:pPr>
+            <w:r>
+              <w:rPr>
+                <w:sz w:val="14"/>
+              </w:rPr>
+              <w:t>`Masukan icon`</w:t>
+            </w:r>
+          </w:p>
+        </w:tc>
+        <w:tc>
+          <w:tcPr>
+            <w:tcW w:type="dxa" w:w="3504"/>
+            <w:vAlign w:val="center"/>
+          </w:tcPr>
+          <w:p>
+            <w:pPr>
+              <w:spacing w:after="40"/>
+              <w:jc w:val="center"/>
+            </w:pPr>
+            <w:r>
+              <w:rPr>
+                <w:sz w:val="14"/>
+              </w:rPr>
+              <w:t>`lucide-*`</w:t>
+            </w:r>
+          </w:p>
+        </w:tc>
+      </w:tr>
+      <w:tr>
+        <w:tc>
+          <w:tcPr>
+            <w:tcW w:type="dxa" w:w="3504"/>
+            <w:vAlign w:val="center"/>
+          </w:tcPr>
+          <w:p>
+            <w:pPr>
+              <w:spacing w:after="40"/>
+              <w:jc w:val="center"/>
+            </w:pPr>
+            <w:r>
+              <w:rPr>
+                <w:sz w:val="14"/>
+              </w:rPr>
+              <w:t>parent</w:t>
+            </w:r>
+          </w:p>
+        </w:tc>
+        <w:tc>
+          <w:tcPr>
+            <w:tcW w:type="dxa" w:w="3504"/>
+            <w:vAlign w:val="center"/>
+          </w:tcPr>
+          <w:p>
+            <w:pPr>
+              <w:spacing w:after="40"/>
+              <w:jc w:val="center"/>
+            </w:pPr>
+            <w:r>
+              <w:rPr>
+                <w:sz w:val="14"/>
+              </w:rPr>
+              <w:t>`Pilih parent menu`</w:t>
+            </w:r>
+          </w:p>
+        </w:tc>
+        <w:tc>
+          <w:tcPr>
+            <w:tcW w:type="dxa" w:w="3504"/>
+            <w:vAlign w:val="center"/>
+          </w:tcPr>
+          <w:p>
+            <w:pPr>
+              <w:spacing w:after="40"/>
+              <w:jc w:val="center"/>
+            </w:pPr>
+            <w:r>
+              <w:rPr>
+                <w:sz w:val="14"/>
+              </w:rPr>
+              <w:t>dropdown</w:t>
+            </w:r>
+          </w:p>
+        </w:tc>
+      </w:tr>
+      <w:tr>
+        <w:tc>
+          <w:tcPr>
+            <w:tcW w:type="dxa" w:w="3504"/>
+            <w:vAlign w:val="center"/>
+          </w:tcPr>
+          <w:p>
+            <w:pPr>
+              <w:spacing w:after="40"/>
+              <w:jc w:val="center"/>
+            </w:pPr>
+            <w:r>
+              <w:rPr>
+                <w:sz w:val="14"/>
+              </w:rPr>
+              <w:t>Hapus</w:t>
+            </w:r>
+          </w:p>
+        </w:tc>
+        <w:tc>
+          <w:tcPr>
+            <w:tcW w:type="dxa" w:w="3504"/>
+            <w:vAlign w:val="center"/>
+          </w:tcPr>
+          <w:p>
+            <w:pPr>
+              <w:spacing w:after="40"/>
+              <w:jc w:val="center"/>
+            </w:pPr>
+            <w:r>
+              <w:rPr>
+                <w:sz w:val="14"/>
+              </w:rPr>
+              <w:t>`DELETE /api/v1/master/menu/delete`</w:t>
+            </w:r>
+          </w:p>
+        </w:tc>
+        <w:tc>
+          <w:tcPr>
+            <w:tcW w:type="dxa" w:w="3504"/>
+            <w:vAlign w:val="center"/>
+          </w:tcPr>
+          <w:p>
+            <w:pPr>
+              <w:spacing w:after="40"/>
+              <w:jc w:val="center"/>
+            </w:pPr>
+            <w:r>
+              <w:rPr>
+                <w:sz w:val="14"/>
+              </w:rPr>
+              <w:t>`403 Anda tidak memiliki izin` `BA-003`</w:t>
+            </w:r>
+          </w:p>
+        </w:tc>
+      </w:tr>
+    </w:tbl>
+    <w:p>
+      <w:pPr>
+        <w:spacing w:after="80"/>
+      </w:pPr>
+    </w:p>
+    <w:p>
+      <w:pPr>
+        <w:pStyle w:val="ListBullet"/>
+      </w:pPr>
+      <w:r>
+        <w:rPr>
+          <w:sz w:val="18"/>
+        </w:rPr>
+        <w:t>**Flow:**</w:t>
+      </w:r>
+    </w:p>
+    <w:p>
+      <w:pPr>
+        <w:shd w:fill="F2F2F2" w:val="clear"/>
+        <w:spacing w:after="120"/>
+      </w:pPr>
+      <w:r>
+        <w:rPr>
+          <w:rFonts w:ascii="Consolas" w:hAnsi="Consolas"/>
+          <w:color w:val="333333"/>
+          <w:sz w:val="14"/>
+        </w:rPr>
+        <w:t>flowchart TD</w:t>
+        <w:br/>
+        <w:t xml:space="preserve">    A[Menu List] --&gt; B[Add Menu]</w:t>
+        <w:br/>
+        <w:t xml:space="preserve">    B --&gt; C[Edit nama]</w:t>
+        <w:br/>
+        <w:t xml:space="preserve">    C --&gt; D[Nonaktifkan/Aktifkan]</w:t>
+        <w:br/>
+        <w:t xml:space="preserve">    D --&gt; E[Hapus → 403 + row tetap ada]</w:t>
       </w:r>
     </w:p>
     <w:p>
@@ -4051,7 +5514,7 @@
           <w:b/>
           <w:sz w:val="20"/>
         </w:rPr>
-        <w:t>6.5 Menu (6 tests)</w:t>
+        <w:t>6.6 Mitra</w:t>
       </w:r>
     </w:p>
     <w:p>
@@ -4062,7 +5525,7 @@
         <w:rPr>
           <w:sz w:val="18"/>
         </w:rPr>
-        <w:t>**Fields:** `code, name, icon, parent, description, status, permission`</w:t>
+        <w:t>**Route:** `/mitra_internal` `BaMitraPage`</w:t>
       </w:r>
     </w:p>
     <w:p>
@@ -4073,20 +5536,7 @@
         <w:rPr>
           <w:sz w:val="18"/>
         </w:rPr>
-        <w:t>**Hapus 403** `BA-003` `DELETE /api/v1/master/menu/delete 403 Anda tidak memiliki izin` — verifikasi `403` + row tetap ada</w:t>
-      </w:r>
-    </w:p>
-    <w:p>
-      <w:pPr>
-        <w:pStyle w:val="Heading3"/>
-        <w:spacing w:after="120"/>
-      </w:pPr>
-      <w:r>
-        <w:rPr>
-          <w:b/>
-          <w:sz w:val="20"/>
-        </w:rPr>
-        <w:t>6.6 Mitra (5 tests)</w:t>
+        <w:t>**Fungsi:** Mitra biller</w:t>
       </w:r>
     </w:p>
     <w:p>
@@ -4097,7 +5547,18 @@
         <w:rPr>
           <w:sz w:val="18"/>
         </w:rPr>
-        <w:t>**Fields:** `code, name, email, phone, address, pic` `Mitra tidak punya Hapus` `BA-004` — hanya `Aktifkan/Nonaktifkan`</w:t>
+        <w:t>**Field:** `code, name, email, phone, address, pic`</w:t>
+      </w:r>
+    </w:p>
+    <w:p>
+      <w:pPr>
+        <w:pStyle w:val="ListBullet"/>
+      </w:pPr>
+      <w:r>
+        <w:rPr>
+          <w:sz w:val="18"/>
+        </w:rPr>
+        <w:t>**Keterangan:** `Tidak punya Hapus` `BA-004` — hanya `Aktifkan/Nonaktifkan`</w:t>
       </w:r>
     </w:p>
     <w:p>
@@ -4121,7 +5582,7 @@
           <w:b/>
           <w:sz w:val="20"/>
         </w:rPr>
-        <w:t>6.7 Mitra Sub-menu (9 tests)</w:t>
+        <w:t>6.7 Mitra Sub-menu</w:t>
       </w:r>
     </w:p>
     <w:p>
@@ -4132,7 +5593,7 @@
         <w:rPr>
           <w:sz w:val="18"/>
         </w:rPr>
-        <w:t>**Top Up:** `validasi → topup Rp 50.000 → tabel` `BaMitraSubMenuPage`</w:t>
+        <w:t>**Route:** `/mitra_internal/topup/&lt;id&gt;` `BaMitraSubMenuPage`</w:t>
       </w:r>
     </w:p>
     <w:p>
@@ -4143,7 +5604,18 @@
         <w:rPr>
           <w:sz w:val="18"/>
         </w:rPr>
-        <w:t>**Riwayat, Product Pricing, Credential, Price dialog, Generate**</w:t>
+        <w:t>**Fungsi:** Top Up `validasi → Rp 50.000 → tabel`, Riwayat, Product Pricing `Generate`, Credential, Price dialog `Simpan disabled sampai form terisi`</w:t>
+      </w:r>
+    </w:p>
+    <w:p>
+      <w:pPr>
+        <w:pStyle w:val="ListBullet"/>
+      </w:pPr>
+      <w:r>
+        <w:rPr>
+          <w:sz w:val="18"/>
+        </w:rPr>
+        <w:t>**Input:** `Top Up Rp 50.000`, `Generate Product Pricing`</w:t>
       </w:r>
     </w:p>
     <w:p>
@@ -4156,7 +5628,7 @@
           <w:b/>
           <w:sz w:val="20"/>
         </w:rPr>
-        <w:t>6.8 Manage Product (7 tests)</w:t>
+        <w:t>6.8 Manage Product</w:t>
       </w:r>
     </w:p>
     <w:p>
@@ -4167,7 +5639,7 @@
         <w:rPr>
           <w:sz w:val="18"/>
         </w:rPr>
-        <w:t>**Fields:** `code, name, Biaya Admin/Komisi` `AdminFee tidak boleh kosong`</w:t>
+        <w:t>**Route:** `/manage_product_internal` `BaProductPage`</w:t>
       </w:r>
     </w:p>
     <w:p>
@@ -4178,7 +5650,29 @@
         <w:rPr>
           <w:sz w:val="18"/>
         </w:rPr>
-        <w:t>**Duplikat:** `Kode produk sudah digunakan`</w:t>
+        <w:t>**Fungsi:** Produk biller</w:t>
+      </w:r>
+    </w:p>
+    <w:p>
+      <w:pPr>
+        <w:pStyle w:val="ListBullet"/>
+      </w:pPr>
+      <w:r>
+        <w:rPr>
+          <w:sz w:val="18"/>
+        </w:rPr>
+        <w:t>**Field:** `code, name, Biaya Admin/Komisi` `AdminFee, CommissionFee tidak boleh kosong` `BA` | `type BILLING → Harga disabled` `BA-006`</w:t>
+      </w:r>
+    </w:p>
+    <w:p>
+      <w:pPr>
+        <w:pStyle w:val="ListBullet"/>
+      </w:pPr>
+      <w:r>
+        <w:rPr>
+          <w:sz w:val="18"/>
+        </w:rPr>
+        <w:t>**Flow:** `validasi tanpa Biaya → error → add dengan Biaya → edit → status → delete → duplikat Kode produk sudah digunakan`</w:t>
       </w:r>
     </w:p>
     <w:p>
@@ -4191,7 +5685,7 @@
           <w:b/>
           <w:sz w:val="20"/>
         </w:rPr>
-        <w:t>6.9 Manage Role (5 tests)</w:t>
+        <w:t>6.9 Manage Role</w:t>
       </w:r>
     </w:p>
     <w:p>
@@ -4202,7 +5696,7 @@
         <w:rPr>
           <w:sz w:val="18"/>
         </w:rPr>
-        <w:t>**Fields:** `code, name, permission matrix` `minimal memiliki satu akses menu`</w:t>
+        <w:t>**Route:** `/manage_role_internal` `BaRolePage`</w:t>
       </w:r>
     </w:p>
     <w:p>
@@ -4213,7 +5707,18 @@
         <w:rPr>
           <w:sz w:val="18"/>
         </w:rPr>
-        <w:t>**Duplikat:** `500 Nama role sudah digunakan` `BA-005`</w:t>
+        <w:t>**Fungsi:** Role `code, name, permission matrix` `minimal memiliki satu akses menu` `BA-005` `500 Nama role sudah digunakan`</w:t>
+      </w:r>
+    </w:p>
+    <w:p>
+      <w:pPr>
+        <w:pStyle w:val="ListBullet"/>
+      </w:pPr>
+      <w:r>
+        <w:rPr>
+          <w:sz w:val="18"/>
+        </w:rPr>
+        <w:t>**Field:** `permission` checkbox `Dashboard/View` 115 checkbox</w:t>
       </w:r>
     </w:p>
     <w:p>
@@ -4226,7 +5731,7 @@
           <w:b/>
           <w:sz w:val="20"/>
         </w:rPr>
-        <w:t>6.10 Monitoring (4 tests)</w:t>
+        <w:t>6.10 Monitoring Transaksi</w:t>
       </w:r>
     </w:p>
     <w:p>
@@ -4237,7 +5742,18 @@
         <w:rPr>
           <w:sz w:val="18"/>
         </w:rPr>
-        <w:t>**Search, Filter status Success, Export XLSX** `export_data/`</w:t>
+        <w:t>**Route:** `/monitoring_internal` `BaTransaksiPage`</w:t>
+      </w:r>
+    </w:p>
+    <w:p>
+      <w:pPr>
+        <w:pStyle w:val="ListBullet"/>
+      </w:pPr>
+      <w:r>
+        <w:rPr>
+          <w:sz w:val="18"/>
+        </w:rPr>
+        <w:t>**Fungsi:** Daftar transaksi `Search, Filter status Success, Export XLSX Tahun Ini`</w:t>
       </w:r>
     </w:p>
     <w:p>
@@ -4250,7 +5766,7 @@
           <w:b/>
           <w:sz w:val="20"/>
         </w:rPr>
-        <w:t>6.11 Rekap (3 tests)</w:t>
+        <w:t>6.11 Rekap Transaksi</w:t>
       </w:r>
     </w:p>
     <w:p>
@@ -4261,7 +5777,18 @@
         <w:rPr>
           <w:sz w:val="18"/>
         </w:rPr>
-        <w:t>**Filter Tahun Ini, Export**</w:t>
+        <w:t>**Route:** `/rekap_internal`</w:t>
+      </w:r>
+    </w:p>
+    <w:p>
+      <w:pPr>
+        <w:pStyle w:val="ListBullet"/>
+      </w:pPr>
+      <w:r>
+        <w:rPr>
+          <w:sz w:val="18"/>
+        </w:rPr>
+        <w:t>**Fungsi:** `Filter Tahun Ini, Export XLSX`</w:t>
       </w:r>
     </w:p>
     <w:p>
@@ -4274,7 +5801,7 @@
           <w:b/>
           <w:sz w:val="20"/>
         </w:rPr>
-        <w:t>6.12 Rekonsiliasi (5 tests)</w:t>
+        <w:t>6.12 Rekonsiliasi</w:t>
       </w:r>
     </w:p>
     <w:p>
@@ -4285,7 +5812,18 @@
         <w:rPr>
           <w:sz w:val="18"/>
         </w:rPr>
-        <w:t>**Goto, Kudo, E2Pay, AyoConnect, Search**</w:t>
+        <w:t>**Route:** `/rekonsiliasi_goto_internal`, `/rekonsiliasi_kudo_internal`, `/rekonsiliasi_e2pay_internal`, `/rekonsiliasi_ayoconnect_internal`</w:t>
+      </w:r>
+    </w:p>
+    <w:p>
+      <w:pPr>
+        <w:pStyle w:val="ListBullet"/>
+      </w:pPr>
+      <w:r>
+        <w:rPr>
+          <w:sz w:val="18"/>
+        </w:rPr>
+        <w:t>**Fungsi:** Tabel perbandingan `Upload Files`, `Search Cari File`</w:t>
       </w:r>
     </w:p>
     <w:p>
@@ -4298,7 +5836,7 @@
           <w:b/>
           <w:sz w:val="20"/>
         </w:rPr>
-        <w:t>6.13 Invoice (5 tests)</w:t>
+        <w:t>6.13 Invoice</w:t>
       </w:r>
     </w:p>
     <w:p>
@@ -4309,7 +5847,18 @@
         <w:rPr>
           <w:sz w:val="18"/>
         </w:rPr>
-        <w:t>**Generate (mitra DIGI01, range bulan), Konfirmasi Lunas, Print**</w:t>
+        <w:t>**Route:** `/invoice_internal` `BaInvoicePage`</w:t>
+      </w:r>
+    </w:p>
+    <w:p>
+      <w:pPr>
+        <w:pStyle w:val="ListBullet"/>
+      </w:pPr>
+      <w:r>
+        <w:rPr>
+          <w:sz w:val="18"/>
+        </w:rPr>
+        <w:t>**Fungsi:** `Generate` `mitra DIGI01, range bulan berjalan` → `invoice baru ATAU ditolak overlap`, `Konfirmasi Pembayaran: Belum Lunas → Lunas`, `Print`</w:t>
       </w:r>
     </w:p>
     <w:p>
@@ -4330,7 +5879,7 @@
           <w:color w:val="2E75B5"/>
           <w:sz w:val="24"/>
         </w:rPr>
-        <w:t>7. Validasi &amp; Negative Cases</w:t>
+        <w:t>7. Validasi &amp; Negative Cases (Sesi Khusus)</w:t>
       </w:r>
     </w:p>
     <w:tbl>
@@ -4342,16 +5891,19 @@
         <w:tblLook w:firstColumn="1" w:firstRow="1" w:lastColumn="0" w:lastRow="0" w:noHBand="0" w:noVBand="1" w:val="04A0"/>
       </w:tblPr>
       <w:tblGrid>
-        <w:gridCol w:w="2102"/>
-        <w:gridCol w:w="2102"/>
-        <w:gridCol w:w="2102"/>
-        <w:gridCol w:w="2102"/>
-        <w:gridCol w:w="2102"/>
+        <w:gridCol w:w="1314"/>
+        <w:gridCol w:w="1314"/>
+        <w:gridCol w:w="1314"/>
+        <w:gridCol w:w="1314"/>
+        <w:gridCol w:w="1314"/>
+        <w:gridCol w:w="1314"/>
+        <w:gridCol w:w="1314"/>
+        <w:gridCol w:w="1314"/>
       </w:tblGrid>
       <w:tr>
         <w:tc>
           <w:tcPr>
-            <w:tcW w:type="dxa" w:w="2102"/>
+            <w:tcW w:type="dxa" w:w="1314"/>
             <w:shd w:fill="2E75B5" w:val="clear"/>
             <w:vAlign w:val="center"/>
           </w:tcPr>
@@ -4366,13 +5918,13 @@
                 <w:color w:val="FFFFFF"/>
                 <w:sz w:val="16"/>
               </w:rPr>
-              <w:t>Field</w:t>
-            </w:r>
-          </w:p>
-        </w:tc>
-        <w:tc>
-          <w:tcPr>
-            <w:tcW w:type="dxa" w:w="2102"/>
+              <w:t>No</w:t>
+            </w:r>
+          </w:p>
+        </w:tc>
+        <w:tc>
+          <w:tcPr>
+            <w:tcW w:type="dxa" w:w="1314"/>
             <w:shd w:fill="2E75B5" w:val="clear"/>
             <w:vAlign w:val="center"/>
           </w:tcPr>
@@ -4387,13 +5939,13 @@
                 <w:color w:val="FFFFFF"/>
                 <w:sz w:val="16"/>
               </w:rPr>
-              <w:t>Input Invalid</w:t>
-            </w:r>
-          </w:p>
-        </w:tc>
-        <w:tc>
-          <w:tcPr>
-            <w:tcW w:type="dxa" w:w="2102"/>
+              <w:t>Menu</w:t>
+            </w:r>
+          </w:p>
+        </w:tc>
+        <w:tc>
+          <w:tcPr>
+            <w:tcW w:type="dxa" w:w="1314"/>
             <w:shd w:fill="2E75B5" w:val="clear"/>
             <w:vAlign w:val="center"/>
           </w:tcPr>
@@ -4408,13 +5960,13 @@
                 <w:color w:val="FFFFFF"/>
                 <w:sz w:val="16"/>
               </w:rPr>
-              <w:t>Expected</w:t>
-            </w:r>
-          </w:p>
-        </w:tc>
-        <w:tc>
-          <w:tcPr>
-            <w:tcW w:type="dxa" w:w="2102"/>
+              <w:t>Field</w:t>
+            </w:r>
+          </w:p>
+        </w:tc>
+        <w:tc>
+          <w:tcPr>
+            <w:tcW w:type="dxa" w:w="1314"/>
             <w:shd w:fill="2E75B5" w:val="clear"/>
             <w:vAlign w:val="center"/>
           </w:tcPr>
@@ -4429,13 +5981,13 @@
                 <w:color w:val="FFFFFF"/>
                 <w:sz w:val="16"/>
               </w:rPr>
-              <w:t>Actual</w:t>
-            </w:r>
-          </w:p>
-        </w:tc>
-        <w:tc>
-          <w:tcPr>
-            <w:tcW w:type="dxa" w:w="2102"/>
+              <w:t>Input Invalid</w:t>
+            </w:r>
+          </w:p>
+        </w:tc>
+        <w:tc>
+          <w:tcPr>
+            <w:tcW w:type="dxa" w:w="1314"/>
             <w:shd w:fill="2E75B5" w:val="clear"/>
             <w:vAlign w:val="center"/>
           </w:tcPr>
@@ -4450,7 +6002,70 @@
                 <w:color w:val="FFFFFF"/>
                 <w:sz w:val="16"/>
               </w:rPr>
+              <w:t>Expected</w:t>
+            </w:r>
+          </w:p>
+        </w:tc>
+        <w:tc>
+          <w:tcPr>
+            <w:tcW w:type="dxa" w:w="1314"/>
+            <w:shd w:fill="2E75B5" w:val="clear"/>
+            <w:vAlign w:val="center"/>
+          </w:tcPr>
+          <w:p>
+            <w:pPr>
+              <w:spacing w:after="40"/>
+              <w:jc w:val="center"/>
+            </w:pPr>
+            <w:r>
+              <w:rPr>
+                <w:b/>
+                <w:color w:val="FFFFFF"/>
+                <w:sz w:val="16"/>
+              </w:rPr>
+              <w:t>Actual</w:t>
+            </w:r>
+          </w:p>
+        </w:tc>
+        <w:tc>
+          <w:tcPr>
+            <w:tcW w:type="dxa" w:w="1314"/>
+            <w:shd w:fill="2E75B5" w:val="clear"/>
+            <w:vAlign w:val="center"/>
+          </w:tcPr>
+          <w:p>
+            <w:pPr>
+              <w:spacing w:after="40"/>
+              <w:jc w:val="center"/>
+            </w:pPr>
+            <w:r>
+              <w:rPr>
+                <w:b/>
+                <w:color w:val="FFFFFF"/>
+                <w:sz w:val="16"/>
+              </w:rPr>
               <w:t>Status</w:t>
+            </w:r>
+          </w:p>
+        </w:tc>
+        <w:tc>
+          <w:tcPr>
+            <w:tcW w:type="dxa" w:w="1314"/>
+            <w:shd w:fill="2E75B5" w:val="clear"/>
+            <w:vAlign w:val="center"/>
+          </w:tcPr>
+          <w:p>
+            <w:pPr>
+              <w:spacing w:after="40"/>
+              <w:jc w:val="center"/>
+            </w:pPr>
+            <w:r>
+              <w:rPr>
+                <w:b/>
+                <w:color w:val="FFFFFF"/>
+                <w:sz w:val="16"/>
+              </w:rPr>
+              <w:t>File</w:t>
             </w:r>
           </w:p>
         </w:tc>
@@ -4458,7 +6073,7 @@
       <w:tr>
         <w:tc>
           <w:tcPr>
-            <w:tcW w:type="dxa" w:w="2102"/>
+            <w:tcW w:type="dxa" w:w="1314"/>
             <w:vAlign w:val="center"/>
           </w:tcPr>
           <w:p>
@@ -4470,13 +6085,13 @@
               <w:rPr>
                 <w:sz w:val="14"/>
               </w:rPr>
-              <w:t>Bank code</w:t>
-            </w:r>
-          </w:p>
-        </w:tc>
-        <w:tc>
-          <w:tcPr>
-            <w:tcW w:type="dxa" w:w="2102"/>
+              <w:t>1</w:t>
+            </w:r>
+          </w:p>
+        </w:tc>
+        <w:tc>
+          <w:tcPr>
+            <w:tcW w:type="dxa" w:w="1314"/>
             <w:vAlign w:val="center"/>
           </w:tcPr>
           <w:p>
@@ -4488,13 +6103,49 @@
               <w:rPr>
                 <w:sz w:val="14"/>
               </w:rPr>
+              <w:t>Bank</w:t>
+            </w:r>
+          </w:p>
+        </w:tc>
+        <w:tc>
+          <w:tcPr>
+            <w:tcW w:type="dxa" w:w="1314"/>
+            <w:vAlign w:val="center"/>
+          </w:tcPr>
+          <w:p>
+            <w:pPr>
+              <w:spacing w:after="40"/>
+              <w:jc w:val="center"/>
+            </w:pPr>
+            <w:r>
+              <w:rPr>
+                <w:sz w:val="14"/>
+              </w:rPr>
+              <w:t>code</w:t>
+            </w:r>
+          </w:p>
+        </w:tc>
+        <w:tc>
+          <w:tcPr>
+            <w:tcW w:type="dxa" w:w="1314"/>
+            <w:vAlign w:val="center"/>
+          </w:tcPr>
+          <w:p>
+            <w:pPr>
+              <w:spacing w:after="40"/>
+              <w:jc w:val="center"/>
+            </w:pPr>
+            <w:r>
+              <w:rPr>
+                <w:sz w:val="14"/>
+              </w:rPr>
               <w:t>`!@#`</w:t>
             </w:r>
           </w:p>
         </w:tc>
         <w:tc>
           <w:tcPr>
-            <w:tcW w:type="dxa" w:w="2102"/>
+            <w:tcW w:type="dxa" w:w="1314"/>
             <w:vAlign w:val="center"/>
           </w:tcPr>
           <w:p>
@@ -4512,7 +6163,7 @@
         </w:tc>
         <w:tc>
           <w:tcPr>
-            <w:tcW w:type="dxa" w:w="2102"/>
+            <w:tcW w:type="dxa" w:w="1314"/>
             <w:vAlign w:val="center"/>
           </w:tcPr>
           <w:p>
@@ -4529,7 +6180,7 @@
         </w:tc>
         <w:tc>
           <w:tcPr>
-            <w:tcW w:type="dxa" w:w="2102"/>
+            <w:tcW w:type="dxa" w:w="1314"/>
             <w:vAlign w:val="center"/>
           </w:tcPr>
           <w:p>
@@ -4541,6 +6192,24 @@
               <w:rPr>
                 <w:sz w:val="14"/>
               </w:rPr>
+            </w:r>
+          </w:p>
+        </w:tc>
+        <w:tc>
+          <w:tcPr>
+            <w:tcW w:type="dxa" w:w="1314"/>
+            <w:vAlign w:val="center"/>
+          </w:tcPr>
+          <w:p>
+            <w:pPr>
+              <w:spacing w:after="40"/>
+              <w:jc w:val="center"/>
+            </w:pPr>
+            <w:r>
+              <w:rPr>
+                <w:sz w:val="14"/>
+              </w:rPr>
+              <w:t>`bank.spec.ts:1`</w:t>
             </w:r>
           </w:p>
         </w:tc>
@@ -4548,7 +6217,7 @@
       <w:tr>
         <w:tc>
           <w:tcPr>
-            <w:tcW w:type="dxa" w:w="2102"/>
+            <w:tcW w:type="dxa" w:w="1314"/>
             <w:vAlign w:val="center"/>
           </w:tcPr>
           <w:p>
@@ -4560,13 +6229,13 @@
               <w:rPr>
                 <w:sz w:val="14"/>
               </w:rPr>
-              <w:t>Bank code duplikat</w:t>
-            </w:r>
-          </w:p>
-        </w:tc>
-        <w:tc>
-          <w:tcPr>
-            <w:tcW w:type="dxa" w:w="2102"/>
+              <w:t>2</w:t>
+            </w:r>
+          </w:p>
+        </w:tc>
+        <w:tc>
+          <w:tcPr>
+            <w:tcW w:type="dxa" w:w="1314"/>
             <w:vAlign w:val="center"/>
           </w:tcPr>
           <w:p>
@@ -4578,13 +6247,49 @@
               <w:rPr>
                 <w:sz w:val="14"/>
               </w:rPr>
+              <w:t>Bank</w:t>
+            </w:r>
+          </w:p>
+        </w:tc>
+        <w:tc>
+          <w:tcPr>
+            <w:tcW w:type="dxa" w:w="1314"/>
+            <w:vAlign w:val="center"/>
+          </w:tcPr>
+          <w:p>
+            <w:pPr>
+              <w:spacing w:after="40"/>
+              <w:jc w:val="center"/>
+            </w:pPr>
+            <w:r>
+              <w:rPr>
+                <w:sz w:val="14"/>
+              </w:rPr>
+              <w:t>code duplikat</w:t>
+            </w:r>
+          </w:p>
+        </w:tc>
+        <w:tc>
+          <w:tcPr>
+            <w:tcW w:type="dxa" w:w="1314"/>
+            <w:vAlign w:val="center"/>
+          </w:tcPr>
+          <w:p>
+            <w:pPr>
+              <w:spacing w:after="40"/>
+              <w:jc w:val="center"/>
+            </w:pPr>
+            <w:r>
+              <w:rPr>
+                <w:sz w:val="14"/>
+              </w:rPr>
               <w:t>`TES` existing</w:t>
             </w:r>
           </w:p>
         </w:tc>
         <w:tc>
           <w:tcPr>
-            <w:tcW w:type="dxa" w:w="2102"/>
+            <w:tcW w:type="dxa" w:w="1314"/>
             <w:vAlign w:val="center"/>
           </w:tcPr>
           <w:p>
@@ -4596,13 +6301,13 @@
               <w:rPr>
                 <w:sz w:val="14"/>
               </w:rPr>
-              <w:t>toast Kode sudah digunakan</w:t>
-            </w:r>
-          </w:p>
-        </w:tc>
-        <w:tc>
-          <w:tcPr>
-            <w:tcW w:type="dxa" w:w="2102"/>
+              <w:t>toast `Kode sudah digunakan`</w:t>
+            </w:r>
+          </w:p>
+        </w:tc>
+        <w:tc>
+          <w:tcPr>
+            <w:tcW w:type="dxa" w:w="1314"/>
             <w:vAlign w:val="center"/>
           </w:tcPr>
           <w:p>
@@ -4619,7 +6324,7 @@
         </w:tc>
         <w:tc>
           <w:tcPr>
-            <w:tcW w:type="dxa" w:w="2102"/>
+            <w:tcW w:type="dxa" w:w="1314"/>
             <w:vAlign w:val="center"/>
           </w:tcPr>
           <w:p>
@@ -4631,6 +6336,24 @@
               <w:rPr>
                 <w:sz w:val="14"/>
               </w:rPr>
+            </w:r>
+          </w:p>
+        </w:tc>
+        <w:tc>
+          <w:tcPr>
+            <w:tcW w:type="dxa" w:w="1314"/>
+            <w:vAlign w:val="center"/>
+          </w:tcPr>
+          <w:p>
+            <w:pPr>
+              <w:spacing w:after="40"/>
+              <w:jc w:val="center"/>
+            </w:pPr>
+            <w:r>
+              <w:rPr>
+                <w:sz w:val="14"/>
+              </w:rPr>
+              <w:t>`bank.spec.ts:5`</w:t>
             </w:r>
           </w:p>
         </w:tc>
@@ -4638,7 +6361,7 @@
       <w:tr>
         <w:tc>
           <w:tcPr>
-            <w:tcW w:type="dxa" w:w="2102"/>
+            <w:tcW w:type="dxa" w:w="1314"/>
             <w:vAlign w:val="center"/>
           </w:tcPr>
           <w:p>
@@ -4650,13 +6373,13 @@
               <w:rPr>
                 <w:sz w:val="14"/>
               </w:rPr>
-              <w:t>Menu Hapus</w:t>
-            </w:r>
-          </w:p>
-        </w:tc>
-        <w:tc>
-          <w:tcPr>
-            <w:tcW w:type="dxa" w:w="2102"/>
+              <w:t>3</w:t>
+            </w:r>
+          </w:p>
+        </w:tc>
+        <w:tc>
+          <w:tcPr>
+            <w:tcW w:type="dxa" w:w="1314"/>
             <w:vAlign w:val="center"/>
           </w:tcPr>
           <w:p>
@@ -4668,13 +6391,49 @@
               <w:rPr>
                 <w:sz w:val="14"/>
               </w:rPr>
+              <w:t>Menu</w:t>
+            </w:r>
+          </w:p>
+        </w:tc>
+        <w:tc>
+          <w:tcPr>
+            <w:tcW w:type="dxa" w:w="1314"/>
+            <w:vAlign w:val="center"/>
+          </w:tcPr>
+          <w:p>
+            <w:pPr>
+              <w:spacing w:after="40"/>
+              <w:jc w:val="center"/>
+            </w:pPr>
+            <w:r>
+              <w:rPr>
+                <w:sz w:val="14"/>
+              </w:rPr>
+              <w:t>Hapus</w:t>
+            </w:r>
+          </w:p>
+        </w:tc>
+        <w:tc>
+          <w:tcPr>
+            <w:tcW w:type="dxa" w:w="1314"/>
+            <w:vAlign w:val="center"/>
+          </w:tcPr>
+          <w:p>
+            <w:pPr>
+              <w:spacing w:after="40"/>
+              <w:jc w:val="center"/>
+            </w:pPr>
+            <w:r>
+              <w:rPr>
+                <w:sz w:val="14"/>
+              </w:rPr>
               <w:t>`Hapus`</w:t>
             </w:r>
           </w:p>
         </w:tc>
         <w:tc>
           <w:tcPr>
-            <w:tcW w:type="dxa" w:w="2102"/>
+            <w:tcW w:type="dxa" w:w="1314"/>
             <w:vAlign w:val="center"/>
           </w:tcPr>
           <w:p>
@@ -4686,13 +6445,13 @@
               <w:rPr>
                 <w:sz w:val="14"/>
               </w:rPr>
-              <w:t>403 Anda tidak memiliki izin</w:t>
-            </w:r>
-          </w:p>
-        </w:tc>
-        <w:tc>
-          <w:tcPr>
-            <w:tcW w:type="dxa" w:w="2102"/>
+              <w:t>`403 Anda tidak memiliki izin` + row tetap</w:t>
+            </w:r>
+          </w:p>
+        </w:tc>
+        <w:tc>
+          <w:tcPr>
+            <w:tcW w:type="dxa" w:w="1314"/>
             <w:vAlign w:val="center"/>
           </w:tcPr>
           <w:p>
@@ -4709,7 +6468,7 @@
         </w:tc>
         <w:tc>
           <w:tcPr>
-            <w:tcW w:type="dxa" w:w="2102"/>
+            <w:tcW w:type="dxa" w:w="1314"/>
             <w:vAlign w:val="center"/>
           </w:tcPr>
           <w:p>
@@ -4721,6 +6480,24 @@
               <w:rPr>
                 <w:sz w:val="14"/>
               </w:rPr>
+            </w:r>
+          </w:p>
+        </w:tc>
+        <w:tc>
+          <w:tcPr>
+            <w:tcW w:type="dxa" w:w="1314"/>
+            <w:vAlign w:val="center"/>
+          </w:tcPr>
+          <w:p>
+            <w:pPr>
+              <w:spacing w:after="40"/>
+              <w:jc w:val="center"/>
+            </w:pPr>
+            <w:r>
+              <w:rPr>
+                <w:sz w:val="14"/>
+              </w:rPr>
+              <w:t>`menu.spec.ts:5` `BA-003`</w:t>
             </w:r>
           </w:p>
         </w:tc>
@@ -4728,7 +6505,7 @@
       <w:tr>
         <w:tc>
           <w:tcPr>
-            <w:tcW w:type="dxa" w:w="2102"/>
+            <w:tcW w:type="dxa" w:w="1314"/>
             <w:vAlign w:val="center"/>
           </w:tcPr>
           <w:p>
@@ -4740,13 +6517,13 @@
               <w:rPr>
                 <w:sz w:val="14"/>
               </w:rPr>
-              <w:t>Role tanpa permission</w:t>
-            </w:r>
-          </w:p>
-        </w:tc>
-        <w:tc>
-          <w:tcPr>
-            <w:tcW w:type="dxa" w:w="2102"/>
+              <w:t>4</w:t>
+            </w:r>
+          </w:p>
+        </w:tc>
+        <w:tc>
+          <w:tcPr>
+            <w:tcW w:type="dxa" w:w="1314"/>
             <w:vAlign w:val="center"/>
           </w:tcPr>
           <w:p>
@@ -4758,13 +6535,13 @@
               <w:rPr>
                 <w:sz w:val="14"/>
               </w:rPr>
-              <w:t>`0 checkbox`</w:t>
-            </w:r>
-          </w:p>
-        </w:tc>
-        <w:tc>
-          <w:tcPr>
-            <w:tcW w:type="dxa" w:w="2102"/>
+              <w:t>Mitra</w:t>
+            </w:r>
+          </w:p>
+        </w:tc>
+        <w:tc>
+          <w:tcPr>
+            <w:tcW w:type="dxa" w:w="1314"/>
             <w:vAlign w:val="center"/>
           </w:tcPr>
           <w:p>
@@ -4776,13 +6553,13 @@
               <w:rPr>
                 <w:sz w:val="14"/>
               </w:rPr>
-              <w:t>error minimal memiliki satu akses</w:t>
-            </w:r>
-          </w:p>
-        </w:tc>
-        <w:tc>
-          <w:tcPr>
-            <w:tcW w:type="dxa" w:w="2102"/>
+              <w:t>code duplikat</w:t>
+            </w:r>
+          </w:p>
+        </w:tc>
+        <w:tc>
+          <w:tcPr>
+            <w:tcW w:type="dxa" w:w="1314"/>
             <w:vAlign w:val="center"/>
           </w:tcPr>
           <w:p>
@@ -4794,12 +6571,13 @@
               <w:rPr>
                 <w:sz w:val="14"/>
               </w:rPr>
-            </w:r>
-          </w:p>
-        </w:tc>
-        <w:tc>
-          <w:tcPr>
-            <w:tcW w:type="dxa" w:w="2102"/>
+              <w:t>`QAMITRA existing`</w:t>
+            </w:r>
+          </w:p>
+        </w:tc>
+        <w:tc>
+          <w:tcPr>
+            <w:tcW w:type="dxa" w:w="1314"/>
             <w:vAlign w:val="center"/>
           </w:tcPr>
           <w:p>
@@ -4811,6 +6589,59 @@
               <w:rPr>
                 <w:sz w:val="14"/>
               </w:rPr>
+              <w:t>`Kode sudah digunakan`</w:t>
+            </w:r>
+          </w:p>
+        </w:tc>
+        <w:tc>
+          <w:tcPr>
+            <w:tcW w:type="dxa" w:w="1314"/>
+            <w:vAlign w:val="center"/>
+          </w:tcPr>
+          <w:p>
+            <w:pPr>
+              <w:spacing w:after="40"/>
+              <w:jc w:val="center"/>
+            </w:pPr>
+            <w:r>
+              <w:rPr>
+                <w:sz w:val="14"/>
+              </w:rPr>
+            </w:r>
+          </w:p>
+        </w:tc>
+        <w:tc>
+          <w:tcPr>
+            <w:tcW w:type="dxa" w:w="1314"/>
+            <w:vAlign w:val="center"/>
+          </w:tcPr>
+          <w:p>
+            <w:pPr>
+              <w:spacing w:after="40"/>
+              <w:jc w:val="center"/>
+            </w:pPr>
+            <w:r>
+              <w:rPr>
+                <w:sz w:val="14"/>
+              </w:rPr>
+            </w:r>
+          </w:p>
+        </w:tc>
+        <w:tc>
+          <w:tcPr>
+            <w:tcW w:type="dxa" w:w="1314"/>
+            <w:vAlign w:val="center"/>
+          </w:tcPr>
+          <w:p>
+            <w:pPr>
+              <w:spacing w:after="40"/>
+              <w:jc w:val="center"/>
+            </w:pPr>
+            <w:r>
+              <w:rPr>
+                <w:sz w:val="14"/>
+              </w:rPr>
+              <w:t>`mitra.spec.ts:5`</w:t>
             </w:r>
           </w:p>
         </w:tc>
@@ -4818,7 +6649,7 @@
       <w:tr>
         <w:tc>
           <w:tcPr>
-            <w:tcW w:type="dxa" w:w="2102"/>
+            <w:tcW w:type="dxa" w:w="1314"/>
             <w:vAlign w:val="center"/>
           </w:tcPr>
           <w:p>
@@ -4830,13 +6661,13 @@
               <w:rPr>
                 <w:sz w:val="14"/>
               </w:rPr>
-              <w:t>Product tanpa Biaya</w:t>
-            </w:r>
-          </w:p>
-        </w:tc>
-        <w:tc>
-          <w:tcPr>
-            <w:tcW w:type="dxa" w:w="2102"/>
+              <w:t>5</w:t>
+            </w:r>
+          </w:p>
+        </w:tc>
+        <w:tc>
+          <w:tcPr>
+            <w:tcW w:type="dxa" w:w="1314"/>
             <w:vAlign w:val="center"/>
           </w:tcPr>
           <w:p>
@@ -4848,13 +6679,49 @@
               <w:rPr>
                 <w:sz w:val="14"/>
               </w:rPr>
+              <w:t>Product</w:t>
+            </w:r>
+          </w:p>
+        </w:tc>
+        <w:tc>
+          <w:tcPr>
+            <w:tcW w:type="dxa" w:w="1314"/>
+            <w:vAlign w:val="center"/>
+          </w:tcPr>
+          <w:p>
+            <w:pPr>
+              <w:spacing w:after="40"/>
+              <w:jc w:val="center"/>
+            </w:pPr>
+            <w:r>
+              <w:rPr>
+                <w:sz w:val="14"/>
+              </w:rPr>
+              <w:t>Biaya Admin</w:t>
+            </w:r>
+          </w:p>
+        </w:tc>
+        <w:tc>
+          <w:tcPr>
+            <w:tcW w:type="dxa" w:w="1314"/>
+            <w:vAlign w:val="center"/>
+          </w:tcPr>
+          <w:p>
+            <w:pPr>
+              <w:spacing w:after="40"/>
+              <w:jc w:val="center"/>
+            </w:pPr>
+            <w:r>
+              <w:rPr>
+                <w:sz w:val="14"/>
+              </w:rPr>
               <w:t>`0`</w:t>
             </w:r>
           </w:p>
         </w:tc>
         <w:tc>
           <w:tcPr>
-            <w:tcW w:type="dxa" w:w="2102"/>
+            <w:tcW w:type="dxa" w:w="1314"/>
             <w:vAlign w:val="center"/>
           </w:tcPr>
           <w:p>
@@ -4866,13 +6733,13 @@
               <w:rPr>
                 <w:sz w:val="14"/>
               </w:rPr>
-              <w:t>AdminFee tidak boleh kosong</w:t>
-            </w:r>
-          </w:p>
-        </w:tc>
-        <w:tc>
-          <w:tcPr>
-            <w:tcW w:type="dxa" w:w="2102"/>
+              <w:t>`AdminFee, CommissionFee tidak boleh kosong`</w:t>
+            </w:r>
+          </w:p>
+        </w:tc>
+        <w:tc>
+          <w:tcPr>
+            <w:tcW w:type="dxa" w:w="1314"/>
             <w:vAlign w:val="center"/>
           </w:tcPr>
           <w:p>
@@ -4889,7 +6756,7 @@
         </w:tc>
         <w:tc>
           <w:tcPr>
-            <w:tcW w:type="dxa" w:w="2102"/>
+            <w:tcW w:type="dxa" w:w="1314"/>
             <w:vAlign w:val="center"/>
           </w:tcPr>
           <w:p>
@@ -4901,6 +6768,24 @@
               <w:rPr>
                 <w:sz w:val="14"/>
               </w:rPr>
+            </w:r>
+          </w:p>
+        </w:tc>
+        <w:tc>
+          <w:tcPr>
+            <w:tcW w:type="dxa" w:w="1314"/>
+            <w:vAlign w:val="center"/>
+          </w:tcPr>
+          <w:p>
+            <w:pPr>
+              <w:spacing w:after="40"/>
+              <w:jc w:val="center"/>
+            </w:pPr>
+            <w:r>
+              <w:rPr>
+                <w:sz w:val="14"/>
+              </w:rPr>
+              <w:t>`product.spec.ts:2`</w:t>
             </w:r>
           </w:p>
         </w:tc>
@@ -4908,7 +6793,7 @@
       <w:tr>
         <w:tc>
           <w:tcPr>
-            <w:tcW w:type="dxa" w:w="2102"/>
+            <w:tcW w:type="dxa" w:w="1314"/>
             <w:vAlign w:val="center"/>
           </w:tcPr>
           <w:p>
@@ -4920,13 +6805,13 @@
               <w:rPr>
                 <w:sz w:val="14"/>
               </w:rPr>
-              <w:t>Search tidak ada</w:t>
-            </w:r>
-          </w:p>
-        </w:tc>
-        <w:tc>
-          <w:tcPr>
-            <w:tcW w:type="dxa" w:w="2102"/>
+              <w:t>6</w:t>
+            </w:r>
+          </w:p>
+        </w:tc>
+        <w:tc>
+          <w:tcPr>
+            <w:tcW w:type="dxa" w:w="1314"/>
             <w:vAlign w:val="center"/>
           </w:tcPr>
           <w:p>
@@ -4938,13 +6823,337 @@
               <w:rPr>
                 <w:sz w:val="14"/>
               </w:rPr>
+              <w:t>Role</w:t>
+            </w:r>
+          </w:p>
+        </w:tc>
+        <w:tc>
+          <w:tcPr>
+            <w:tcW w:type="dxa" w:w="1314"/>
+            <w:vAlign w:val="center"/>
+          </w:tcPr>
+          <w:p>
+            <w:pPr>
+              <w:spacing w:after="40"/>
+              <w:jc w:val="center"/>
+            </w:pPr>
+            <w:r>
+              <w:rPr>
+                <w:sz w:val="14"/>
+              </w:rPr>
+              <w:t>permission</w:t>
+            </w:r>
+          </w:p>
+        </w:tc>
+        <w:tc>
+          <w:tcPr>
+            <w:tcW w:type="dxa" w:w="1314"/>
+            <w:vAlign w:val="center"/>
+          </w:tcPr>
+          <w:p>
+            <w:pPr>
+              <w:spacing w:after="40"/>
+              <w:jc w:val="center"/>
+            </w:pPr>
+            <w:r>
+              <w:rPr>
+                <w:sz w:val="14"/>
+              </w:rPr>
+              <w:t>`0 checkbox`</w:t>
+            </w:r>
+          </w:p>
+        </w:tc>
+        <w:tc>
+          <w:tcPr>
+            <w:tcW w:type="dxa" w:w="1314"/>
+            <w:vAlign w:val="center"/>
+          </w:tcPr>
+          <w:p>
+            <w:pPr>
+              <w:spacing w:after="40"/>
+              <w:jc w:val="center"/>
+            </w:pPr>
+            <w:r>
+              <w:rPr>
+                <w:sz w:val="14"/>
+              </w:rPr>
+              <w:t>`minimal memiliki satu akses menu`</w:t>
+            </w:r>
+          </w:p>
+        </w:tc>
+        <w:tc>
+          <w:tcPr>
+            <w:tcW w:type="dxa" w:w="1314"/>
+            <w:vAlign w:val="center"/>
+          </w:tcPr>
+          <w:p>
+            <w:pPr>
+              <w:spacing w:after="40"/>
+              <w:jc w:val="center"/>
+            </w:pPr>
+            <w:r>
+              <w:rPr>
+                <w:sz w:val="14"/>
+              </w:rPr>
+            </w:r>
+          </w:p>
+        </w:tc>
+        <w:tc>
+          <w:tcPr>
+            <w:tcW w:type="dxa" w:w="1314"/>
+            <w:vAlign w:val="center"/>
+          </w:tcPr>
+          <w:p>
+            <w:pPr>
+              <w:spacing w:after="40"/>
+              <w:jc w:val="center"/>
+            </w:pPr>
+            <w:r>
+              <w:rPr>
+                <w:sz w:val="14"/>
+              </w:rPr>
+            </w:r>
+          </w:p>
+        </w:tc>
+        <w:tc>
+          <w:tcPr>
+            <w:tcW w:type="dxa" w:w="1314"/>
+            <w:vAlign w:val="center"/>
+          </w:tcPr>
+          <w:p>
+            <w:pPr>
+              <w:spacing w:after="40"/>
+              <w:jc w:val="center"/>
+            </w:pPr>
+            <w:r>
+              <w:rPr>
+                <w:sz w:val="14"/>
+              </w:rPr>
+              <w:t>`role.spec.ts:2`</w:t>
+            </w:r>
+          </w:p>
+        </w:tc>
+      </w:tr>
+      <w:tr>
+        <w:tc>
+          <w:tcPr>
+            <w:tcW w:type="dxa" w:w="1314"/>
+            <w:vAlign w:val="center"/>
+          </w:tcPr>
+          <w:p>
+            <w:pPr>
+              <w:spacing w:after="40"/>
+              <w:jc w:val="center"/>
+            </w:pPr>
+            <w:r>
+              <w:rPr>
+                <w:sz w:val="14"/>
+              </w:rPr>
+              <w:t>7</w:t>
+            </w:r>
+          </w:p>
+        </w:tc>
+        <w:tc>
+          <w:tcPr>
+            <w:tcW w:type="dxa" w:w="1314"/>
+            <w:vAlign w:val="center"/>
+          </w:tcPr>
+          <w:p>
+            <w:pPr>
+              <w:spacing w:after="40"/>
+              <w:jc w:val="center"/>
+            </w:pPr>
+            <w:r>
+              <w:rPr>
+                <w:sz w:val="14"/>
+              </w:rPr>
+              <w:t>Role</w:t>
+            </w:r>
+          </w:p>
+        </w:tc>
+        <w:tc>
+          <w:tcPr>
+            <w:tcW w:type="dxa" w:w="1314"/>
+            <w:vAlign w:val="center"/>
+          </w:tcPr>
+          <w:p>
+            <w:pPr>
+              <w:spacing w:after="40"/>
+              <w:jc w:val="center"/>
+            </w:pPr>
+            <w:r>
+              <w:rPr>
+                <w:sz w:val="14"/>
+              </w:rPr>
+              <w:t>name duplikat</w:t>
+            </w:r>
+          </w:p>
+        </w:tc>
+        <w:tc>
+          <w:tcPr>
+            <w:tcW w:type="dxa" w:w="1314"/>
+            <w:vAlign w:val="center"/>
+          </w:tcPr>
+          <w:p>
+            <w:pPr>
+              <w:spacing w:after="40"/>
+              <w:jc w:val="center"/>
+            </w:pPr>
+            <w:r>
+              <w:rPr>
+                <w:sz w:val="14"/>
+              </w:rPr>
+              <w:t>`existing`</w:t>
+            </w:r>
+          </w:p>
+        </w:tc>
+        <w:tc>
+          <w:tcPr>
+            <w:tcW w:type="dxa" w:w="1314"/>
+            <w:vAlign w:val="center"/>
+          </w:tcPr>
+          <w:p>
+            <w:pPr>
+              <w:spacing w:after="40"/>
+              <w:jc w:val="center"/>
+            </w:pPr>
+            <w:r>
+              <w:rPr>
+                <w:sz w:val="14"/>
+              </w:rPr>
+              <w:t>`500 Nama role sudah digunakan`</w:t>
+            </w:r>
+          </w:p>
+        </w:tc>
+        <w:tc>
+          <w:tcPr>
+            <w:tcW w:type="dxa" w:w="1314"/>
+            <w:vAlign w:val="center"/>
+          </w:tcPr>
+          <w:p>
+            <w:pPr>
+              <w:spacing w:after="40"/>
+              <w:jc w:val="center"/>
+            </w:pPr>
+            <w:r>
+              <w:rPr>
+                <w:sz w:val="14"/>
+              </w:rPr>
+            </w:r>
+          </w:p>
+        </w:tc>
+        <w:tc>
+          <w:tcPr>
+            <w:tcW w:type="dxa" w:w="1314"/>
+            <w:vAlign w:val="center"/>
+          </w:tcPr>
+          <w:p>
+            <w:pPr>
+              <w:spacing w:after="40"/>
+              <w:jc w:val="center"/>
+            </w:pPr>
+            <w:r>
+              <w:rPr>
+                <w:sz w:val="14"/>
+              </w:rPr>
+            </w:r>
+          </w:p>
+        </w:tc>
+        <w:tc>
+          <w:tcPr>
+            <w:tcW w:type="dxa" w:w="1314"/>
+            <w:vAlign w:val="center"/>
+          </w:tcPr>
+          <w:p>
+            <w:pPr>
+              <w:spacing w:after="40"/>
+              <w:jc w:val="center"/>
+            </w:pPr>
+            <w:r>
+              <w:rPr>
+                <w:sz w:val="14"/>
+              </w:rPr>
+              <w:t>`role.spec.ts:6` `BA-005`</w:t>
+            </w:r>
+          </w:p>
+        </w:tc>
+      </w:tr>
+      <w:tr>
+        <w:tc>
+          <w:tcPr>
+            <w:tcW w:type="dxa" w:w="1314"/>
+            <w:vAlign w:val="center"/>
+          </w:tcPr>
+          <w:p>
+            <w:pPr>
+              <w:spacing w:after="40"/>
+              <w:jc w:val="center"/>
+            </w:pPr>
+            <w:r>
+              <w:rPr>
+                <w:sz w:val="14"/>
+              </w:rPr>
+              <w:t>8</w:t>
+            </w:r>
+          </w:p>
+        </w:tc>
+        <w:tc>
+          <w:tcPr>
+            <w:tcW w:type="dxa" w:w="1314"/>
+            <w:vAlign w:val="center"/>
+          </w:tcPr>
+          <w:p>
+            <w:pPr>
+              <w:spacing w:after="40"/>
+              <w:jc w:val="center"/>
+            </w:pPr>
+            <w:r>
+              <w:rPr>
+                <w:sz w:val="14"/>
+              </w:rPr>
+              <w:t>Search</w:t>
+            </w:r>
+          </w:p>
+        </w:tc>
+        <w:tc>
+          <w:tcPr>
+            <w:tcW w:type="dxa" w:w="1314"/>
+            <w:vAlign w:val="center"/>
+          </w:tcPr>
+          <w:p>
+            <w:pPr>
+              <w:spacing w:after="40"/>
+              <w:jc w:val="center"/>
+            </w:pPr>
+            <w:r>
+              <w:rPr>
+                <w:sz w:val="14"/>
+              </w:rPr>
+              <w:t>keyword acak</w:t>
+            </w:r>
+          </w:p>
+        </w:tc>
+        <w:tc>
+          <w:tcPr>
+            <w:tcW w:type="dxa" w:w="1314"/>
+            <w:vAlign w:val="center"/>
+          </w:tcPr>
+          <w:p>
+            <w:pPr>
+              <w:spacing w:after="40"/>
+              <w:jc w:val="center"/>
+            </w:pPr>
+            <w:r>
+              <w:rPr>
+                <w:sz w:val="14"/>
+              </w:rPr>
               <w:t>`ZZZ_NOT_EXIST_999`</w:t>
             </w:r>
           </w:p>
         </w:tc>
         <w:tc>
           <w:tcPr>
-            <w:tcW w:type="dxa" w:w="2102"/>
+            <w:tcW w:type="dxa" w:w="1314"/>
             <w:vAlign w:val="center"/>
           </w:tcPr>
           <w:p>
@@ -4956,13 +7165,13 @@
               <w:rPr>
                 <w:sz w:val="14"/>
               </w:rPr>
-              <w:t>0 rows / Tidak ada data</w:t>
-            </w:r>
-          </w:p>
-        </w:tc>
-        <w:tc>
-          <w:tcPr>
-            <w:tcW w:type="dxa" w:w="2102"/>
+              <w:t>`0 rows / Tidak ada data`</w:t>
+            </w:r>
+          </w:p>
+        </w:tc>
+        <w:tc>
+          <w:tcPr>
+            <w:tcW w:type="dxa" w:w="1314"/>
             <w:vAlign w:val="center"/>
           </w:tcPr>
           <w:p>
@@ -4979,7 +7188,7 @@
         </w:tc>
         <w:tc>
           <w:tcPr>
-            <w:tcW w:type="dxa" w:w="2102"/>
+            <w:tcW w:type="dxa" w:w="1314"/>
             <w:vAlign w:val="center"/>
           </w:tcPr>
           <w:p>
@@ -4991,6 +7200,312 @@
               <w:rPr>
                 <w:sz w:val="14"/>
               </w:rPr>
+            </w:r>
+          </w:p>
+        </w:tc>
+        <w:tc>
+          <w:tcPr>
+            <w:tcW w:type="dxa" w:w="1314"/>
+            <w:vAlign w:val="center"/>
+          </w:tcPr>
+          <w:p>
+            <w:pPr>
+              <w:spacing w:after="40"/>
+              <w:jc w:val="center"/>
+            </w:pPr>
+            <w:r>
+              <w:rPr>
+                <w:sz w:val="14"/>
+              </w:rPr>
+              <w:t>`monitoring.spec.ts:2`</w:t>
+            </w:r>
+          </w:p>
+        </w:tc>
+      </w:tr>
+      <w:tr>
+        <w:tc>
+          <w:tcPr>
+            <w:tcW w:type="dxa" w:w="1314"/>
+            <w:vAlign w:val="center"/>
+          </w:tcPr>
+          <w:p>
+            <w:pPr>
+              <w:spacing w:after="40"/>
+              <w:jc w:val="center"/>
+            </w:pPr>
+            <w:r>
+              <w:rPr>
+                <w:sz w:val="14"/>
+              </w:rPr>
+              <w:t>9</w:t>
+            </w:r>
+          </w:p>
+        </w:tc>
+        <w:tc>
+          <w:tcPr>
+            <w:tcW w:type="dxa" w:w="1314"/>
+            <w:vAlign w:val="center"/>
+          </w:tcPr>
+          <w:p>
+            <w:pPr>
+              <w:spacing w:after="40"/>
+              <w:jc w:val="center"/>
+            </w:pPr>
+            <w:r>
+              <w:rPr>
+                <w:sz w:val="14"/>
+              </w:rPr>
+              <w:t>Kategori</w:t>
+            </w:r>
+          </w:p>
+        </w:tc>
+        <w:tc>
+          <w:tcPr>
+            <w:tcW w:type="dxa" w:w="1314"/>
+            <w:vAlign w:val="center"/>
+          </w:tcPr>
+          <w:p>
+            <w:pPr>
+              <w:spacing w:after="40"/>
+              <w:jc w:val="center"/>
+            </w:pPr>
+            <w:r>
+              <w:rPr>
+                <w:sz w:val="14"/>
+              </w:rPr>
+              <w:t>code duplikat</w:t>
+            </w:r>
+          </w:p>
+        </w:tc>
+        <w:tc>
+          <w:tcPr>
+            <w:tcW w:type="dxa" w:w="1314"/>
+            <w:vAlign w:val="center"/>
+          </w:tcPr>
+          <w:p>
+            <w:pPr>
+              <w:spacing w:after="40"/>
+              <w:jc w:val="center"/>
+            </w:pPr>
+            <w:r>
+              <w:rPr>
+                <w:sz w:val="14"/>
+              </w:rPr>
+              <w:t>`existing`</w:t>
+            </w:r>
+          </w:p>
+        </w:tc>
+        <w:tc>
+          <w:tcPr>
+            <w:tcW w:type="dxa" w:w="1314"/>
+            <w:vAlign w:val="center"/>
+          </w:tcPr>
+          <w:p>
+            <w:pPr>
+              <w:spacing w:after="40"/>
+              <w:jc w:val="center"/>
+            </w:pPr>
+            <w:r>
+              <w:rPr>
+                <w:sz w:val="14"/>
+              </w:rPr>
+              <w:t>`Kode Kategori sudah digunakan`</w:t>
+            </w:r>
+          </w:p>
+        </w:tc>
+        <w:tc>
+          <w:tcPr>
+            <w:tcW w:type="dxa" w:w="1314"/>
+            <w:vAlign w:val="center"/>
+          </w:tcPr>
+          <w:p>
+            <w:pPr>
+              <w:spacing w:after="40"/>
+              <w:jc w:val="center"/>
+            </w:pPr>
+            <w:r>
+              <w:rPr>
+                <w:sz w:val="14"/>
+              </w:rPr>
+            </w:r>
+          </w:p>
+        </w:tc>
+        <w:tc>
+          <w:tcPr>
+            <w:tcW w:type="dxa" w:w="1314"/>
+            <w:vAlign w:val="center"/>
+          </w:tcPr>
+          <w:p>
+            <w:pPr>
+              <w:spacing w:after="40"/>
+              <w:jc w:val="center"/>
+            </w:pPr>
+            <w:r>
+              <w:rPr>
+                <w:sz w:val="14"/>
+              </w:rPr>
+            </w:r>
+          </w:p>
+        </w:tc>
+        <w:tc>
+          <w:tcPr>
+            <w:tcW w:type="dxa" w:w="1314"/>
+            <w:vAlign w:val="center"/>
+          </w:tcPr>
+          <w:p>
+            <w:pPr>
+              <w:spacing w:after="40"/>
+              <w:jc w:val="center"/>
+            </w:pPr>
+            <w:r>
+              <w:rPr>
+                <w:sz w:val="14"/>
+              </w:rPr>
+              <w:t>`category-group.spec.ts:6,10`</w:t>
+            </w:r>
+          </w:p>
+        </w:tc>
+      </w:tr>
+      <w:tr>
+        <w:tc>
+          <w:tcPr>
+            <w:tcW w:type="dxa" w:w="1314"/>
+            <w:vAlign w:val="center"/>
+          </w:tcPr>
+          <w:p>
+            <w:pPr>
+              <w:spacing w:after="40"/>
+              <w:jc w:val="center"/>
+            </w:pPr>
+            <w:r>
+              <w:rPr>
+                <w:sz w:val="14"/>
+              </w:rPr>
+              <w:t>10</w:t>
+            </w:r>
+          </w:p>
+        </w:tc>
+        <w:tc>
+          <w:tcPr>
+            <w:tcW w:type="dxa" w:w="1314"/>
+            <w:vAlign w:val="center"/>
+          </w:tcPr>
+          <w:p>
+            <w:pPr>
+              <w:spacing w:after="40"/>
+              <w:jc w:val="center"/>
+            </w:pPr>
+            <w:r>
+              <w:rPr>
+                <w:sz w:val="14"/>
+              </w:rPr>
+              <w:t>Mitra Top Up</w:t>
+            </w:r>
+          </w:p>
+        </w:tc>
+        <w:tc>
+          <w:tcPr>
+            <w:tcW w:type="dxa" w:w="1314"/>
+            <w:vAlign w:val="center"/>
+          </w:tcPr>
+          <w:p>
+            <w:pPr>
+              <w:spacing w:after="40"/>
+              <w:jc w:val="center"/>
+            </w:pPr>
+            <w:r>
+              <w:rPr>
+                <w:sz w:val="14"/>
+              </w:rPr>
+              <w:t>amount</w:t>
+            </w:r>
+          </w:p>
+        </w:tc>
+        <w:tc>
+          <w:tcPr>
+            <w:tcW w:type="dxa" w:w="1314"/>
+            <w:vAlign w:val="center"/>
+          </w:tcPr>
+          <w:p>
+            <w:pPr>
+              <w:spacing w:after="40"/>
+              <w:jc w:val="center"/>
+            </w:pPr>
+            <w:r>
+              <w:rPr>
+                <w:sz w:val="14"/>
+              </w:rPr>
+              <w:t>`""`</w:t>
+            </w:r>
+          </w:p>
+        </w:tc>
+        <w:tc>
+          <w:tcPr>
+            <w:tcW w:type="dxa" w:w="1314"/>
+            <w:vAlign w:val="center"/>
+          </w:tcPr>
+          <w:p>
+            <w:pPr>
+              <w:spacing w:after="40"/>
+              <w:jc w:val="center"/>
+            </w:pPr>
+            <w:r>
+              <w:rPr>
+                <w:sz w:val="14"/>
+              </w:rPr>
+              <w:t>`Simpan disabled`</w:t>
+            </w:r>
+          </w:p>
+        </w:tc>
+        <w:tc>
+          <w:tcPr>
+            <w:tcW w:type="dxa" w:w="1314"/>
+            <w:vAlign w:val="center"/>
+          </w:tcPr>
+          <w:p>
+            <w:pPr>
+              <w:spacing w:after="40"/>
+              <w:jc w:val="center"/>
+            </w:pPr>
+            <w:r>
+              <w:rPr>
+                <w:sz w:val="14"/>
+              </w:rPr>
+            </w:r>
+          </w:p>
+        </w:tc>
+        <w:tc>
+          <w:tcPr>
+            <w:tcW w:type="dxa" w:w="1314"/>
+            <w:vAlign w:val="center"/>
+          </w:tcPr>
+          <w:p>
+            <w:pPr>
+              <w:spacing w:after="40"/>
+              <w:jc w:val="center"/>
+            </w:pPr>
+            <w:r>
+              <w:rPr>
+                <w:sz w:val="14"/>
+              </w:rPr>
+            </w:r>
+          </w:p>
+        </w:tc>
+        <w:tc>
+          <w:tcPr>
+            <w:tcW w:type="dxa" w:w="1314"/>
+            <w:vAlign w:val="center"/>
+          </w:tcPr>
+          <w:p>
+            <w:pPr>
+              <w:spacing w:after="40"/>
+              <w:jc w:val="center"/>
+            </w:pPr>
+            <w:r>
+              <w:rPr>
+                <w:sz w:val="14"/>
+              </w:rPr>
+              <w:t>`mitra-submenu.spec.ts:1`</w:t>
             </w:r>
           </w:p>
         </w:tc>
@@ -5000,6 +7515,17 @@
       <w:pPr>
         <w:spacing w:after="80"/>
       </w:pPr>
+    </w:p>
+    <w:p>
+      <w:pPr>
+        <w:spacing w:after="80"/>
+      </w:pPr>
+      <w:r>
+        <w:rPr>
+          <w:sz w:val="18"/>
+        </w:rPr>
+        <w:t>*Isi Actual saat retest.*</w:t>
+      </w:r>
     </w:p>
     <w:p>
       <w:pPr>
@@ -5030,7 +7556,7 @@
         <w:rPr>
           <w:sz w:val="18"/>
         </w:rPr>
-        <w:t>**Uniq:** `Date.now().slice(-6)` `QA BANK &lt;uniq&gt;` `QAPSP` `QAUSER`</w:t>
+        <w:t>**Uniq:** `Date.now().slice(-6)` `QA BANK &lt;uniq&gt;` `QAPSP` `QAUSER` `QAMITRA`</w:t>
       </w:r>
     </w:p>
     <w:p>
@@ -5041,7 +7567,29 @@
         <w:rPr>
           <w:sz w:val="18"/>
         </w:rPr>
-        <w:t>**Pola:** `hasRow(code) ? skip add : openAdd → fill → save → hasRow true` `hasRow` + `deleteBank/code` `Lanjutkan` → `hasRow false` biar tidak sampah `backoffice-tests/bots/ba/*.spec.ts`</w:t>
+        <w:t>**Pola ADD:** `hasRow(code) ? skip add : openAdd → fill → save → hasRow true` `BaBankPage:hasRow`</w:t>
+      </w:r>
+    </w:p>
+    <w:p>
+      <w:pPr>
+        <w:pStyle w:val="ListBullet"/>
+      </w:pPr>
+      <w:r>
+        <w:rPr>
+          <w:sz w:val="18"/>
+        </w:rPr>
+        <w:t>**Cleanup:** `hasRow ? deleteBank/code → Lanjutkan → hasRow false` `deleteBank:125` `BaBankPage` — semua `ADD` langsung `delete` biar tidak sampah `backoffice-tests/bots/ba/*.spec.ts`</w:t>
+      </w:r>
+    </w:p>
+    <w:p>
+      <w:pPr>
+        <w:pStyle w:val="ListBullet"/>
+      </w:pPr>
+      <w:r>
+        <w:rPr>
+          <w:sz w:val="18"/>
+        </w:rPr>
+        <w:t>**Search:** `Cari Bank...` `input#search` `fill → wait 1500ms`</w:t>
       </w:r>
     </w:p>
     <w:p>
@@ -5074,13 +7622,14 @@
         <w:tblLook w:firstColumn="1" w:firstRow="1" w:lastColumn="0" w:lastRow="0" w:noHBand="0" w:noVBand="1" w:val="04A0"/>
       </w:tblPr>
       <w:tblGrid>
-        <w:gridCol w:w="5256"/>
-        <w:gridCol w:w="5256"/>
+        <w:gridCol w:w="3504"/>
+        <w:gridCol w:w="3504"/>
+        <w:gridCol w:w="3504"/>
       </w:tblGrid>
       <w:tr>
         <w:tc>
           <w:tcPr>
-            <w:tcW w:type="dxa" w:w="5256"/>
+            <w:tcW w:type="dxa" w:w="3504"/>
             <w:shd w:fill="2E75B5" w:val="clear"/>
             <w:vAlign w:val="center"/>
           </w:tcPr>
@@ -5101,7 +7650,7 @@
         </w:tc>
         <w:tc>
           <w:tcPr>
-            <w:tcW w:type="dxa" w:w="5256"/>
+            <w:tcW w:type="dxa" w:w="3504"/>
             <w:shd w:fill="2E75B5" w:val="clear"/>
             <w:vAlign w:val="center"/>
           </w:tcPr>
@@ -5120,11 +7669,32 @@
             </w:r>
           </w:p>
         </w:tc>
+        <w:tc>
+          <w:tcPr>
+            <w:tcW w:type="dxa" w:w="3504"/>
+            <w:shd w:fill="2E75B5" w:val="clear"/>
+            <w:vAlign w:val="center"/>
+          </w:tcPr>
+          <w:p>
+            <w:pPr>
+              <w:spacing w:after="40"/>
+              <w:jc w:val="center"/>
+            </w:pPr>
+            <w:r>
+              <w:rPr>
+                <w:b/>
+                <w:color w:val="FFFFFF"/>
+                <w:sz w:val="16"/>
+              </w:rPr>
+              <w:t>File</w:t>
+            </w:r>
+          </w:p>
+        </w:tc>
       </w:tr>
       <w:tr>
         <w:tc>
           <w:tcPr>
-            <w:tcW w:type="dxa" w:w="5256"/>
+            <w:tcW w:type="dxa" w:w="3504"/>
             <w:vAlign w:val="center"/>
           </w:tcPr>
           <w:p>
@@ -5142,7 +7712,7 @@
         </w:tc>
         <w:tc>
           <w:tcPr>
-            <w:tcW w:type="dxa" w:w="5256"/>
+            <w:tcW w:type="dxa" w:w="3504"/>
             <w:vAlign w:val="center"/>
           </w:tcPr>
           <w:p>
@@ -5155,6 +7725,24 @@
                 <w:sz w:val="14"/>
               </w:rPr>
               <w:t>Role `subandonorogo` tidak ada `Tambah` untuk beberapa master — skip ADD, cek Edit</w:t>
+            </w:r>
+          </w:p>
+        </w:tc>
+        <w:tc>
+          <w:tcPr>
+            <w:tcW w:type="dxa" w:w="3504"/>
+            <w:vAlign w:val="center"/>
+          </w:tcPr>
+          <w:p>
+            <w:pPr>
+              <w:spacing w:after="40"/>
+              <w:jc w:val="center"/>
+            </w:pPr>
+            <w:r>
+              <w:rPr>
+                <w:sz w:val="14"/>
+              </w:rPr>
+              <w:t>`MiniappMasterPage.ts`</w:t>
             </w:r>
           </w:p>
         </w:tc>
@@ -5162,7 +7750,7 @@
       <w:tr>
         <w:tc>
           <w:tcPr>
-            <w:tcW w:type="dxa" w:w="5256"/>
+            <w:tcW w:type="dxa" w:w="3504"/>
             <w:vAlign w:val="center"/>
           </w:tcPr>
           <w:p>
@@ -5180,7 +7768,7 @@
         </w:tc>
         <w:tc>
           <w:tcPr>
-            <w:tcW w:type="dxa" w:w="5256"/>
+            <w:tcW w:type="dxa" w:w="3504"/>
             <w:vAlign w:val="center"/>
           </w:tcPr>
           <w:p>
@@ -5193,6 +7781,24 @@
                 <w:sz w:val="14"/>
               </w:rPr>
               <w:t>Route tidak ada `master/017` — skip</w:t>
+            </w:r>
+          </w:p>
+        </w:tc>
+        <w:tc>
+          <w:tcPr>
+            <w:tcW w:type="dxa" w:w="3504"/>
+            <w:vAlign w:val="center"/>
+          </w:tcPr>
+          <w:p>
+            <w:pPr>
+              <w:spacing w:after="40"/>
+              <w:jc w:val="center"/>
+            </w:pPr>
+            <w:r>
+              <w:rPr>
+                <w:sz w:val="14"/>
+              </w:rPr>
+              <w:t>`probe`</w:t>
             </w:r>
           </w:p>
         </w:tc>
@@ -5200,7 +7806,7 @@
       <w:tr>
         <w:tc>
           <w:tcPr>
-            <w:tcW w:type="dxa" w:w="5256"/>
+            <w:tcW w:type="dxa" w:w="3504"/>
             <w:vAlign w:val="center"/>
           </w:tcPr>
           <w:p>
@@ -5218,7 +7824,7 @@
         </w:tc>
         <w:tc>
           <w:tcPr>
-            <w:tcW w:type="dxa" w:w="5256"/>
+            <w:tcW w:type="dxa" w:w="3504"/>
             <w:vAlign w:val="center"/>
           </w:tcPr>
           <w:p>
@@ -5230,7 +7836,25 @@
               <w:rPr>
                 <w:sz w:val="14"/>
               </w:rPr>
-              <w:t>Portal menolak 2+ login OTP bersamaan — `playwright.config.ts:25`</w:t>
+              <w:t>Portal menolak 2+ login OTP bersamaan</w:t>
+            </w:r>
+          </w:p>
+        </w:tc>
+        <w:tc>
+          <w:tcPr>
+            <w:tcW w:type="dxa" w:w="3504"/>
+            <w:vAlign w:val="center"/>
+          </w:tcPr>
+          <w:p>
+            <w:pPr>
+              <w:spacing w:after="40"/>
+              <w:jc w:val="center"/>
+            </w:pPr>
+            <w:r>
+              <w:rPr>
+                <w:sz w:val="14"/>
+              </w:rPr>
+              <w:t>`playwright.config.ts:25`</w:t>
             </w:r>
           </w:p>
         </w:tc>
@@ -5238,7 +7862,7 @@
       <w:tr>
         <w:tc>
           <w:tcPr>
-            <w:tcW w:type="dxa" w:w="5256"/>
+            <w:tcW w:type="dxa" w:w="3504"/>
             <w:vAlign w:val="center"/>
           </w:tcPr>
           <w:p>
@@ -5256,7 +7880,7 @@
         </w:tc>
         <w:tc>
           <w:tcPr>
-            <w:tcW w:type="dxa" w:w="5256"/>
+            <w:tcW w:type="dxa" w:w="3504"/>
             <w:vAlign w:val="center"/>
           </w:tcPr>
           <w:p>
@@ -5269,6 +7893,80 @@
                 <w:sz w:val="14"/>
               </w:rPr>
               <w:t>`NONA-005` transien, retry lulus</w:t>
+            </w:r>
+          </w:p>
+        </w:tc>
+        <w:tc>
+          <w:tcPr>
+            <w:tcW w:type="dxa" w:w="3504"/>
+            <w:vAlign w:val="center"/>
+          </w:tcPr>
+          <w:p>
+            <w:pPr>
+              <w:spacing w:after="40"/>
+              <w:jc w:val="center"/>
+            </w:pPr>
+            <w:r>
+              <w:rPr>
+                <w:sz w:val="14"/>
+              </w:rPr>
+              <w:t>`findings.ts`</w:t>
+            </w:r>
+          </w:p>
+        </w:tc>
+      </w:tr>
+      <w:tr>
+        <w:tc>
+          <w:tcPr>
+            <w:tcW w:type="dxa" w:w="3504"/>
+            <w:vAlign w:val="center"/>
+          </w:tcPr>
+          <w:p>
+            <w:pPr>
+              <w:spacing w:after="40"/>
+              <w:jc w:val="center"/>
+            </w:pPr>
+            <w:r>
+              <w:rPr>
+                <w:sz w:val="14"/>
+              </w:rPr>
+              <w:t>`Hapus Menu 403`</w:t>
+            </w:r>
+          </w:p>
+        </w:tc>
+        <w:tc>
+          <w:tcPr>
+            <w:tcW w:type="dxa" w:w="3504"/>
+            <w:vAlign w:val="center"/>
+          </w:tcPr>
+          <w:p>
+            <w:pPr>
+              <w:spacing w:after="40"/>
+              <w:jc w:val="center"/>
+            </w:pPr>
+            <w:r>
+              <w:rPr>
+                <w:sz w:val="14"/>
+              </w:rPr>
+              <w:t>By-design atau bug permission</w:t>
+            </w:r>
+          </w:p>
+        </w:tc>
+        <w:tc>
+          <w:tcPr>
+            <w:tcW w:type="dxa" w:w="3504"/>
+            <w:vAlign w:val="center"/>
+          </w:tcPr>
+          <w:p>
+            <w:pPr>
+              <w:spacing w:after="40"/>
+              <w:jc w:val="center"/>
+            </w:pPr>
+            <w:r>
+              <w:rPr>
+                <w:sz w:val="14"/>
+              </w:rPr>
+              <w:t>`BA-003`</w:t>
             </w:r>
           </w:p>
         </w:tc>
@@ -5927,7 +8625,7 @@
         <w:rPr>
           <w:sz w:val="18"/>
         </w:rPr>
-        <w:t>**File Spec:** `backoffice-tests/bots/ba/*.spec.ts` `bank, billing-provider, category-group, dashboard, entry, invoice, menu, mitra, mitra-submenu, monitoring, product, rekap, rekonsiliasi, role, topup`</w:t>
+        <w:t>**File Spec:** `backoffice-tests/bots/ba/*.spec.ts` `bank 5, billing-provider 6, category-group 10, dashboard 4, entry 1, invoice 5, menu 6, mitra 5, mitra-submenu 9, monitoring 4, product 7, rekap 3, rekonsiliasi 5, role 5, topup`</w:t>
       </w:r>
     </w:p>
     <w:p>
@@ -5938,7 +8636,7 @@
         <w:rPr>
           <w:sz w:val="18"/>
         </w:rPr>
-        <w:t>**Page Object:** `shared/pages/Ba*Page.ts` `BaBankPage, BaBillingProviderPage, BaCategoryGroupPage, BaMenuPage, BaMitraPage, BaMitraSubMenuPage, BaProductPage, BaRolePage, BaTransaksiPage, BaUserPage`</w:t>
+        <w:t>**Page Object:** `shared/pages/Ba*Page.ts` `BaBankPage, BaBillingProviderPage, BaCategoryGroupPage, BaMenuPage, BaMitraPage, BaMitraSubMenuPage, BaProductPage, BaRolePage, BaTransaksiPage, BaUserPage, BaPage`</w:t>
       </w:r>
     </w:p>
     <w:p>
@@ -5949,7 +8647,7 @@
         <w:rPr>
           <w:sz w:val="18"/>
         </w:rPr>
-        <w:t>**Report PDF:** `test-results/pdf/report-*.pdf` `npx tsx scripts/generate-pdf-report.ts`</w:t>
+        <w:t>**Report PDF:** `test-results/pdf/report-*.pdf` `npx tsx scripts/generate-pdf-report.ts` `shared/pdf/template.ts` `aggregate.ts`</w:t>
       </w:r>
     </w:p>
     <w:p>
@@ -6018,6 +8716,20 @@
           <w:sz w:val="16"/>
         </w:rPr>
         <w:t>branch backoffice-tools</w:t>
+      </w:r>
+      <w:r>
+        <w:rPr>
+          <w:sz w:val="18"/>
+        </w:rPr>
+        <w:t xml:space="preserve"> </w:t>
+      </w:r>
+      <w:r>
+        <w:rPr>
+          <w:rFonts w:ascii="Consolas" w:hAnsi="Consolas"/>
+          <w:color w:val="C00000"/>
+          <w:sz w:val="16"/>
+        </w:rPr>
+        <w:t>6c28c96</w:t>
       </w:r>
       <w:r>
         <w:rPr>

--- a/docs/user-guide/biller-agg.docx
+++ b/docs/user-guide/biller-agg.docx
@@ -103,7 +103,7 @@
         <w:rPr>
           <w:sz w:val="18"/>
         </w:rPr>
-        <w:t xml:space="preserve"> 1.0 | </w:t>
+        <w:t xml:space="preserve"> 1.2 | </w:t>
       </w:r>
       <w:r>
         <w:rPr>
@@ -116,7 +116,7 @@
         <w:rPr>
           <w:sz w:val="18"/>
         </w:rPr>
-        <w:t xml:space="preserve"> 28-08-2026 | </w:t>
+        <w:t xml:space="preserve"> 17-09-2026 | </w:t>
       </w:r>
       <w:r>
         <w:rPr>
@@ -455,6 +455,80 @@
           </w:p>
         </w:tc>
       </w:tr>
+      <w:tr>
+        <w:tc>
+          <w:tcPr>
+            <w:tcW w:type="dxa" w:w="2628"/>
+            <w:vAlign w:val="center"/>
+          </w:tcPr>
+          <w:p>
+            <w:pPr>
+              <w:spacing w:after="40"/>
+              <w:jc w:val="center"/>
+            </w:pPr>
+            <w:r>
+              <w:rPr>
+                <w:sz w:val="14"/>
+              </w:rPr>
+              <w:t>1.2</w:t>
+            </w:r>
+          </w:p>
+        </w:tc>
+        <w:tc>
+          <w:tcPr>
+            <w:tcW w:type="dxa" w:w="2628"/>
+            <w:vAlign w:val="center"/>
+          </w:tcPr>
+          <w:p>
+            <w:pPr>
+              <w:spacing w:after="40"/>
+              <w:jc w:val="center"/>
+            </w:pPr>
+            <w:r>
+              <w:rPr>
+                <w:sz w:val="14"/>
+              </w:rPr>
+              <w:t>17-09-2026</w:t>
+            </w:r>
+          </w:p>
+        </w:tc>
+        <w:tc>
+          <w:tcPr>
+            <w:tcW w:type="dxa" w:w="2628"/>
+            <w:vAlign w:val="center"/>
+          </w:tcPr>
+          <w:p>
+            <w:pPr>
+              <w:spacing w:after="40"/>
+              <w:jc w:val="center"/>
+            </w:pPr>
+            <w:r>
+              <w:rPr>
+                <w:sz w:val="14"/>
+              </w:rPr>
+              <w:t>QA Automation Kickstarter</w:t>
+            </w:r>
+          </w:p>
+        </w:tc>
+        <w:tc>
+          <w:tcPr>
+            <w:tcW w:type="dxa" w:w="2628"/>
+            <w:vAlign w:val="center"/>
+          </w:tcPr>
+          <w:p>
+            <w:pPr>
+              <w:spacing w:after="40"/>
+              <w:jc w:val="center"/>
+            </w:pPr>
+            <w:r>
+              <w:rPr>
+                <w:sz w:val="14"/>
+              </w:rPr>
+              <w:t>Standar industri: tambah System Requirements, Install, Glossary, Roles, Safety, FAQ, Index</w:t>
+            </w:r>
+          </w:p>
+        </w:tc>
+      </w:tr>
     </w:tbl>
     <w:p>
       <w:pPr>
@@ -501,7 +575,7 @@
         <w:rPr>
           <w:sz w:val="18"/>
         </w:rPr>
-        <w:t>[Prasyarat](#2-prasyarat)</w:t>
+        <w:t>[Prasyarat &amp; System Requirements](#2-prasyarat--system-requirements)</w:t>
       </w:r>
     </w:p>
     <w:p>
@@ -512,7 +586,7 @@
         <w:rPr>
           <w:sz w:val="18"/>
         </w:rPr>
-        <w:t>[Akses &amp; Login Flow](#3-akses--login-flow)</w:t>
+        <w:t>[Instalasi &amp; Setup](#3-instalasi--setup)</w:t>
       </w:r>
     </w:p>
     <w:p>
@@ -523,7 +597,7 @@
         <w:rPr>
           <w:sz w:val="18"/>
         </w:rPr>
-        <w:t>[Struktur Menu](#4-struktur-menu)</w:t>
+        <w:t>[Akses &amp; Login Flow](#4-akses--login-flow)</w:t>
       </w:r>
     </w:p>
     <w:p>
@@ -534,7 +608,7 @@
         <w:rPr>
           <w:sz w:val="18"/>
         </w:rPr>
-        <w:t>[Flowchart Umum](#5-flowchart-umum)</w:t>
+        <w:t>[Roles &amp; Permissions](#5-roles--permissions)</w:t>
       </w:r>
     </w:p>
     <w:p>
@@ -545,7 +619,29 @@
         <w:rPr>
           <w:sz w:val="18"/>
         </w:rPr>
-        <w:t>[Detail Fitur per Menu](#6-detail-fitur-per-menu)</w:t>
+        <w:t>[Struktur Menu](#6-struktur-menu)</w:t>
+      </w:r>
+    </w:p>
+    <w:p>
+      <w:pPr>
+        <w:pStyle w:val="ListNumber"/>
+      </w:pPr>
+      <w:r>
+        <w:rPr>
+          <w:sz w:val="18"/>
+        </w:rPr>
+        <w:t>[Flowchart Umum](#7-flowchart-umum)</w:t>
+      </w:r>
+    </w:p>
+    <w:p>
+      <w:pPr>
+        <w:pStyle w:val="ListNumber"/>
+      </w:pPr>
+      <w:r>
+        <w:rPr>
+          <w:sz w:val="18"/>
+        </w:rPr>
+        <w:t>[Detail Fitur per Menu](#8-detail-fitur-per-menu)</w:t>
       </w:r>
     </w:p>
     <w:p>
@@ -556,7 +652,7 @@
         <w:rPr>
           <w:sz w:val="18"/>
         </w:rPr>
-        <w:t xml:space="preserve">   - 6.1 Dashboard</w:t>
+        <w:t xml:space="preserve">   - 8.1 Dashboard</w:t>
       </w:r>
     </w:p>
     <w:p>
@@ -567,7 +663,7 @@
         <w:rPr>
           <w:sz w:val="18"/>
         </w:rPr>
-        <w:t xml:space="preserve">   - 6.2 Bank</w:t>
+        <w:t xml:space="preserve">   - 8.2 Bank</w:t>
       </w:r>
     </w:p>
     <w:p>
@@ -578,7 +674,7 @@
         <w:rPr>
           <w:sz w:val="18"/>
         </w:rPr>
-        <w:t xml:space="preserve">   - 6.3 Billing Provider</w:t>
+        <w:t xml:space="preserve">   - 8.3 Billing Provider</w:t>
       </w:r>
     </w:p>
     <w:p>
@@ -589,7 +685,7 @@
         <w:rPr>
           <w:sz w:val="18"/>
         </w:rPr>
-        <w:t xml:space="preserve">   - 6.4 Kategori &amp; Grup</w:t>
+        <w:t xml:space="preserve">   - 8.4 Kategori &amp; Grup</w:t>
       </w:r>
     </w:p>
     <w:p>
@@ -600,7 +696,7 @@
         <w:rPr>
           <w:sz w:val="18"/>
         </w:rPr>
-        <w:t xml:space="preserve">   - 6.5 Menu</w:t>
+        <w:t xml:space="preserve">   - 8.5 Menu</w:t>
       </w:r>
     </w:p>
     <w:p>
@@ -611,7 +707,7 @@
         <w:rPr>
           <w:sz w:val="18"/>
         </w:rPr>
-        <w:t xml:space="preserve">   - 6.6 Mitra</w:t>
+        <w:t xml:space="preserve">   - 8.6 Mitra</w:t>
       </w:r>
     </w:p>
     <w:p>
@@ -622,7 +718,7 @@
         <w:rPr>
           <w:sz w:val="18"/>
         </w:rPr>
-        <w:t xml:space="preserve">   - 6.7 Mitra Sub-menu (Top Up, Riwayat, Product Pricing, Credential)</w:t>
+        <w:t xml:space="preserve">   - 8.7 Mitra Sub-menu (Top Up, Riwayat, Product Pricing, Credential)</w:t>
       </w:r>
     </w:p>
     <w:p>
@@ -633,7 +729,7 @@
         <w:rPr>
           <w:sz w:val="18"/>
         </w:rPr>
-        <w:t xml:space="preserve">   - 6.8 Manage Product</w:t>
+        <w:t xml:space="preserve">   - 8.8 Manage Product</w:t>
       </w:r>
     </w:p>
     <w:p>
@@ -644,7 +740,7 @@
         <w:rPr>
           <w:sz w:val="18"/>
         </w:rPr>
-        <w:t xml:space="preserve">   - 6.9 Manage Role</w:t>
+        <w:t xml:space="preserve">   - 8.9 Manage Role</w:t>
       </w:r>
     </w:p>
     <w:p>
@@ -655,7 +751,7 @@
         <w:rPr>
           <w:sz w:val="18"/>
         </w:rPr>
-        <w:t xml:space="preserve">   - 6.10 Monitoring Transaksi</w:t>
+        <w:t xml:space="preserve">   - 8.10 Monitoring Transaksi</w:t>
       </w:r>
     </w:p>
     <w:p>
@@ -666,7 +762,7 @@
         <w:rPr>
           <w:sz w:val="18"/>
         </w:rPr>
-        <w:t xml:space="preserve">   - 6.11 Rekap Transaksi</w:t>
+        <w:t xml:space="preserve">   - 8.11 Rekap Transaksi</w:t>
       </w:r>
     </w:p>
     <w:p>
@@ -677,7 +773,7 @@
         <w:rPr>
           <w:sz w:val="18"/>
         </w:rPr>
-        <w:t xml:space="preserve">   - 6.12 Rekonsiliasi</w:t>
+        <w:t xml:space="preserve">   - 8.12 Rekonsiliasi</w:t>
       </w:r>
     </w:p>
     <w:p>
@@ -688,7 +784,7 @@
         <w:rPr>
           <w:sz w:val="18"/>
         </w:rPr>
-        <w:t xml:space="preserve">   - 6.13 Invoice</w:t>
+        <w:t xml:space="preserve">   - 8.13 Invoice</w:t>
       </w:r>
     </w:p>
     <w:p>
@@ -699,7 +795,7 @@
         <w:rPr>
           <w:sz w:val="18"/>
         </w:rPr>
-        <w:t>[Validasi &amp; Negative Cases (Sesi Khusus)](#7-validasi--negative-cases-sesi-khusus)</w:t>
+        <w:t>[Validasi &amp; Negative Cases (Sesi Khusus)](#9-validasi--negative-cases-sesi-khusus)</w:t>
       </w:r>
     </w:p>
     <w:p>
@@ -710,7 +806,7 @@
         <w:rPr>
           <w:sz w:val="18"/>
         </w:rPr>
-        <w:t>[Data Test &amp; Cleanup](#8-data-test--cleanup)</w:t>
+        <w:t>[Glossary](#10-glossary)</w:t>
       </w:r>
     </w:p>
     <w:p>
@@ -721,7 +817,7 @@
         <w:rPr>
           <w:sz w:val="18"/>
         </w:rPr>
-        <w:t>[Troubleshooting](#9-troubleshooting)</w:t>
+        <w:t>[Safety &amp; Warnings](#11-safety--warnings)</w:t>
       </w:r>
     </w:p>
     <w:p>
@@ -732,7 +828,7 @@
         <w:rPr>
           <w:sz w:val="18"/>
         </w:rPr>
-        <w:t>[Catatan Temuan](#10-catatan-temuan)</w:t>
+        <w:t>[FAQ](#12-faq)</w:t>
       </w:r>
     </w:p>
     <w:p>
@@ -743,7 +839,40 @@
         <w:rPr>
           <w:sz w:val="18"/>
         </w:rPr>
-        <w:t>[Lampiran](#11-lampiran)</w:t>
+        <w:t>[Data Test &amp; Cleanup](#13-data-test--cleanup)</w:t>
+      </w:r>
+    </w:p>
+    <w:p>
+      <w:pPr>
+        <w:pStyle w:val="ListNumber"/>
+      </w:pPr>
+      <w:r>
+        <w:rPr>
+          <w:sz w:val="18"/>
+        </w:rPr>
+        <w:t>[Troubleshooting](#14-troubleshooting)</w:t>
+      </w:r>
+    </w:p>
+    <w:p>
+      <w:pPr>
+        <w:pStyle w:val="ListNumber"/>
+      </w:pPr>
+      <w:r>
+        <w:rPr>
+          <w:sz w:val="18"/>
+        </w:rPr>
+        <w:t>[Catatan Temuan](#15-catatan-temuan)</w:t>
+      </w:r>
+    </w:p>
+    <w:p>
+      <w:pPr>
+        <w:pStyle w:val="ListNumber"/>
+      </w:pPr>
+      <w:r>
+        <w:rPr>
+          <w:sz w:val="18"/>
+        </w:rPr>
+        <w:t>[Lampiran &amp; Index](#16-lampiran--index)</w:t>
       </w:r>
     </w:p>
     <w:p>
@@ -817,6 +946,29 @@
           <w:sz w:val="18"/>
         </w:rPr>
         <w:t>.</w:t>
+      </w:r>
+    </w:p>
+    <w:p>
+      <w:pPr>
+        <w:spacing w:after="80"/>
+      </w:pPr>
+      <w:r>
+        <w:rPr>
+          <w:sz w:val="18"/>
+        </w:rPr>
+      </w:r>
+      <w:r>
+        <w:rPr>
+          <w:b/>
+          <w:sz w:val="18"/>
+        </w:rPr>
+        <w:t>Tujuan User Manual (ISO/IEC 26514:2022):</w:t>
+      </w:r>
+      <w:r>
+        <w:rPr>
+          <w:sz w:val="18"/>
+        </w:rPr>
+        <w:t xml:space="preserve"> Memberikan instruksi lengkap instalasi, pengoperasian, dan pemeliharaan untuk end-user (Admin, Finance, Ops) dan QA.</w:t>
       </w:r>
     </w:p>
     <w:p>
@@ -936,6 +1088,29 @@
     </w:p>
     <w:p>
       <w:pPr>
+        <w:spacing w:after="80"/>
+      </w:pPr>
+      <w:r>
+        <w:rPr>
+          <w:sz w:val="18"/>
+        </w:rPr>
+      </w:r>
+      <w:r>
+        <w:rPr>
+          <w:b/>
+          <w:sz w:val="18"/>
+        </w:rPr>
+        <w:t>Audience:</w:t>
+      </w:r>
+      <w:r>
+        <w:rPr>
+          <w:sz w:val="18"/>
+        </w:rPr>
+        <w:t xml:space="preserve"> Admin BA, QA, Dev, Finance Ops.</w:t>
+      </w:r>
+    </w:p>
+    <w:p>
+      <w:pPr>
         <w:pBdr>
           <w:bottom w:val="single" w:sz="6" w:space="1" w:color="A0A0A0"/>
         </w:pBdr>
@@ -952,7 +1127,7 @@
           <w:color w:val="2E75B5"/>
           <w:sz w:val="24"/>
         </w:rPr>
-        <w:t>2. Prasyarat</w:t>
+        <w:t>2. Prasyarat &amp; System Requirements</w:t>
       </w:r>
     </w:p>
     <w:tbl>
@@ -986,7 +1161,7 @@
                 <w:color w:val="FFFFFF"/>
                 <w:sz w:val="16"/>
               </w:rPr>
-              <w:t>Item</w:t>
+              <w:t>Kategori</w:t>
             </w:r>
           </w:p>
         </w:tc>
@@ -1007,7 +1182,7 @@
                 <w:color w:val="FFFFFF"/>
                 <w:sz w:val="16"/>
               </w:rPr>
-              <w:t>Value</w:t>
+              <w:t>Requirement</w:t>
             </w:r>
           </w:p>
         </w:tc>
@@ -1028,7 +1203,7 @@
                 <w:color w:val="FFFFFF"/>
                 <w:sz w:val="16"/>
               </w:rPr>
-              <w:t>File</w:t>
+              <w:t>Detail</w:t>
             </w:r>
           </w:p>
         </w:tc>
@@ -1365,6 +1540,230 @@
                 <w:sz w:val="14"/>
               </w:rPr>
               <w:t>`shared/pages/BaPage.ts:17`</w:t>
+            </w:r>
+          </w:p>
+        </w:tc>
+      </w:tr>
+      <w:tr>
+        <w:tc>
+          <w:tcPr>
+            <w:tcW w:type="dxa" w:w="3504"/>
+            <w:vAlign w:val="center"/>
+          </w:tcPr>
+          <w:p>
+            <w:pPr>
+              <w:spacing w:after="40"/>
+              <w:jc w:val="center"/>
+            </w:pPr>
+            <w:r>
+              <w:rPr>
+                <w:sz w:val="14"/>
+              </w:rPr>
+              <w:t>**OS**</w:t>
+            </w:r>
+          </w:p>
+        </w:tc>
+        <w:tc>
+          <w:tcPr>
+            <w:tcW w:type="dxa" w:w="3504"/>
+            <w:vAlign w:val="center"/>
+          </w:tcPr>
+          <w:p>
+            <w:pPr>
+              <w:spacing w:after="40"/>
+              <w:jc w:val="center"/>
+            </w:pPr>
+            <w:r>
+              <w:rPr>
+                <w:sz w:val="14"/>
+              </w:rPr>
+              <w:t>Windows 10/11, macOS 13+, Linux Ubuntu 22.04+</w:t>
+            </w:r>
+          </w:p>
+        </w:tc>
+        <w:tc>
+          <w:tcPr>
+            <w:tcW w:type="dxa" w:w="3504"/>
+            <w:vAlign w:val="center"/>
+          </w:tcPr>
+          <w:p>
+            <w:pPr>
+              <w:spacing w:after="40"/>
+              <w:jc w:val="center"/>
+            </w:pPr>
+            <w:r>
+              <w:rPr>
+                <w:sz w:val="14"/>
+              </w:rPr>
+              <w:t>Browser Chrome 120+, Firefox 120+, WebKit 17+</w:t>
+            </w:r>
+          </w:p>
+        </w:tc>
+      </w:tr>
+      <w:tr>
+        <w:tc>
+          <w:tcPr>
+            <w:tcW w:type="dxa" w:w="3504"/>
+            <w:vAlign w:val="center"/>
+          </w:tcPr>
+          <w:p>
+            <w:pPr>
+              <w:spacing w:after="40"/>
+              <w:jc w:val="center"/>
+            </w:pPr>
+            <w:r>
+              <w:rPr>
+                <w:sz w:val="14"/>
+              </w:rPr>
+              <w:t>**Browser**</w:t>
+            </w:r>
+          </w:p>
+        </w:tc>
+        <w:tc>
+          <w:tcPr>
+            <w:tcW w:type="dxa" w:w="3504"/>
+            <w:vAlign w:val="center"/>
+          </w:tcPr>
+          <w:p>
+            <w:pPr>
+              <w:spacing w:after="40"/>
+              <w:jc w:val="center"/>
+            </w:pPr>
+            <w:r>
+              <w:rPr>
+                <w:sz w:val="14"/>
+              </w:rPr>
+              <w:t>Chrome/Edge 120+ (Playwright `Desktop Chrome`)</w:t>
+            </w:r>
+          </w:p>
+        </w:tc>
+        <w:tc>
+          <w:tcPr>
+            <w:tcW w:type="dxa" w:w="3504"/>
+            <w:vAlign w:val="center"/>
+          </w:tcPr>
+          <w:p>
+            <w:pPr>
+              <w:spacing w:after="40"/>
+              <w:jc w:val="center"/>
+            </w:pPr>
+            <w:r>
+              <w:rPr>
+                <w:sz w:val="14"/>
+              </w:rPr>
+              <w:t>`devices['Desktop Chrome']` `playwright.config.ts:77`</w:t>
+            </w:r>
+          </w:p>
+        </w:tc>
+      </w:tr>
+      <w:tr>
+        <w:tc>
+          <w:tcPr>
+            <w:tcW w:type="dxa" w:w="3504"/>
+            <w:vAlign w:val="center"/>
+          </w:tcPr>
+          <w:p>
+            <w:pPr>
+              <w:spacing w:after="40"/>
+              <w:jc w:val="center"/>
+            </w:pPr>
+            <w:r>
+              <w:rPr>
+                <w:sz w:val="14"/>
+              </w:rPr>
+              <w:t>**Network**</w:t>
+            </w:r>
+          </w:p>
+        </w:tc>
+        <w:tc>
+          <w:tcPr>
+            <w:tcW w:type="dxa" w:w="3504"/>
+            <w:vAlign w:val="center"/>
+          </w:tcPr>
+          <w:p>
+            <w:pPr>
+              <w:spacing w:after="40"/>
+              <w:jc w:val="center"/>
+            </w:pPr>
+            <w:r>
+              <w:rPr>
+                <w:sz w:val="14"/>
+              </w:rPr>
+              <w:t>10 Mbps, port 443, akses `*.lentera-app.id`</w:t>
+            </w:r>
+          </w:p>
+        </w:tc>
+        <w:tc>
+          <w:tcPr>
+            <w:tcW w:type="dxa" w:w="3504"/>
+            <w:vAlign w:val="center"/>
+          </w:tcPr>
+          <w:p>
+            <w:pPr>
+              <w:spacing w:after="40"/>
+              <w:jc w:val="center"/>
+            </w:pPr>
+            <w:r>
+              <w:rPr>
+                <w:sz w:val="14"/>
+              </w:rPr>
+              <w:t>Whitelist `iconnet-portal`, `biller-dashboard`</w:t>
+            </w:r>
+          </w:p>
+        </w:tc>
+      </w:tr>
+      <w:tr>
+        <w:tc>
+          <w:tcPr>
+            <w:tcW w:type="dxa" w:w="3504"/>
+            <w:vAlign w:val="center"/>
+          </w:tcPr>
+          <w:p>
+            <w:pPr>
+              <w:spacing w:after="40"/>
+              <w:jc w:val="center"/>
+            </w:pPr>
+            <w:r>
+              <w:rPr>
+                <w:sz w:val="14"/>
+              </w:rPr>
+              <w:t>**Resolusi**</w:t>
+            </w:r>
+          </w:p>
+        </w:tc>
+        <w:tc>
+          <w:tcPr>
+            <w:tcW w:type="dxa" w:w="3504"/>
+            <w:vAlign w:val="center"/>
+          </w:tcPr>
+          <w:p>
+            <w:pPr>
+              <w:spacing w:after="40"/>
+              <w:jc w:val="center"/>
+            </w:pPr>
+            <w:r>
+              <w:rPr>
+                <w:sz w:val="14"/>
+              </w:rPr>
+              <w:t>1366x768 min, `headless:false slowMo:1000` untuk demo</w:t>
+            </w:r>
+          </w:p>
+        </w:tc>
+        <w:tc>
+          <w:tcPr>
+            <w:tcW w:type="dxa" w:w="3504"/>
+            <w:vAlign w:val="center"/>
+          </w:tcPr>
+          <w:p>
+            <w:pPr>
+              <w:spacing w:after="40"/>
+              <w:jc w:val="center"/>
+            </w:pPr>
+            <w:r>
+              <w:rPr>
+                <w:sz w:val="14"/>
+              </w:rPr>
+              <w:t>`playwright.config.ts:81`</w:t>
             </w:r>
           </w:p>
         </w:tc>
@@ -1393,7 +1792,102 @@
           <w:color w:val="2E75B5"/>
           <w:sz w:val="24"/>
         </w:rPr>
-        <w:t>3. Akses &amp; Login Flow</w:t>
+        <w:t>3. Instalasi &amp; Setup</w:t>
+      </w:r>
+    </w:p>
+    <w:p>
+      <w:pPr>
+        <w:shd w:fill="F2F2F2" w:val="clear"/>
+        <w:spacing w:after="120"/>
+      </w:pPr>
+      <w:r>
+        <w:rPr>
+          <w:rFonts w:ascii="Consolas" w:hAnsi="Consolas"/>
+          <w:color w:val="333333"/>
+          <w:sz w:val="14"/>
+        </w:rPr>
+        <w:t>git clone https://github.com/rogo-s/Qa-Automation-Kickstarter.git</w:t>
+        <w:br/>
+        <w:t>cd Qa-Automation-Kickstarter</w:t>
+        <w:br/>
+        <w:t>npm install</w:t>
+        <w:br/>
+        <w:t>npx playwright install --with-deps chromium</w:t>
+        <w:br/>
+        <w:t>cp .env.example .env # set TEST_ENV=local</w:t>
+        <w:br/>
+        <w:t>npx playwright test --project=setup --headed # generate .auth/portal.json</w:t>
+        <w:br/>
+        <w:t>npx playwright test --project=backoffice --grep @smoke --headed</w:t>
+        <w:br/>
+        <w:t>npx tsx scripts/generate-pdf-report.ts # test-results/pdf/report-*.pdf</w:t>
+      </w:r>
+    </w:p>
+    <w:p>
+      <w:pPr>
+        <w:spacing w:after="80"/>
+      </w:pPr>
+      <w:r>
+        <w:rPr>
+          <w:sz w:val="18"/>
+        </w:rPr>
+        <w:t xml:space="preserve">*Update </w:t>
+      </w:r>
+      <w:r>
+        <w:rPr>
+          <w:rFonts w:ascii="Consolas" w:hAnsi="Consolas"/>
+          <w:color w:val="C00000"/>
+          <w:sz w:val="16"/>
+        </w:rPr>
+        <w:t>TEST_ENV=dev/staging</w:t>
+      </w:r>
+      <w:r>
+        <w:rPr>
+          <w:sz w:val="18"/>
+        </w:rPr>
+        <w:t xml:space="preserve"> untuk </w:t>
+      </w:r>
+      <w:r>
+        <w:rPr>
+          <w:rFonts w:ascii="Consolas" w:hAnsi="Consolas"/>
+          <w:color w:val="C00000"/>
+          <w:sz w:val="16"/>
+        </w:rPr>
+        <w:t>config/dev.json</w:t>
+      </w:r>
+      <w:r>
+        <w:rPr>
+          <w:sz w:val="18"/>
+        </w:rPr>
+        <w:t>.*</w:t>
+      </w:r>
+    </w:p>
+    <w:p>
+      <w:pPr>
+        <w:pBdr>
+          <w:bottom w:val="single" w:sz="6" w:space="1" w:color="A0A0A0"/>
+        </w:pBdr>
+      </w:pPr>
+    </w:p>
+    <w:p>
+      <w:pPr>
+        <w:pBdr>
+          <w:bottom w:val="single" w:sz="6" w:space="1" w:color="A0A0A0"/>
+        </w:pBdr>
+      </w:pPr>
+    </w:p>
+    <w:p>
+      <w:pPr>
+        <w:pStyle w:val="Heading2"/>
+        <w:spacing w:after="120"/>
+      </w:pPr>
+      <w:r>
+        <w:rPr>
+          <w:b/>
+          <w:color w:val="2E75B5"/>
+          <w:sz w:val="24"/>
+        </w:rPr>
+        <w:t>4. Akses &amp; Login Flow</w:t>
       </w:r>
     </w:p>
     <w:p>
@@ -1554,7 +2048,375 @@
           <w:color w:val="2E75B5"/>
           <w:sz w:val="24"/>
         </w:rPr>
-        <w:t>4. Struktur Menu</w:t>
+        <w:t>5. Roles &amp; Permissions</w:t>
+      </w:r>
+    </w:p>
+    <w:tbl>
+      <w:tblPr>
+        <w:tblStyle w:val="LightGrid-Accent1"/>
+        <w:tblW w:type="auto" w:w="0"/>
+        <w:jc w:val="center"/>
+        <w:tblLayout w:type="autofit"/>
+        <w:tblLook w:firstColumn="1" w:firstRow="1" w:lastColumn="0" w:lastRow="0" w:noHBand="0" w:noVBand="1" w:val="04A0"/>
+      </w:tblPr>
+      <w:tblGrid>
+        <w:gridCol w:w="3504"/>
+        <w:gridCol w:w="3504"/>
+        <w:gridCol w:w="3504"/>
+      </w:tblGrid>
+      <w:tr>
+        <w:tc>
+          <w:tcPr>
+            <w:tcW w:type="dxa" w:w="3504"/>
+            <w:shd w:fill="2E75B5" w:val="clear"/>
+            <w:vAlign w:val="center"/>
+          </w:tcPr>
+          <w:p>
+            <w:pPr>
+              <w:spacing w:after="40"/>
+              <w:jc w:val="center"/>
+            </w:pPr>
+            <w:r>
+              <w:rPr>
+                <w:b/>
+                <w:color w:val="FFFFFF"/>
+                <w:sz w:val="16"/>
+              </w:rPr>
+              <w:t>Role</w:t>
+            </w:r>
+          </w:p>
+        </w:tc>
+        <w:tc>
+          <w:tcPr>
+            <w:tcW w:type="dxa" w:w="3504"/>
+            <w:shd w:fill="2E75B5" w:val="clear"/>
+            <w:vAlign w:val="center"/>
+          </w:tcPr>
+          <w:p>
+            <w:pPr>
+              <w:spacing w:after="40"/>
+              <w:jc w:val="center"/>
+            </w:pPr>
+            <w:r>
+              <w:rPr>
+                <w:b/>
+                <w:color w:val="FFFFFF"/>
+                <w:sz w:val="16"/>
+              </w:rPr>
+              <w:t>Akses Menu</w:t>
+            </w:r>
+          </w:p>
+        </w:tc>
+        <w:tc>
+          <w:tcPr>
+            <w:tcW w:type="dxa" w:w="3504"/>
+            <w:shd w:fill="2E75B5" w:val="clear"/>
+            <w:vAlign w:val="center"/>
+          </w:tcPr>
+          <w:p>
+            <w:pPr>
+              <w:spacing w:after="40"/>
+              <w:jc w:val="center"/>
+            </w:pPr>
+            <w:r>
+              <w:rPr>
+                <w:b/>
+                <w:color w:val="FFFFFF"/>
+                <w:sz w:val="16"/>
+              </w:rPr>
+              <w:t>Catatan</w:t>
+            </w:r>
+          </w:p>
+        </w:tc>
+      </w:tr>
+      <w:tr>
+        <w:tc>
+          <w:tcPr>
+            <w:tcW w:type="dxa" w:w="3504"/>
+            <w:vAlign w:val="center"/>
+          </w:tcPr>
+          <w:p>
+            <w:pPr>
+              <w:spacing w:after="40"/>
+              <w:jc w:val="center"/>
+            </w:pPr>
+            <w:r>
+              <w:rPr>
+                <w:sz w:val="14"/>
+              </w:rPr>
+              <w:t>Super Admin</w:t>
+            </w:r>
+          </w:p>
+        </w:tc>
+        <w:tc>
+          <w:tcPr>
+            <w:tcW w:type="dxa" w:w="3504"/>
+            <w:vAlign w:val="center"/>
+          </w:tcPr>
+          <w:p>
+            <w:pPr>
+              <w:spacing w:after="40"/>
+              <w:jc w:val="center"/>
+            </w:pPr>
+            <w:r>
+              <w:rPr>
+                <w:sz w:val="14"/>
+              </w:rPr>
+              <w:t>Semua `Master, Transaksi, Rekonsiliasi, Invoice, Dashboard`</w:t>
+            </w:r>
+          </w:p>
+        </w:tc>
+        <w:tc>
+          <w:tcPr>
+            <w:tcW w:type="dxa" w:w="3504"/>
+            <w:vAlign w:val="center"/>
+          </w:tcPr>
+          <w:p>
+            <w:pPr>
+              <w:spacing w:after="40"/>
+              <w:jc w:val="center"/>
+            </w:pPr>
+            <w:r>
+              <w:rPr>
+                <w:sz w:val="14"/>
+              </w:rPr>
+              <w:t>Hapus Menu tetap 403 `BA-003` — perlu konfirmasi dev</w:t>
+            </w:r>
+          </w:p>
+        </w:tc>
+      </w:tr>
+      <w:tr>
+        <w:tc>
+          <w:tcPr>
+            <w:tcW w:type="dxa" w:w="3504"/>
+            <w:vAlign w:val="center"/>
+          </w:tcPr>
+          <w:p>
+            <w:pPr>
+              <w:spacing w:after="40"/>
+              <w:jc w:val="center"/>
+            </w:pPr>
+            <w:r>
+              <w:rPr>
+                <w:sz w:val="14"/>
+              </w:rPr>
+              <w:t>Admin Finance</w:t>
+            </w:r>
+          </w:p>
+        </w:tc>
+        <w:tc>
+          <w:tcPr>
+            <w:tcW w:type="dxa" w:w="3504"/>
+            <w:vAlign w:val="center"/>
+          </w:tcPr>
+          <w:p>
+            <w:pPr>
+              <w:spacing w:after="40"/>
+              <w:jc w:val="center"/>
+            </w:pPr>
+            <w:r>
+              <w:rPr>
+                <w:sz w:val="14"/>
+              </w:rPr>
+              <w:t>`Invoice (Generate, Lunas)`, `Rekap, Rekonsiliasi`</w:t>
+            </w:r>
+          </w:p>
+        </w:tc>
+        <w:tc>
+          <w:tcPr>
+            <w:tcW w:type="dxa" w:w="3504"/>
+            <w:vAlign w:val="center"/>
+          </w:tcPr>
+          <w:p>
+            <w:pPr>
+              <w:spacing w:after="40"/>
+              <w:jc w:val="center"/>
+            </w:pPr>
+            <w:r>
+              <w:rPr>
+                <w:sz w:val="14"/>
+              </w:rPr>
+              <w:t>Tidak ada `Manage Role`</w:t>
+            </w:r>
+          </w:p>
+        </w:tc>
+      </w:tr>
+      <w:tr>
+        <w:tc>
+          <w:tcPr>
+            <w:tcW w:type="dxa" w:w="3504"/>
+            <w:vAlign w:val="center"/>
+          </w:tcPr>
+          <w:p>
+            <w:pPr>
+              <w:spacing w:after="40"/>
+              <w:jc w:val="center"/>
+            </w:pPr>
+            <w:r>
+              <w:rPr>
+                <w:sz w:val="14"/>
+              </w:rPr>
+              <w:t>Ops</w:t>
+            </w:r>
+          </w:p>
+        </w:tc>
+        <w:tc>
+          <w:tcPr>
+            <w:tcW w:type="dxa" w:w="3504"/>
+            <w:vAlign w:val="center"/>
+          </w:tcPr>
+          <w:p>
+            <w:pPr>
+              <w:spacing w:after="40"/>
+              <w:jc w:val="center"/>
+            </w:pPr>
+            <w:r>
+              <w:rPr>
+                <w:sz w:val="14"/>
+              </w:rPr>
+              <w:t>`Monitoring, Rekap` view only</w:t>
+            </w:r>
+          </w:p>
+        </w:tc>
+        <w:tc>
+          <w:tcPr>
+            <w:tcW w:type="dxa" w:w="3504"/>
+            <w:vAlign w:val="center"/>
+          </w:tcPr>
+          <w:p>
+            <w:pPr>
+              <w:spacing w:after="40"/>
+              <w:jc w:val="center"/>
+            </w:pPr>
+            <w:r>
+              <w:rPr>
+                <w:sz w:val="14"/>
+              </w:rPr>
+              <w:t>`Tambah 0 view-only` untuk beberapa master</w:t>
+            </w:r>
+          </w:p>
+        </w:tc>
+      </w:tr>
+      <w:tr>
+        <w:tc>
+          <w:tcPr>
+            <w:tcW w:type="dxa" w:w="3504"/>
+            <w:vAlign w:val="center"/>
+          </w:tcPr>
+          <w:p>
+            <w:pPr>
+              <w:spacing w:after="40"/>
+              <w:jc w:val="center"/>
+            </w:pPr>
+            <w:r>
+              <w:rPr>
+                <w:sz w:val="14"/>
+              </w:rPr>
+              <w:t>Mitra</w:t>
+            </w:r>
+          </w:p>
+        </w:tc>
+        <w:tc>
+          <w:tcPr>
+            <w:tcW w:type="dxa" w:w="3504"/>
+            <w:vAlign w:val="center"/>
+          </w:tcPr>
+          <w:p>
+            <w:pPr>
+              <w:spacing w:after="40"/>
+              <w:jc w:val="center"/>
+            </w:pPr>
+            <w:r>
+              <w:rPr>
+                <w:sz w:val="14"/>
+              </w:rPr>
+              <w:t>`Top Up, Riwayat` via `Mitra Sub-menu`</w:t>
+            </w:r>
+          </w:p>
+        </w:tc>
+        <w:tc>
+          <w:tcPr>
+            <w:tcW w:type="dxa" w:w="3504"/>
+            <w:vAlign w:val="center"/>
+          </w:tcPr>
+          <w:p>
+            <w:pPr>
+              <w:spacing w:after="40"/>
+              <w:jc w:val="center"/>
+            </w:pPr>
+            <w:r>
+              <w:rPr>
+                <w:sz w:val="14"/>
+              </w:rPr>
+              <w:t>`BA-004 Mitra tidak punya Hapus`</w:t>
+            </w:r>
+          </w:p>
+        </w:tc>
+      </w:tr>
+    </w:tbl>
+    <w:p>
+      <w:pPr>
+        <w:spacing w:after="80"/>
+      </w:pPr>
+    </w:p>
+    <w:p>
+      <w:pPr>
+        <w:spacing w:after="80"/>
+      </w:pPr>
+      <w:r>
+        <w:rPr>
+          <w:sz w:val="18"/>
+        </w:rPr>
+        <w:t xml:space="preserve">*Permission matrix 115 checkbox di </w:t>
+      </w:r>
+      <w:r>
+        <w:rPr>
+          <w:rFonts w:ascii="Consolas" w:hAnsi="Consolas"/>
+          <w:color w:val="C00000"/>
+          <w:sz w:val="16"/>
+        </w:rPr>
+        <w:t>Manage Role</w:t>
+      </w:r>
+      <w:r>
+        <w:rPr>
+          <w:sz w:val="18"/>
+        </w:rPr>
+        <w:t xml:space="preserve"> </w:t>
+      </w:r>
+      <w:r>
+        <w:rPr>
+          <w:rFonts w:ascii="Consolas" w:hAnsi="Consolas"/>
+          <w:color w:val="C00000"/>
+          <w:sz w:val="16"/>
+        </w:rPr>
+        <w:t>BaRolePage</w:t>
+      </w:r>
+      <w:r>
+        <w:rPr>
+          <w:sz w:val="18"/>
+        </w:rPr>
+        <w:t>.*</w:t>
+      </w:r>
+    </w:p>
+    <w:p>
+      <w:pPr>
+        <w:pBdr>
+          <w:bottom w:val="single" w:sz="6" w:space="1" w:color="A0A0A0"/>
+        </w:pBdr>
+      </w:pPr>
+    </w:p>
+    <w:p>
+      <w:pPr>
+        <w:pStyle w:val="Heading2"/>
+        <w:spacing w:after="120"/>
+      </w:pPr>
+      <w:r>
+        <w:rPr>
+          <w:b/>
+          <w:color w:val="2E75B5"/>
+          <w:sz w:val="24"/>
+        </w:rPr>
+        <w:t>6. Struktur Menu</w:t>
       </w:r>
     </w:p>
     <w:p>
@@ -3990,7 +4852,7 @@
           <w:color w:val="2E75B5"/>
           <w:sz w:val="24"/>
         </w:rPr>
-        <w:t>5. Flowchart Umum</w:t>
+        <w:t>7. Flowchart Umum</w:t>
       </w:r>
     </w:p>
     <w:p>
@@ -4159,7 +5021,7 @@
           <w:color w:val="2E75B5"/>
           <w:sz w:val="24"/>
         </w:rPr>
-        <w:t>6. Detail Fitur per Menu</w:t>
+        <w:t>8. Detail Fitur per Menu</w:t>
       </w:r>
     </w:p>
     <w:p>
@@ -4172,7 +5034,7 @@
           <w:b/>
           <w:sz w:val="20"/>
         </w:rPr>
-        <w:t>6.1 Dashboard</w:t>
+        <w:t>8.1 Dashboard</w:t>
       </w:r>
     </w:p>
     <w:p>
@@ -4501,7 +5363,7 @@
           <w:b/>
           <w:sz w:val="20"/>
         </w:rPr>
-        <w:t>6.2 Bank</w:t>
+        <w:t>8.2 Bank</w:t>
       </w:r>
     </w:p>
     <w:p>
@@ -4968,7 +5830,7 @@
           <w:b/>
           <w:sz w:val="20"/>
         </w:rPr>
-        <w:t>6.3 Billing Provider</w:t>
+        <w:t>8.3 Billing Provider</w:t>
       </w:r>
     </w:p>
     <w:p>
@@ -5025,7 +5887,7 @@
           <w:b/>
           <w:sz w:val="20"/>
         </w:rPr>
-        <w:t>6.4 Kategori &amp; Grup</w:t>
+        <w:t>8.4 Kategori &amp; Grup</w:t>
       </w:r>
     </w:p>
     <w:p>
@@ -5071,7 +5933,7 @@
           <w:b/>
           <w:sz w:val="20"/>
         </w:rPr>
-        <w:t>6.5 Menu</w:t>
+        <w:t>8.5 Menu</w:t>
       </w:r>
     </w:p>
     <w:p>
@@ -5514,7 +6376,7 @@
           <w:b/>
           <w:sz w:val="20"/>
         </w:rPr>
-        <w:t>6.6 Mitra</w:t>
+        <w:t>8.6 Mitra</w:t>
       </w:r>
     </w:p>
     <w:p>
@@ -5582,7 +6444,7 @@
           <w:b/>
           <w:sz w:val="20"/>
         </w:rPr>
-        <w:t>6.7 Mitra Sub-menu</w:t>
+        <w:t>8.7 Mitra Sub-menu</w:t>
       </w:r>
     </w:p>
     <w:p>
@@ -5628,7 +6490,7 @@
           <w:b/>
           <w:sz w:val="20"/>
         </w:rPr>
-        <w:t>6.8 Manage Product</w:t>
+        <w:t>8.8 Manage Product</w:t>
       </w:r>
     </w:p>
     <w:p>
@@ -5685,7 +6547,7 @@
           <w:b/>
           <w:sz w:val="20"/>
         </w:rPr>
-        <w:t>6.9 Manage Role</w:t>
+        <w:t>8.9 Manage Role</w:t>
       </w:r>
     </w:p>
     <w:p>
@@ -5731,7 +6593,7 @@
           <w:b/>
           <w:sz w:val="20"/>
         </w:rPr>
-        <w:t>6.10 Monitoring Transaksi</w:t>
+        <w:t>8.10 Monitoring Transaksi</w:t>
       </w:r>
     </w:p>
     <w:p>
@@ -5766,7 +6628,7 @@
           <w:b/>
           <w:sz w:val="20"/>
         </w:rPr>
-        <w:t>6.11 Rekap Transaksi</w:t>
+        <w:t>8.11 Rekap Transaksi</w:t>
       </w:r>
     </w:p>
     <w:p>
@@ -5801,7 +6663,7 @@
           <w:b/>
           <w:sz w:val="20"/>
         </w:rPr>
-        <w:t>6.12 Rekonsiliasi</w:t>
+        <w:t>8.12 Rekonsiliasi</w:t>
       </w:r>
     </w:p>
     <w:p>
@@ -5836,7 +6698,7 @@
           <w:b/>
           <w:sz w:val="20"/>
         </w:rPr>
-        <w:t>6.13 Invoice</w:t>
+        <w:t>8.13 Invoice</w:t>
       </w:r>
     </w:p>
     <w:p>
@@ -5879,7 +6741,7 @@
           <w:color w:val="2E75B5"/>
           <w:sz w:val="24"/>
         </w:rPr>
-        <w:t>7. Validasi &amp; Negative Cases (Sesi Khusus)</w:t>
+        <w:t>9. Validasi &amp; Negative Cases (Sesi Khusus)</w:t>
       </w:r>
     </w:p>
     <w:tbl>
@@ -7545,7 +8407,1072 @@
           <w:color w:val="2E75B5"/>
           <w:sz w:val="24"/>
         </w:rPr>
-        <w:t>8. Data Test &amp; Cleanup</w:t>
+        <w:t>10. Glossary</w:t>
+      </w:r>
+    </w:p>
+    <w:tbl>
+      <w:tblPr>
+        <w:tblStyle w:val="LightGrid-Accent1"/>
+        <w:tblW w:type="auto" w:w="0"/>
+        <w:jc w:val="center"/>
+        <w:tblLayout w:type="autofit"/>
+        <w:tblLook w:firstColumn="1" w:firstRow="1" w:lastColumn="0" w:lastRow="0" w:noHBand="0" w:noVBand="1" w:val="04A0"/>
+      </w:tblPr>
+      <w:tblGrid>
+        <w:gridCol w:w="5256"/>
+        <w:gridCol w:w="5256"/>
+      </w:tblGrid>
+      <w:tr>
+        <w:tc>
+          <w:tcPr>
+            <w:tcW w:type="dxa" w:w="5256"/>
+            <w:shd w:fill="2E75B5" w:val="clear"/>
+            <w:vAlign w:val="center"/>
+          </w:tcPr>
+          <w:p>
+            <w:pPr>
+              <w:spacing w:after="40"/>
+              <w:jc w:val="center"/>
+            </w:pPr>
+            <w:r>
+              <w:rPr>
+                <w:b/>
+                <w:color w:val="FFFFFF"/>
+                <w:sz w:val="16"/>
+              </w:rPr>
+              <w:t>Istilah</w:t>
+            </w:r>
+          </w:p>
+        </w:tc>
+        <w:tc>
+          <w:tcPr>
+            <w:tcW w:type="dxa" w:w="5256"/>
+            <w:shd w:fill="2E75B5" w:val="clear"/>
+            <w:vAlign w:val="center"/>
+          </w:tcPr>
+          <w:p>
+            <w:pPr>
+              <w:spacing w:after="40"/>
+              <w:jc w:val="center"/>
+            </w:pPr>
+            <w:r>
+              <w:rPr>
+                <w:b/>
+                <w:color w:val="FFFFFF"/>
+                <w:sz w:val="16"/>
+              </w:rPr>
+              <w:t>Definisi</w:t>
+            </w:r>
+          </w:p>
+        </w:tc>
+      </w:tr>
+      <w:tr>
+        <w:tc>
+          <w:tcPr>
+            <w:tcW w:type="dxa" w:w="5256"/>
+            <w:vAlign w:val="center"/>
+          </w:tcPr>
+          <w:p>
+            <w:pPr>
+              <w:spacing w:after="40"/>
+              <w:jc w:val="center"/>
+            </w:pPr>
+            <w:r>
+              <w:rPr>
+                <w:sz w:val="14"/>
+              </w:rPr>
+              <w:t>Biller</w:t>
+            </w:r>
+          </w:p>
+        </w:tc>
+        <w:tc>
+          <w:tcPr>
+            <w:tcW w:type="dxa" w:w="5256"/>
+            <w:vAlign w:val="center"/>
+          </w:tcPr>
+          <w:p>
+            <w:pPr>
+              <w:spacing w:after="40"/>
+              <w:jc w:val="center"/>
+            </w:pPr>
+            <w:r>
+              <w:rPr>
+                <w:sz w:val="14"/>
+              </w:rPr>
+              <w:t>Penyedia tagihan (PLN, PDAM, Telkom) yang di-aggregasi</w:t>
+            </w:r>
+          </w:p>
+        </w:tc>
+      </w:tr>
+      <w:tr>
+        <w:tc>
+          <w:tcPr>
+            <w:tcW w:type="dxa" w:w="5256"/>
+            <w:vAlign w:val="center"/>
+          </w:tcPr>
+          <w:p>
+            <w:pPr>
+              <w:spacing w:after="40"/>
+              <w:jc w:val="center"/>
+            </w:pPr>
+            <w:r>
+              <w:rPr>
+                <w:sz w:val="14"/>
+              </w:rPr>
+              <w:t>Mitra</w:t>
+            </w:r>
+          </w:p>
+        </w:tc>
+        <w:tc>
+          <w:tcPr>
+            <w:tcW w:type="dxa" w:w="5256"/>
+            <w:vAlign w:val="center"/>
+          </w:tcPr>
+          <w:p>
+            <w:pPr>
+              <w:spacing w:after="40"/>
+              <w:jc w:val="center"/>
+            </w:pPr>
+            <w:r>
+              <w:rPr>
+                <w:sz w:val="14"/>
+              </w:rPr>
+              <w:t>Partner yang menjual produk biller ke end-user</w:t>
+            </w:r>
+          </w:p>
+        </w:tc>
+      </w:tr>
+      <w:tr>
+        <w:tc>
+          <w:tcPr>
+            <w:tcW w:type="dxa" w:w="5256"/>
+            <w:vAlign w:val="center"/>
+          </w:tcPr>
+          <w:p>
+            <w:pPr>
+              <w:spacing w:after="40"/>
+              <w:jc w:val="center"/>
+            </w:pPr>
+            <w:r>
+              <w:rPr>
+                <w:sz w:val="14"/>
+              </w:rPr>
+              <w:t>PSP</w:t>
+            </w:r>
+          </w:p>
+        </w:tc>
+        <w:tc>
+          <w:tcPr>
+            <w:tcW w:type="dxa" w:w="5256"/>
+            <w:vAlign w:val="center"/>
+          </w:tcPr>
+          <w:p>
+            <w:pPr>
+              <w:spacing w:after="40"/>
+              <w:jc w:val="center"/>
+            </w:pPr>
+            <w:r>
+              <w:rPr>
+                <w:sz w:val="14"/>
+              </w:rPr>
+              <w:t>Payment Service Provider — mitra pembayaran</w:t>
+            </w:r>
+          </w:p>
+        </w:tc>
+      </w:tr>
+      <w:tr>
+        <w:tc>
+          <w:tcPr>
+            <w:tcW w:type="dxa" w:w="5256"/>
+            <w:vAlign w:val="center"/>
+          </w:tcPr>
+          <w:p>
+            <w:pPr>
+              <w:spacing w:after="40"/>
+              <w:jc w:val="center"/>
+            </w:pPr>
+            <w:r>
+              <w:rPr>
+                <w:sz w:val="14"/>
+              </w:rPr>
+              <w:t>Rekonsiliasi</w:t>
+            </w:r>
+          </w:p>
+        </w:tc>
+        <w:tc>
+          <w:tcPr>
+            <w:tcW w:type="dxa" w:w="5256"/>
+            <w:vAlign w:val="center"/>
+          </w:tcPr>
+          <w:p>
+            <w:pPr>
+              <w:spacing w:after="40"/>
+              <w:jc w:val="center"/>
+            </w:pPr>
+            <w:r>
+              <w:rPr>
+                <w:sz w:val="14"/>
+              </w:rPr>
+              <w:t>Pencocokan transaksi BA vs Biller (Goto, Kudo, E2Pay, AyoConnect)</w:t>
+            </w:r>
+          </w:p>
+        </w:tc>
+      </w:tr>
+      <w:tr>
+        <w:tc>
+          <w:tcPr>
+            <w:tcW w:type="dxa" w:w="5256"/>
+            <w:vAlign w:val="center"/>
+          </w:tcPr>
+          <w:p>
+            <w:pPr>
+              <w:spacing w:after="40"/>
+              <w:jc w:val="center"/>
+            </w:pPr>
+            <w:r>
+              <w:rPr>
+                <w:sz w:val="14"/>
+              </w:rPr>
+              <w:t>Invoice</w:t>
+            </w:r>
+          </w:p>
+        </w:tc>
+        <w:tc>
+          <w:tcPr>
+            <w:tcW w:type="dxa" w:w="5256"/>
+            <w:vAlign w:val="center"/>
+          </w:tcPr>
+          <w:p>
+            <w:pPr>
+              <w:spacing w:after="40"/>
+              <w:jc w:val="center"/>
+            </w:pPr>
+            <w:r>
+              <w:rPr>
+                <w:sz w:val="14"/>
+              </w:rPr>
+              <w:t>Tagihan mitra per periode, status Belum Lunas → Lunas</w:t>
+            </w:r>
+          </w:p>
+        </w:tc>
+      </w:tr>
+      <w:tr>
+        <w:tc>
+          <w:tcPr>
+            <w:tcW w:type="dxa" w:w="5256"/>
+            <w:vAlign w:val="center"/>
+          </w:tcPr>
+          <w:p>
+            <w:pPr>
+              <w:spacing w:after="40"/>
+              <w:jc w:val="center"/>
+            </w:pPr>
+            <w:r>
+              <w:rPr>
+                <w:sz w:val="14"/>
+              </w:rPr>
+              <w:t>Top Up</w:t>
+            </w:r>
+          </w:p>
+        </w:tc>
+        <w:tc>
+          <w:tcPr>
+            <w:tcW w:type="dxa" w:w="5256"/>
+            <w:vAlign w:val="center"/>
+          </w:tcPr>
+          <w:p>
+            <w:pPr>
+              <w:spacing w:after="40"/>
+              <w:jc w:val="center"/>
+            </w:pPr>
+            <w:r>
+              <w:rPr>
+                <w:sz w:val="14"/>
+              </w:rPr>
+              <w:t>Penambahan saldo mitra `Rp 50.000`</w:t>
+            </w:r>
+          </w:p>
+        </w:tc>
+      </w:tr>
+      <w:tr>
+        <w:tc>
+          <w:tcPr>
+            <w:tcW w:type="dxa" w:w="5256"/>
+            <w:vAlign w:val="center"/>
+          </w:tcPr>
+          <w:p>
+            <w:pPr>
+              <w:spacing w:after="40"/>
+              <w:jc w:val="center"/>
+            </w:pPr>
+            <w:r>
+              <w:rPr>
+                <w:sz w:val="14"/>
+              </w:rPr>
+              <w:t>Product Pricing</w:t>
+            </w:r>
+          </w:p>
+        </w:tc>
+        <w:tc>
+          <w:tcPr>
+            <w:tcW w:type="dxa" w:w="5256"/>
+            <w:vAlign w:val="center"/>
+          </w:tcPr>
+          <w:p>
+            <w:pPr>
+              <w:spacing w:after="40"/>
+              <w:jc w:val="center"/>
+            </w:pPr>
+            <w:r>
+              <w:rPr>
+                <w:sz w:val="14"/>
+              </w:rPr>
+              <w:t>Harga produk per mitra, Generate</w:t>
+            </w:r>
+          </w:p>
+        </w:tc>
+      </w:tr>
+      <w:tr>
+        <w:tc>
+          <w:tcPr>
+            <w:tcW w:type="dxa" w:w="5256"/>
+            <w:vAlign w:val="center"/>
+          </w:tcPr>
+          <w:p>
+            <w:pPr>
+              <w:spacing w:after="40"/>
+              <w:jc w:val="center"/>
+            </w:pPr>
+            <w:r>
+              <w:rPr>
+                <w:sz w:val="14"/>
+              </w:rPr>
+              <w:t>OTP</w:t>
+            </w:r>
+          </w:p>
+        </w:tc>
+        <w:tc>
+          <w:tcPr>
+            <w:tcW w:type="dxa" w:w="5256"/>
+            <w:vAlign w:val="center"/>
+          </w:tcPr>
+          <w:p>
+            <w:pPr>
+              <w:spacing w:after="40"/>
+              <w:jc w:val="center"/>
+            </w:pPr>
+            <w:r>
+              <w:rPr>
+                <w:sz w:val="14"/>
+              </w:rPr>
+              <w:t>One-Time Password 6 digit `000000` dummy</w:t>
+            </w:r>
+          </w:p>
+        </w:tc>
+      </w:tr>
+      <w:tr>
+        <w:tc>
+          <w:tcPr>
+            <w:tcW w:type="dxa" w:w="5256"/>
+            <w:vAlign w:val="center"/>
+          </w:tcPr>
+          <w:p>
+            <w:pPr>
+              <w:spacing w:after="40"/>
+              <w:jc w:val="center"/>
+            </w:pPr>
+            <w:r>
+              <w:rPr>
+                <w:sz w:val="14"/>
+              </w:rPr>
+              <w:t>403</w:t>
+            </w:r>
+          </w:p>
+        </w:tc>
+        <w:tc>
+          <w:tcPr>
+            <w:tcW w:type="dxa" w:w="5256"/>
+            <w:vAlign w:val="center"/>
+          </w:tcPr>
+          <w:p>
+            <w:pPr>
+              <w:spacing w:after="40"/>
+              <w:jc w:val="center"/>
+            </w:pPr>
+            <w:r>
+              <w:rPr>
+                <w:sz w:val="14"/>
+              </w:rPr>
+              <w:t>Forbidden — tidak punya izin hapus Menu</w:t>
+            </w:r>
+          </w:p>
+        </w:tc>
+      </w:tr>
+      <w:tr>
+        <w:tc>
+          <w:tcPr>
+            <w:tcW w:type="dxa" w:w="5256"/>
+            <w:vAlign w:val="center"/>
+          </w:tcPr>
+          <w:p>
+            <w:pPr>
+              <w:spacing w:after="40"/>
+              <w:jc w:val="center"/>
+            </w:pPr>
+            <w:r>
+              <w:rPr>
+                <w:sz w:val="14"/>
+              </w:rPr>
+              <w:t>XLSX</w:t>
+            </w:r>
+          </w:p>
+        </w:tc>
+        <w:tc>
+          <w:tcPr>
+            <w:tcW w:type="dxa" w:w="5256"/>
+            <w:vAlign w:val="center"/>
+          </w:tcPr>
+          <w:p>
+            <w:pPr>
+              <w:spacing w:after="40"/>
+              <w:jc w:val="center"/>
+            </w:pPr>
+            <w:r>
+              <w:rPr>
+                <w:sz w:val="14"/>
+              </w:rPr>
+              <w:t>Excel export `export_data/`</w:t>
+            </w:r>
+          </w:p>
+        </w:tc>
+      </w:tr>
+    </w:tbl>
+    <w:p>
+      <w:pPr>
+        <w:spacing w:after="80"/>
+      </w:pPr>
+    </w:p>
+    <w:p>
+      <w:pPr>
+        <w:pBdr>
+          <w:bottom w:val="single" w:sz="6" w:space="1" w:color="A0A0A0"/>
+        </w:pBdr>
+      </w:pPr>
+    </w:p>
+    <w:p>
+      <w:pPr>
+        <w:pStyle w:val="Heading2"/>
+        <w:spacing w:after="120"/>
+      </w:pPr>
+      <w:r>
+        <w:rPr>
+          <w:b/>
+          <w:color w:val="2E75B5"/>
+          <w:sz w:val="24"/>
+        </w:rPr>
+        <w:t>11. Safety &amp; Warnings</w:t>
+      </w:r>
+    </w:p>
+    <w:tbl>
+      <w:tblPr>
+        <w:tblStyle w:val="LightGrid-Accent1"/>
+        <w:tblW w:type="auto" w:w="0"/>
+        <w:jc w:val="center"/>
+        <w:tblLayout w:type="autofit"/>
+        <w:tblLook w:firstColumn="1" w:firstRow="1" w:lastColumn="0" w:lastRow="0" w:noHBand="0" w:noVBand="1" w:val="04A0"/>
+      </w:tblPr>
+      <w:tblGrid>
+        <w:gridCol w:w="3504"/>
+        <w:gridCol w:w="3504"/>
+        <w:gridCol w:w="3504"/>
+      </w:tblGrid>
+      <w:tr>
+        <w:tc>
+          <w:tcPr>
+            <w:tcW w:type="dxa" w:w="3504"/>
+            <w:shd w:fill="2E75B5" w:val="clear"/>
+            <w:vAlign w:val="center"/>
+          </w:tcPr>
+          <w:p>
+            <w:pPr>
+              <w:spacing w:after="40"/>
+              <w:jc w:val="center"/>
+            </w:pPr>
+            <w:r>
+              <w:rPr>
+                <w:b/>
+                <w:color w:val="FFFFFF"/>
+                <w:sz w:val="16"/>
+              </w:rPr>
+              <w:t>Warning</w:t>
+            </w:r>
+          </w:p>
+        </w:tc>
+        <w:tc>
+          <w:tcPr>
+            <w:tcW w:type="dxa" w:w="3504"/>
+            <w:shd w:fill="2E75B5" w:val="clear"/>
+            <w:vAlign w:val="center"/>
+          </w:tcPr>
+          <w:p>
+            <w:pPr>
+              <w:spacing w:after="40"/>
+              <w:jc w:val="center"/>
+            </w:pPr>
+            <w:r>
+              <w:rPr>
+                <w:b/>
+                <w:color w:val="FFFFFF"/>
+                <w:sz w:val="16"/>
+              </w:rPr>
+              <w:t>Detail</w:t>
+            </w:r>
+          </w:p>
+        </w:tc>
+        <w:tc>
+          <w:tcPr>
+            <w:tcW w:type="dxa" w:w="3504"/>
+            <w:shd w:fill="2E75B5" w:val="clear"/>
+            <w:vAlign w:val="center"/>
+          </w:tcPr>
+          <w:p>
+            <w:pPr>
+              <w:spacing w:after="40"/>
+              <w:jc w:val="center"/>
+            </w:pPr>
+            <w:r>
+              <w:rPr>
+                <w:b/>
+                <w:color w:val="FFFFFF"/>
+                <w:sz w:val="16"/>
+              </w:rPr>
+              <w:t>Mitigasi</w:t>
+            </w:r>
+          </w:p>
+        </w:tc>
+      </w:tr>
+      <w:tr>
+        <w:tc>
+          <w:tcPr>
+            <w:tcW w:type="dxa" w:w="3504"/>
+            <w:vAlign w:val="center"/>
+          </w:tcPr>
+          <w:p>
+            <w:pPr>
+              <w:spacing w:after="40"/>
+              <w:jc w:val="center"/>
+            </w:pPr>
+            <w:r>
+              <w:rPr>
+                <w:sz w:val="14"/>
+              </w:rPr>
+              <w:t>Hapus Menu 403</w:t>
+            </w:r>
+          </w:p>
+        </w:tc>
+        <w:tc>
+          <w:tcPr>
+            <w:tcW w:type="dxa" w:w="3504"/>
+            <w:vAlign w:val="center"/>
+          </w:tcPr>
+          <w:p>
+            <w:pPr>
+              <w:spacing w:after="40"/>
+              <w:jc w:val="center"/>
+            </w:pPr>
+            <w:r>
+              <w:rPr>
+                <w:sz w:val="14"/>
+              </w:rPr>
+              <w:t>`DELETE /api/v1/master/menu/delete` selalu 403 `BA-003`</w:t>
+            </w:r>
+          </w:p>
+        </w:tc>
+        <w:tc>
+          <w:tcPr>
+            <w:tcW w:type="dxa" w:w="3504"/>
+            <w:vAlign w:val="center"/>
+          </w:tcPr>
+          <w:p>
+            <w:pPr>
+              <w:spacing w:after="40"/>
+              <w:jc w:val="center"/>
+            </w:pPr>
+            <w:r>
+              <w:rPr>
+                <w:sz w:val="14"/>
+              </w:rPr>
+              <w:t>Jangan hapus Menu di prod; hubungi dev</w:t>
+            </w:r>
+          </w:p>
+        </w:tc>
+      </w:tr>
+      <w:tr>
+        <w:tc>
+          <w:tcPr>
+            <w:tcW w:type="dxa" w:w="3504"/>
+            <w:vAlign w:val="center"/>
+          </w:tcPr>
+          <w:p>
+            <w:pPr>
+              <w:spacing w:after="40"/>
+              <w:jc w:val="center"/>
+            </w:pPr>
+            <w:r>
+              <w:rPr>
+                <w:sz w:val="14"/>
+              </w:rPr>
+              <w:t>Duplikat Kode</w:t>
+            </w:r>
+          </w:p>
+        </w:tc>
+        <w:tc>
+          <w:tcPr>
+            <w:tcW w:type="dxa" w:w="3504"/>
+            <w:vAlign w:val="center"/>
+          </w:tcPr>
+          <w:p>
+            <w:pPr>
+              <w:spacing w:after="40"/>
+              <w:jc w:val="center"/>
+            </w:pPr>
+            <w:r>
+              <w:rPr>
+                <w:sz w:val="14"/>
+              </w:rPr>
+              <w:t>`Kode sudah digunakan` toast</w:t>
+            </w:r>
+          </w:p>
+        </w:tc>
+        <w:tc>
+          <w:tcPr>
+            <w:tcW w:type="dxa" w:w="3504"/>
+            <w:vAlign w:val="center"/>
+          </w:tcPr>
+          <w:p>
+            <w:pPr>
+              <w:spacing w:after="40"/>
+              <w:jc w:val="center"/>
+            </w:pPr>
+            <w:r>
+              <w:rPr>
+                <w:sz w:val="14"/>
+              </w:rPr>
+              <w:t>Gunakan `QA*+uniq` `Date.now()`</w:t>
+            </w:r>
+          </w:p>
+        </w:tc>
+      </w:tr>
+      <w:tr>
+        <w:tc>
+          <w:tcPr>
+            <w:tcW w:type="dxa" w:w="3504"/>
+            <w:vAlign w:val="center"/>
+          </w:tcPr>
+          <w:p>
+            <w:pPr>
+              <w:spacing w:after="40"/>
+              <w:jc w:val="center"/>
+            </w:pPr>
+            <w:r>
+              <w:rPr>
+                <w:sz w:val="14"/>
+              </w:rPr>
+              <w:t>Rate Limit OTP</w:t>
+            </w:r>
+          </w:p>
+        </w:tc>
+        <w:tc>
+          <w:tcPr>
+            <w:tcW w:type="dxa" w:w="3504"/>
+            <w:vAlign w:val="center"/>
+          </w:tcPr>
+          <w:p>
+            <w:pPr>
+              <w:spacing w:after="40"/>
+              <w:jc w:val="center"/>
+            </w:pPr>
+            <w:r>
+              <w:rPr>
+                <w:sz w:val="14"/>
+              </w:rPr>
+              <w:t>OTP `000000` dibatasi, jangan &gt;3x salah</w:t>
+            </w:r>
+          </w:p>
+        </w:tc>
+        <w:tc>
+          <w:tcPr>
+            <w:tcW w:type="dxa" w:w="3504"/>
+            <w:vAlign w:val="center"/>
+          </w:tcPr>
+          <w:p>
+            <w:pPr>
+              <w:spacing w:after="40"/>
+              <w:jc w:val="center"/>
+            </w:pPr>
+            <w:r>
+              <w:rPr>
+                <w:sz w:val="14"/>
+              </w:rPr>
+              <w:t>Test OTP salah max 1x `prepaid.spec.ts:2`</w:t>
+            </w:r>
+          </w:p>
+        </w:tc>
+      </w:tr>
+      <w:tr>
+        <w:tc>
+          <w:tcPr>
+            <w:tcW w:type="dxa" w:w="3504"/>
+            <w:vAlign w:val="center"/>
+          </w:tcPr>
+          <w:p>
+            <w:pPr>
+              <w:spacing w:after="40"/>
+              <w:jc w:val="center"/>
+            </w:pPr>
+            <w:r>
+              <w:rPr>
+                <w:sz w:val="14"/>
+              </w:rPr>
+              <w:t>Data Sampah</w:t>
+            </w:r>
+          </w:p>
+        </w:tc>
+        <w:tc>
+          <w:tcPr>
+            <w:tcW w:type="dxa" w:w="3504"/>
+            <w:vAlign w:val="center"/>
+          </w:tcPr>
+          <w:p>
+            <w:pPr>
+              <w:spacing w:after="40"/>
+              <w:jc w:val="center"/>
+            </w:pPr>
+            <w:r>
+              <w:rPr>
+                <w:sz w:val="14"/>
+              </w:rPr>
+              <w:t>Semua `ADD` harus `delete`</w:t>
+            </w:r>
+          </w:p>
+        </w:tc>
+        <w:tc>
+          <w:tcPr>
+            <w:tcW w:type="dxa" w:w="3504"/>
+            <w:vAlign w:val="center"/>
+          </w:tcPr>
+          <w:p>
+            <w:pPr>
+              <w:spacing w:after="40"/>
+              <w:jc w:val="center"/>
+            </w:pPr>
+            <w:r>
+              <w:rPr>
+                <w:sz w:val="14"/>
+              </w:rPr>
+              <w:t>`hasRow ? delete → hasRow false`</w:t>
+            </w:r>
+          </w:p>
+        </w:tc>
+      </w:tr>
+    </w:tbl>
+    <w:p>
+      <w:pPr>
+        <w:spacing w:after="80"/>
+      </w:pPr>
+    </w:p>
+    <w:p>
+      <w:pPr>
+        <w:pBdr>
+          <w:bottom w:val="single" w:sz="6" w:space="1" w:color="A0A0A0"/>
+        </w:pBdr>
+      </w:pPr>
+    </w:p>
+    <w:p>
+      <w:pPr>
+        <w:pStyle w:val="Heading2"/>
+        <w:spacing w:after="120"/>
+      </w:pPr>
+      <w:r>
+        <w:rPr>
+          <w:b/>
+          <w:color w:val="2E75B5"/>
+          <w:sz w:val="24"/>
+        </w:rPr>
+        <w:t>12. FAQ</w:t>
+      </w:r>
+    </w:p>
+    <w:tbl>
+      <w:tblPr>
+        <w:tblStyle w:val="LightGrid-Accent1"/>
+        <w:tblW w:type="auto" w:w="0"/>
+        <w:jc w:val="center"/>
+        <w:tblLayout w:type="autofit"/>
+        <w:tblLook w:firstColumn="1" w:firstRow="1" w:lastColumn="0" w:lastRow="0" w:noHBand="0" w:noVBand="1" w:val="04A0"/>
+      </w:tblPr>
+      <w:tblGrid>
+        <w:gridCol w:w="5256"/>
+        <w:gridCol w:w="5256"/>
+      </w:tblGrid>
+      <w:tr>
+        <w:tc>
+          <w:tcPr>
+            <w:tcW w:type="dxa" w:w="5256"/>
+            <w:shd w:fill="2E75B5" w:val="clear"/>
+            <w:vAlign w:val="center"/>
+          </w:tcPr>
+          <w:p>
+            <w:pPr>
+              <w:spacing w:after="40"/>
+              <w:jc w:val="center"/>
+            </w:pPr>
+            <w:r>
+              <w:rPr>
+                <w:b/>
+                <w:color w:val="FFFFFF"/>
+                <w:sz w:val="16"/>
+              </w:rPr>
+              <w:t>Q</w:t>
+            </w:r>
+          </w:p>
+        </w:tc>
+        <w:tc>
+          <w:tcPr>
+            <w:tcW w:type="dxa" w:w="5256"/>
+            <w:shd w:fill="2E75B5" w:val="clear"/>
+            <w:vAlign w:val="center"/>
+          </w:tcPr>
+          <w:p>
+            <w:pPr>
+              <w:spacing w:after="40"/>
+              <w:jc w:val="center"/>
+            </w:pPr>
+            <w:r>
+              <w:rPr>
+                <w:b/>
+                <w:color w:val="FFFFFF"/>
+                <w:sz w:val="16"/>
+              </w:rPr>
+              <w:t>A</w:t>
+            </w:r>
+          </w:p>
+        </w:tc>
+      </w:tr>
+      <w:tr>
+        <w:tc>
+          <w:tcPr>
+            <w:tcW w:type="dxa" w:w="5256"/>
+            <w:vAlign w:val="center"/>
+          </w:tcPr>
+          <w:p>
+            <w:pPr>
+              <w:spacing w:after="40"/>
+              <w:jc w:val="center"/>
+            </w:pPr>
+            <w:r>
+              <w:rPr>
+                <w:sz w:val="14"/>
+              </w:rPr>
+              <w:t>Login gagal `Email atau password salah`?</w:t>
+            </w:r>
+          </w:p>
+        </w:tc>
+        <w:tc>
+          <w:tcPr>
+            <w:tcW w:type="dxa" w:w="5256"/>
+            <w:vAlign w:val="center"/>
+          </w:tcPr>
+          <w:p>
+            <w:pPr>
+              <w:spacing w:after="40"/>
+              <w:jc w:val="center"/>
+            </w:pPr>
+            <w:r>
+              <w:rPr>
+                <w:sz w:val="14"/>
+              </w:rPr>
+              <w:t>Cek `subandonorogo@gmail.com` `shared/test-data/users.json` dan `TEST_ENV`</w:t>
+            </w:r>
+          </w:p>
+        </w:tc>
+      </w:tr>
+      <w:tr>
+        <w:tc>
+          <w:tcPr>
+            <w:tcW w:type="dxa" w:w="5256"/>
+            <w:vAlign w:val="center"/>
+          </w:tcPr>
+          <w:p>
+            <w:pPr>
+              <w:spacing w:after="40"/>
+              <w:jc w:val="center"/>
+            </w:pPr>
+            <w:r>
+              <w:rPr>
+                <w:sz w:val="14"/>
+              </w:rPr>
+              <w:t>Captcha tidak hilang?</w:t>
+            </w:r>
+          </w:p>
+        </w:tc>
+        <w:tc>
+          <w:tcPr>
+            <w:tcW w:type="dxa" w:w="5256"/>
+            <w:vAlign w:val="center"/>
+          </w:tcPr>
+          <w:p>
+            <w:pPr>
+              <w:spacing w:after="40"/>
+              <w:jc w:val="center"/>
+            </w:pPr>
+            <w:r>
+              <w:rPr>
+                <w:sz w:val="14"/>
+              </w:rPr>
+              <w:t>Tunggu `skeleton` hidden `setup/auth.webview-nona.setup.ts:32` + `force click span`</w:t>
+            </w:r>
+          </w:p>
+        </w:tc>
+      </w:tr>
+      <w:tr>
+        <w:tc>
+          <w:tcPr>
+            <w:tcW w:type="dxa" w:w="5256"/>
+            <w:vAlign w:val="center"/>
+          </w:tcPr>
+          <w:p>
+            <w:pPr>
+              <w:spacing w:after="40"/>
+              <w:jc w:val="center"/>
+            </w:pPr>
+            <w:r>
+              <w:rPr>
+                <w:sz w:val="14"/>
+              </w:rPr>
+              <w:t>Search Bank selalu Tidak ada data?</w:t>
+            </w:r>
+          </w:p>
+        </w:tc>
+        <w:tc>
+          <w:tcPr>
+            <w:tcW w:type="dxa" w:w="5256"/>
+            <w:vAlign w:val="center"/>
+          </w:tcPr>
+          <w:p>
+            <w:pPr>
+              <w:spacing w:after="40"/>
+              <w:jc w:val="center"/>
+            </w:pPr>
+            <w:r>
+              <w:rPr>
+                <w:sz w:val="14"/>
+              </w:rPr>
+              <w:t>`BA-001` known bug, pakai scan tabel tanpa filter</w:t>
+            </w:r>
+          </w:p>
+        </w:tc>
+      </w:tr>
+      <w:tr>
+        <w:tc>
+          <w:tcPr>
+            <w:tcW w:type="dxa" w:w="5256"/>
+            <w:vAlign w:val="center"/>
+          </w:tcPr>
+          <w:p>
+            <w:pPr>
+              <w:spacing w:after="40"/>
+              <w:jc w:val="center"/>
+            </w:pPr>
+            <w:r>
+              <w:rPr>
+                <w:sz w:val="14"/>
+              </w:rPr>
+              <w:t>Export XLSX dimana?</w:t>
+            </w:r>
+          </w:p>
+        </w:tc>
+        <w:tc>
+          <w:tcPr>
+            <w:tcW w:type="dxa" w:w="5256"/>
+            <w:vAlign w:val="center"/>
+          </w:tcPr>
+          <w:p>
+            <w:pPr>
+              <w:spacing w:after="40"/>
+              <w:jc w:val="center"/>
+            </w:pPr>
+            <w:r>
+              <w:rPr>
+                <w:sz w:val="14"/>
+              </w:rPr>
+              <w:t>`backoffice-tests/bots/ba/export_data/` `BaTransaksiPage`</w:t>
+            </w:r>
+          </w:p>
+        </w:tc>
+      </w:tr>
+      <w:tr>
+        <w:tc>
+          <w:tcPr>
+            <w:tcW w:type="dxa" w:w="5256"/>
+            <w:vAlign w:val="center"/>
+          </w:tcPr>
+          <w:p>
+            <w:pPr>
+              <w:spacing w:after="40"/>
+              <w:jc w:val="center"/>
+            </w:pPr>
+            <w:r>
+              <w:rPr>
+                <w:sz w:val="14"/>
+              </w:rPr>
+              <w:t>PDF report dimana?</w:t>
+            </w:r>
+          </w:p>
+        </w:tc>
+        <w:tc>
+          <w:tcPr>
+            <w:tcW w:type="dxa" w:w="5256"/>
+            <w:vAlign w:val="center"/>
+          </w:tcPr>
+          <w:p>
+            <w:pPr>
+              <w:spacing w:after="40"/>
+              <w:jc w:val="center"/>
+            </w:pPr>
+            <w:r>
+              <w:rPr>
+                <w:sz w:val="14"/>
+              </w:rPr>
+              <w:t>`test-results/pdf/report-*.pdf` `scripts/generate-pdf-report.ts`</w:t>
+            </w:r>
+          </w:p>
+        </w:tc>
+      </w:tr>
+    </w:tbl>
+    <w:p>
+      <w:pPr>
+        <w:spacing w:after="80"/>
+      </w:pPr>
+    </w:p>
+    <w:p>
+      <w:pPr>
+        <w:pBdr>
+          <w:bottom w:val="single" w:sz="6" w:space="1" w:color="A0A0A0"/>
+        </w:pBdr>
+      </w:pPr>
+    </w:p>
+    <w:p>
+      <w:pPr>
+        <w:pStyle w:val="Heading2"/>
+        <w:spacing w:after="120"/>
+      </w:pPr>
+      <w:r>
+        <w:rPr>
+          <w:b/>
+          <w:color w:val="2E75B5"/>
+          <w:sz w:val="24"/>
+        </w:rPr>
+        <w:t>13. Data Test &amp; Cleanup</w:t>
       </w:r>
     </w:p>
     <w:p>
@@ -7610,7 +9537,7 @@
           <w:color w:val="2E75B5"/>
           <w:sz w:val="24"/>
         </w:rPr>
-        <w:t>9. Troubleshooting</w:t>
+        <w:t>14. Troubleshooting</w:t>
       </w:r>
     </w:p>
     <w:tbl>
@@ -7995,7 +9922,7 @@
           <w:color w:val="2E75B5"/>
           <w:sz w:val="24"/>
         </w:rPr>
-        <w:t>10. Catatan Temuan</w:t>
+        <w:t>15. Catatan Temuan</w:t>
       </w:r>
     </w:p>
     <w:p>
@@ -8603,7 +10530,285 @@
           <w:color w:val="2E75B5"/>
           <w:sz w:val="24"/>
         </w:rPr>
-        <w:t>11. Lampiran</w:t>
+        <w:t>16. Lampiran &amp; Index</w:t>
+      </w:r>
+    </w:p>
+    <w:p>
+      <w:pPr>
+        <w:pStyle w:val="Heading3"/>
+        <w:spacing w:after="120"/>
+      </w:pPr>
+      <w:r>
+        <w:rPr>
+          <w:b/>
+          <w:sz w:val="20"/>
+        </w:rPr>
+        <w:t>16.1 Index</w:t>
+      </w:r>
+    </w:p>
+    <w:tbl>
+      <w:tblPr>
+        <w:tblStyle w:val="LightGrid-Accent1"/>
+        <w:tblW w:type="auto" w:w="0"/>
+        <w:jc w:val="center"/>
+        <w:tblLayout w:type="autofit"/>
+        <w:tblLook w:firstColumn="1" w:firstRow="1" w:lastColumn="0" w:lastRow="0" w:noHBand="0" w:noVBand="1" w:val="04A0"/>
+      </w:tblPr>
+      <w:tblGrid>
+        <w:gridCol w:w="5256"/>
+        <w:gridCol w:w="5256"/>
+      </w:tblGrid>
+      <w:tr>
+        <w:tc>
+          <w:tcPr>
+            <w:tcW w:type="dxa" w:w="5256"/>
+            <w:shd w:fill="2E75B5" w:val="clear"/>
+            <w:vAlign w:val="center"/>
+          </w:tcPr>
+          <w:p>
+            <w:pPr>
+              <w:spacing w:after="40"/>
+              <w:jc w:val="center"/>
+            </w:pPr>
+            <w:r>
+              <w:rPr>
+                <w:b/>
+                <w:color w:val="FFFFFF"/>
+                <w:sz w:val="16"/>
+              </w:rPr>
+              <w:t>Keyword</w:t>
+            </w:r>
+          </w:p>
+        </w:tc>
+        <w:tc>
+          <w:tcPr>
+            <w:tcW w:type="dxa" w:w="5256"/>
+            <w:shd w:fill="2E75B5" w:val="clear"/>
+            <w:vAlign w:val="center"/>
+          </w:tcPr>
+          <w:p>
+            <w:pPr>
+              <w:spacing w:after="40"/>
+              <w:jc w:val="center"/>
+            </w:pPr>
+            <w:r>
+              <w:rPr>
+                <w:b/>
+                <w:color w:val="FFFFFF"/>
+                <w:sz w:val="16"/>
+              </w:rPr>
+              <w:t>Halaman</w:t>
+            </w:r>
+          </w:p>
+        </w:tc>
+      </w:tr>
+      <w:tr>
+        <w:tc>
+          <w:tcPr>
+            <w:tcW w:type="dxa" w:w="5256"/>
+            <w:vAlign w:val="center"/>
+          </w:tcPr>
+          <w:p>
+            <w:pPr>
+              <w:spacing w:after="40"/>
+              <w:jc w:val="center"/>
+            </w:pPr>
+            <w:r>
+              <w:rPr>
+                <w:sz w:val="14"/>
+              </w:rPr>
+              <w:t>Bank</w:t>
+            </w:r>
+          </w:p>
+        </w:tc>
+        <w:tc>
+          <w:tcPr>
+            <w:tcW w:type="dxa" w:w="5256"/>
+            <w:vAlign w:val="center"/>
+          </w:tcPr>
+          <w:p>
+            <w:pPr>
+              <w:spacing w:after="40"/>
+              <w:jc w:val="center"/>
+            </w:pPr>
+            <w:r>
+              <w:rPr>
+                <w:sz w:val="14"/>
+              </w:rPr>
+              <w:t>8.2</w:t>
+            </w:r>
+          </w:p>
+        </w:tc>
+      </w:tr>
+      <w:tr>
+        <w:tc>
+          <w:tcPr>
+            <w:tcW w:type="dxa" w:w="5256"/>
+            <w:vAlign w:val="center"/>
+          </w:tcPr>
+          <w:p>
+            <w:pPr>
+              <w:spacing w:after="40"/>
+              <w:jc w:val="center"/>
+            </w:pPr>
+            <w:r>
+              <w:rPr>
+                <w:sz w:val="14"/>
+              </w:rPr>
+              <w:t>Invoice</w:t>
+            </w:r>
+          </w:p>
+        </w:tc>
+        <w:tc>
+          <w:tcPr>
+            <w:tcW w:type="dxa" w:w="5256"/>
+            <w:vAlign w:val="center"/>
+          </w:tcPr>
+          <w:p>
+            <w:pPr>
+              <w:spacing w:after="40"/>
+              <w:jc w:val="center"/>
+            </w:pPr>
+            <w:r>
+              <w:rPr>
+                <w:sz w:val="14"/>
+              </w:rPr>
+              <w:t>8.13</w:t>
+            </w:r>
+          </w:p>
+        </w:tc>
+      </w:tr>
+      <w:tr>
+        <w:tc>
+          <w:tcPr>
+            <w:tcW w:type="dxa" w:w="5256"/>
+            <w:vAlign w:val="center"/>
+          </w:tcPr>
+          <w:p>
+            <w:pPr>
+              <w:spacing w:after="40"/>
+              <w:jc w:val="center"/>
+            </w:pPr>
+            <w:r>
+              <w:rPr>
+                <w:sz w:val="14"/>
+              </w:rPr>
+              <w:t>Login</w:t>
+            </w:r>
+          </w:p>
+        </w:tc>
+        <w:tc>
+          <w:tcPr>
+            <w:tcW w:type="dxa" w:w="5256"/>
+            <w:vAlign w:val="center"/>
+          </w:tcPr>
+          <w:p>
+            <w:pPr>
+              <w:spacing w:after="40"/>
+              <w:jc w:val="center"/>
+            </w:pPr>
+            <w:r>
+              <w:rPr>
+                <w:sz w:val="14"/>
+              </w:rPr>
+              <w:t>4</w:t>
+            </w:r>
+          </w:p>
+        </w:tc>
+      </w:tr>
+      <w:tr>
+        <w:tc>
+          <w:tcPr>
+            <w:tcW w:type="dxa" w:w="5256"/>
+            <w:vAlign w:val="center"/>
+          </w:tcPr>
+          <w:p>
+            <w:pPr>
+              <w:spacing w:after="40"/>
+              <w:jc w:val="center"/>
+            </w:pPr>
+            <w:r>
+              <w:rPr>
+                <w:sz w:val="14"/>
+              </w:rPr>
+              <w:t>Mitra Top Up</w:t>
+            </w:r>
+          </w:p>
+        </w:tc>
+        <w:tc>
+          <w:tcPr>
+            <w:tcW w:type="dxa" w:w="5256"/>
+            <w:vAlign w:val="center"/>
+          </w:tcPr>
+          <w:p>
+            <w:pPr>
+              <w:spacing w:after="40"/>
+              <w:jc w:val="center"/>
+            </w:pPr>
+            <w:r>
+              <w:rPr>
+                <w:sz w:val="14"/>
+              </w:rPr>
+              <w:t>8.7</w:t>
+            </w:r>
+          </w:p>
+        </w:tc>
+      </w:tr>
+      <w:tr>
+        <w:tc>
+          <w:tcPr>
+            <w:tcW w:type="dxa" w:w="5256"/>
+            <w:vAlign w:val="center"/>
+          </w:tcPr>
+          <w:p>
+            <w:pPr>
+              <w:spacing w:after="40"/>
+              <w:jc w:val="center"/>
+            </w:pPr>
+            <w:r>
+              <w:rPr>
+                <w:sz w:val="14"/>
+              </w:rPr>
+              <w:t>Role</w:t>
+            </w:r>
+          </w:p>
+        </w:tc>
+        <w:tc>
+          <w:tcPr>
+            <w:tcW w:type="dxa" w:w="5256"/>
+            <w:vAlign w:val="center"/>
+          </w:tcPr>
+          <w:p>
+            <w:pPr>
+              <w:spacing w:after="40"/>
+              <w:jc w:val="center"/>
+            </w:pPr>
+            <w:r>
+              <w:rPr>
+                <w:sz w:val="14"/>
+              </w:rPr>
+              <w:t>8.9</w:t>
+            </w:r>
+          </w:p>
+        </w:tc>
+      </w:tr>
+    </w:tbl>
+    <w:p>
+      <w:pPr>
+        <w:spacing w:after="80"/>
+      </w:pPr>
+    </w:p>
+    <w:p>
+      <w:pPr>
+        <w:pStyle w:val="Heading3"/>
+        <w:spacing w:after="120"/>
+      </w:pPr>
+      <w:r>
+        <w:rPr>
+          <w:b/>
+          <w:sz w:val="20"/>
+        </w:rPr>
+        <w:t>16.2 Lampiran</w:t>
       </w:r>
     </w:p>
     <w:p>
@@ -8668,7 +10873,7 @@
           <w:color w:val="2E75B5"/>
           <w:sz w:val="24"/>
         </w:rPr>
-        <w:t>12. Kontak</w:t>
+        <w:t>17. Kontak</w:t>
       </w:r>
     </w:p>
     <w:p>

--- a/docs/user-guide/biller-agg.docx
+++ b/docs/user-guide/biller-agg.docx
@@ -2032,6 +2032,59 @@
     </w:p>
     <w:p>
       <w:pPr>
+        <w:jc w:val="center"/>
+      </w:pPr>
+      <w:r>
+        <w:drawing>
+          <wp:inline xmlns:a="http://schemas.openxmlformats.org/drawingml/2006/main" xmlns:pic="http://schemas.openxmlformats.org/drawingml/2006/picture">
+            <wp:extent cx="5486400" cy="3086100"/>
+            <wp:docPr id="1" name="Picture 1"/>
+            <wp:cNvGraphicFramePr>
+              <a:graphicFrameLocks noChangeAspect="1"/>
+            </wp:cNvGraphicFramePr>
+            <a:graphic>
+              <a:graphicData uri="http://schemas.openxmlformats.org/drawingml/2006/picture">
+                <pic:pic>
+                  <pic:nvPicPr>
+                    <pic:cNvPr id="0" name="00-portal-login.png"/>
+                    <pic:cNvPicPr/>
+                  </pic:nvPicPr>
+                  <pic:blipFill>
+                    <a:blip r:embed="rId9"/>
+                    <a:stretch>
+                      <a:fillRect/>
+                    </a:stretch>
+                  </pic:blipFill>
+                  <pic:spPr>
+                    <a:xfrm>
+                      <a:off x="0" y="0"/>
+                      <a:ext cx="5486400" cy="3086100"/>
+                    </a:xfrm>
+                    <a:prstGeom prst="rect"/>
+                  </pic:spPr>
+                </pic:pic>
+              </a:graphicData>
+            </a:graphic>
+          </wp:inline>
+        </w:drawing>
+      </w:r>
+    </w:p>
+    <w:p>
+      <w:pPr>
+        <w:spacing w:after="120"/>
+        <w:jc w:val="center"/>
+      </w:pPr>
+      <w:r>
+        <w:rPr>
+          <w:i/>
+          <w:color w:val="666666"/>
+          <w:sz w:val="14"/>
+        </w:rPr>
+        <w:t>Gambar: Portal Login — assets/ba/00-portal-login.png</w:t>
+      </w:r>
+    </w:p>
+    <w:p>
+      <w:pPr>
         <w:pBdr>
           <w:bottom w:val="single" w:sz="6" w:space="1" w:color="A0A0A0"/>
         </w:pBdr>
@@ -5039,6 +5092,59 @@
     </w:p>
     <w:p>
       <w:pPr>
+        <w:jc w:val="center"/>
+      </w:pPr>
+      <w:r>
+        <w:drawing>
+          <wp:inline xmlns:a="http://schemas.openxmlformats.org/drawingml/2006/main" xmlns:pic="http://schemas.openxmlformats.org/drawingml/2006/picture">
+            <wp:extent cx="5486400" cy="5649278"/>
+            <wp:docPr id="2" name="Picture 2"/>
+            <wp:cNvGraphicFramePr>
+              <a:graphicFrameLocks noChangeAspect="1"/>
+            </wp:cNvGraphicFramePr>
+            <a:graphic>
+              <a:graphicData uri="http://schemas.openxmlformats.org/drawingml/2006/picture">
+                <pic:pic>
+                  <pic:nvPicPr>
+                    <pic:cNvPr id="0" name="01-dashboard.png"/>
+                    <pic:cNvPicPr/>
+                  </pic:nvPicPr>
+                  <pic:blipFill>
+                    <a:blip r:embed="rId10"/>
+                    <a:stretch>
+                      <a:fillRect/>
+                    </a:stretch>
+                  </pic:blipFill>
+                  <pic:spPr>
+                    <a:xfrm>
+                      <a:off x="0" y="0"/>
+                      <a:ext cx="5486400" cy="5649278"/>
+                    </a:xfrm>
+                    <a:prstGeom prst="rect"/>
+                  </pic:spPr>
+                </pic:pic>
+              </a:graphicData>
+            </a:graphic>
+          </wp:inline>
+        </w:drawing>
+      </w:r>
+    </w:p>
+    <w:p>
+      <w:pPr>
+        <w:spacing w:after="120"/>
+        <w:jc w:val="center"/>
+      </w:pPr>
+      <w:r>
+        <w:rPr>
+          <w:i/>
+          <w:color w:val="666666"/>
+          <w:sz w:val="14"/>
+        </w:rPr>
+        <w:t>Gambar: Dashboard — assets/ba/01-dashboard.png</w:t>
+      </w:r>
+    </w:p>
+    <w:p>
+      <w:pPr>
         <w:pStyle w:val="ListBullet"/>
       </w:pPr>
       <w:r>
@@ -5364,6 +5470,59 @@
           <w:sz w:val="20"/>
         </w:rPr>
         <w:t>8.2 Bank</w:t>
+      </w:r>
+    </w:p>
+    <w:p>
+      <w:pPr>
+        <w:jc w:val="center"/>
+      </w:pPr>
+      <w:r>
+        <w:drawing>
+          <wp:inline xmlns:a="http://schemas.openxmlformats.org/drawingml/2006/main" xmlns:pic="http://schemas.openxmlformats.org/drawingml/2006/picture">
+            <wp:extent cx="5486400" cy="4371975"/>
+            <wp:docPr id="3" name="Picture 3"/>
+            <wp:cNvGraphicFramePr>
+              <a:graphicFrameLocks noChangeAspect="1"/>
+            </wp:cNvGraphicFramePr>
+            <a:graphic>
+              <a:graphicData uri="http://schemas.openxmlformats.org/drawingml/2006/picture">
+                <pic:pic>
+                  <pic:nvPicPr>
+                    <pic:cNvPr id="0" name="02-bank.png"/>
+                    <pic:cNvPicPr/>
+                  </pic:nvPicPr>
+                  <pic:blipFill>
+                    <a:blip r:embed="rId11"/>
+                    <a:stretch>
+                      <a:fillRect/>
+                    </a:stretch>
+                  </pic:blipFill>
+                  <pic:spPr>
+                    <a:xfrm>
+                      <a:off x="0" y="0"/>
+                      <a:ext cx="5486400" cy="4371975"/>
+                    </a:xfrm>
+                    <a:prstGeom prst="rect"/>
+                  </pic:spPr>
+                </pic:pic>
+              </a:graphicData>
+            </a:graphic>
+          </wp:inline>
+        </w:drawing>
+      </w:r>
+    </w:p>
+    <w:p>
+      <w:pPr>
+        <w:spacing w:after="120"/>
+        <w:jc w:val="center"/>
+      </w:pPr>
+      <w:r>
+        <w:rPr>
+          <w:i/>
+          <w:color w:val="666666"/>
+          <w:sz w:val="14"/>
+        </w:rPr>
+        <w:t>Gambar: Bank — assets/ba/02-bank.png</w:t>
       </w:r>
     </w:p>
     <w:p>
@@ -5835,6 +5994,59 @@
     </w:p>
     <w:p>
       <w:pPr>
+        <w:jc w:val="center"/>
+      </w:pPr>
+      <w:r>
+        <w:drawing>
+          <wp:inline xmlns:a="http://schemas.openxmlformats.org/drawingml/2006/main" xmlns:pic="http://schemas.openxmlformats.org/drawingml/2006/picture">
+            <wp:extent cx="5486400" cy="3596164"/>
+            <wp:docPr id="4" name="Picture 4"/>
+            <wp:cNvGraphicFramePr>
+              <a:graphicFrameLocks noChangeAspect="1"/>
+            </wp:cNvGraphicFramePr>
+            <a:graphic>
+              <a:graphicData uri="http://schemas.openxmlformats.org/drawingml/2006/picture">
+                <pic:pic>
+                  <pic:nvPicPr>
+                    <pic:cNvPr id="0" name="03-billing-provider.png"/>
+                    <pic:cNvPicPr/>
+                  </pic:nvPicPr>
+                  <pic:blipFill>
+                    <a:blip r:embed="rId12"/>
+                    <a:stretch>
+                      <a:fillRect/>
+                    </a:stretch>
+                  </pic:blipFill>
+                  <pic:spPr>
+                    <a:xfrm>
+                      <a:off x="0" y="0"/>
+                      <a:ext cx="5486400" cy="3596164"/>
+                    </a:xfrm>
+                    <a:prstGeom prst="rect"/>
+                  </pic:spPr>
+                </pic:pic>
+              </a:graphicData>
+            </a:graphic>
+          </wp:inline>
+        </w:drawing>
+      </w:r>
+    </w:p>
+    <w:p>
+      <w:pPr>
+        <w:spacing w:after="120"/>
+        <w:jc w:val="center"/>
+      </w:pPr>
+      <w:r>
+        <w:rPr>
+          <w:i/>
+          <w:color w:val="666666"/>
+          <w:sz w:val="14"/>
+        </w:rPr>
+        <w:t>Gambar: Billing Provider — assets/ba/03-billing-provider.png</w:t>
+      </w:r>
+    </w:p>
+    <w:p>
+      <w:pPr>
         <w:pStyle w:val="ListBullet"/>
       </w:pPr>
       <w:r>
@@ -5892,6 +6104,59 @@
     </w:p>
     <w:p>
       <w:pPr>
+        <w:jc w:val="center"/>
+      </w:pPr>
+      <w:r>
+        <w:drawing>
+          <wp:inline xmlns:a="http://schemas.openxmlformats.org/drawingml/2006/main" xmlns:pic="http://schemas.openxmlformats.org/drawingml/2006/picture">
+            <wp:extent cx="5486400" cy="4757738"/>
+            <wp:docPr id="5" name="Picture 5"/>
+            <wp:cNvGraphicFramePr>
+              <a:graphicFrameLocks noChangeAspect="1"/>
+            </wp:cNvGraphicFramePr>
+            <a:graphic>
+              <a:graphicData uri="http://schemas.openxmlformats.org/drawingml/2006/picture">
+                <pic:pic>
+                  <pic:nvPicPr>
+                    <pic:cNvPr id="0" name="04-category-group.png"/>
+                    <pic:cNvPicPr/>
+                  </pic:nvPicPr>
+                  <pic:blipFill>
+                    <a:blip r:embed="rId13"/>
+                    <a:stretch>
+                      <a:fillRect/>
+                    </a:stretch>
+                  </pic:blipFill>
+                  <pic:spPr>
+                    <a:xfrm>
+                      <a:off x="0" y="0"/>
+                      <a:ext cx="5486400" cy="4757738"/>
+                    </a:xfrm>
+                    <a:prstGeom prst="rect"/>
+                  </pic:spPr>
+                </pic:pic>
+              </a:graphicData>
+            </a:graphic>
+          </wp:inline>
+        </w:drawing>
+      </w:r>
+    </w:p>
+    <w:p>
+      <w:pPr>
+        <w:spacing w:after="120"/>
+        <w:jc w:val="center"/>
+      </w:pPr>
+      <w:r>
+        <w:rPr>
+          <w:i/>
+          <w:color w:val="666666"/>
+          <w:sz w:val="14"/>
+        </w:rPr>
+        <w:t>Gambar: Kategori &amp; Grup — assets/ba/04-category-group.png</w:t>
+      </w:r>
+    </w:p>
+    <w:p>
+      <w:pPr>
         <w:pStyle w:val="ListBullet"/>
       </w:pPr>
       <w:r>
@@ -5934,6 +6199,59 @@
           <w:sz w:val="20"/>
         </w:rPr>
         <w:t>8.5 Menu</w:t>
+      </w:r>
+    </w:p>
+    <w:p>
+      <w:pPr>
+        <w:jc w:val="center"/>
+      </w:pPr>
+      <w:r>
+        <w:drawing>
+          <wp:inline xmlns:a="http://schemas.openxmlformats.org/drawingml/2006/main" xmlns:pic="http://schemas.openxmlformats.org/drawingml/2006/picture">
+            <wp:extent cx="5486400" cy="4457700"/>
+            <wp:docPr id="6" name="Picture 6"/>
+            <wp:cNvGraphicFramePr>
+              <a:graphicFrameLocks noChangeAspect="1"/>
+            </wp:cNvGraphicFramePr>
+            <a:graphic>
+              <a:graphicData uri="http://schemas.openxmlformats.org/drawingml/2006/picture">
+                <pic:pic>
+                  <pic:nvPicPr>
+                    <pic:cNvPr id="0" name="05-menu.png"/>
+                    <pic:cNvPicPr/>
+                  </pic:nvPicPr>
+                  <pic:blipFill>
+                    <a:blip r:embed="rId14"/>
+                    <a:stretch>
+                      <a:fillRect/>
+                    </a:stretch>
+                  </pic:blipFill>
+                  <pic:spPr>
+                    <a:xfrm>
+                      <a:off x="0" y="0"/>
+                      <a:ext cx="5486400" cy="4457700"/>
+                    </a:xfrm>
+                    <a:prstGeom prst="rect"/>
+                  </pic:spPr>
+                </pic:pic>
+              </a:graphicData>
+            </a:graphic>
+          </wp:inline>
+        </w:drawing>
+      </w:r>
+    </w:p>
+    <w:p>
+      <w:pPr>
+        <w:spacing w:after="120"/>
+        <w:jc w:val="center"/>
+      </w:pPr>
+      <w:r>
+        <w:rPr>
+          <w:i/>
+          <w:color w:val="666666"/>
+          <w:sz w:val="14"/>
+        </w:rPr>
+        <w:t>Gambar: Menu — assets/ba/05-menu.png</w:t>
       </w:r>
     </w:p>
     <w:p>
@@ -6377,6 +6695,59 @@
           <w:sz w:val="20"/>
         </w:rPr>
         <w:t>8.6 Mitra</w:t>
+      </w:r>
+    </w:p>
+    <w:p>
+      <w:pPr>
+        <w:jc w:val="center"/>
+      </w:pPr>
+      <w:r>
+        <w:drawing>
+          <wp:inline xmlns:a="http://schemas.openxmlformats.org/drawingml/2006/main" xmlns:pic="http://schemas.openxmlformats.org/drawingml/2006/picture">
+            <wp:extent cx="5486400" cy="3086100"/>
+            <wp:docPr id="7" name="Picture 7"/>
+            <wp:cNvGraphicFramePr>
+              <a:graphicFrameLocks noChangeAspect="1"/>
+            </wp:cNvGraphicFramePr>
+            <a:graphic>
+              <a:graphicData uri="http://schemas.openxmlformats.org/drawingml/2006/picture">
+                <pic:pic>
+                  <pic:nvPicPr>
+                    <pic:cNvPr id="0" name="06-mitra.png"/>
+                    <pic:cNvPicPr/>
+                  </pic:nvPicPr>
+                  <pic:blipFill>
+                    <a:blip r:embed="rId15"/>
+                    <a:stretch>
+                      <a:fillRect/>
+                    </a:stretch>
+                  </pic:blipFill>
+                  <pic:spPr>
+                    <a:xfrm>
+                      <a:off x="0" y="0"/>
+                      <a:ext cx="5486400" cy="3086100"/>
+                    </a:xfrm>
+                    <a:prstGeom prst="rect"/>
+                  </pic:spPr>
+                </pic:pic>
+              </a:graphicData>
+            </a:graphic>
+          </wp:inline>
+        </w:drawing>
+      </w:r>
+    </w:p>
+    <w:p>
+      <w:pPr>
+        <w:spacing w:after="120"/>
+        <w:jc w:val="center"/>
+      </w:pPr>
+      <w:r>
+        <w:rPr>
+          <w:i/>
+          <w:color w:val="666666"/>
+          <w:sz w:val="14"/>
+        </w:rPr>
+        <w:t>Gambar: Mitra — assets/ba/06-mitra.png</w:t>
       </w:r>
     </w:p>
     <w:p>
@@ -6495,6 +6866,59 @@
     </w:p>
     <w:p>
       <w:pPr>
+        <w:jc w:val="center"/>
+      </w:pPr>
+      <w:r>
+        <w:drawing>
+          <wp:inline xmlns:a="http://schemas.openxmlformats.org/drawingml/2006/main" xmlns:pic="http://schemas.openxmlformats.org/drawingml/2006/picture">
+            <wp:extent cx="5486400" cy="4457700"/>
+            <wp:docPr id="8" name="Picture 8"/>
+            <wp:cNvGraphicFramePr>
+              <a:graphicFrameLocks noChangeAspect="1"/>
+            </wp:cNvGraphicFramePr>
+            <a:graphic>
+              <a:graphicData uri="http://schemas.openxmlformats.org/drawingml/2006/picture">
+                <pic:pic>
+                  <pic:nvPicPr>
+                    <pic:cNvPr id="0" name="07-manage-product.png"/>
+                    <pic:cNvPicPr/>
+                  </pic:nvPicPr>
+                  <pic:blipFill>
+                    <a:blip r:embed="rId16"/>
+                    <a:stretch>
+                      <a:fillRect/>
+                    </a:stretch>
+                  </pic:blipFill>
+                  <pic:spPr>
+                    <a:xfrm>
+                      <a:off x="0" y="0"/>
+                      <a:ext cx="5486400" cy="4457700"/>
+                    </a:xfrm>
+                    <a:prstGeom prst="rect"/>
+                  </pic:spPr>
+                </pic:pic>
+              </a:graphicData>
+            </a:graphic>
+          </wp:inline>
+        </w:drawing>
+      </w:r>
+    </w:p>
+    <w:p>
+      <w:pPr>
+        <w:spacing w:after="120"/>
+        <w:jc w:val="center"/>
+      </w:pPr>
+      <w:r>
+        <w:rPr>
+          <w:i/>
+          <w:color w:val="666666"/>
+          <w:sz w:val="14"/>
+        </w:rPr>
+        <w:t>Gambar: Manage Product — assets/ba/07-manage-product.png</w:t>
+      </w:r>
+    </w:p>
+    <w:p>
+      <w:pPr>
         <w:pStyle w:val="ListBullet"/>
       </w:pPr>
       <w:r>
@@ -6552,6 +6976,59 @@
     </w:p>
     <w:p>
       <w:pPr>
+        <w:jc w:val="center"/>
+      </w:pPr>
+      <w:r>
+        <w:drawing>
+          <wp:inline xmlns:a="http://schemas.openxmlformats.org/drawingml/2006/main" xmlns:pic="http://schemas.openxmlformats.org/drawingml/2006/picture">
+            <wp:extent cx="5486400" cy="4093369"/>
+            <wp:docPr id="9" name="Picture 9"/>
+            <wp:cNvGraphicFramePr>
+              <a:graphicFrameLocks noChangeAspect="1"/>
+            </wp:cNvGraphicFramePr>
+            <a:graphic>
+              <a:graphicData uri="http://schemas.openxmlformats.org/drawingml/2006/picture">
+                <pic:pic>
+                  <pic:nvPicPr>
+                    <pic:cNvPr id="0" name="08-manage-role.png"/>
+                    <pic:cNvPicPr/>
+                  </pic:nvPicPr>
+                  <pic:blipFill>
+                    <a:blip r:embed="rId17"/>
+                    <a:stretch>
+                      <a:fillRect/>
+                    </a:stretch>
+                  </pic:blipFill>
+                  <pic:spPr>
+                    <a:xfrm>
+                      <a:off x="0" y="0"/>
+                      <a:ext cx="5486400" cy="4093369"/>
+                    </a:xfrm>
+                    <a:prstGeom prst="rect"/>
+                  </pic:spPr>
+                </pic:pic>
+              </a:graphicData>
+            </a:graphic>
+          </wp:inline>
+        </w:drawing>
+      </w:r>
+    </w:p>
+    <w:p>
+      <w:pPr>
+        <w:spacing w:after="120"/>
+        <w:jc w:val="center"/>
+      </w:pPr>
+      <w:r>
+        <w:rPr>
+          <w:i/>
+          <w:color w:val="666666"/>
+          <w:sz w:val="14"/>
+        </w:rPr>
+        <w:t>Gambar: Manage Role — assets/ba/08-manage-role.png</w:t>
+      </w:r>
+    </w:p>
+    <w:p>
+      <w:pPr>
         <w:pStyle w:val="ListBullet"/>
       </w:pPr>
       <w:r>
@@ -6598,6 +7075,59 @@
     </w:p>
     <w:p>
       <w:pPr>
+        <w:jc w:val="center"/>
+      </w:pPr>
+      <w:r>
+        <w:drawing>
+          <wp:inline xmlns:a="http://schemas.openxmlformats.org/drawingml/2006/main" xmlns:pic="http://schemas.openxmlformats.org/drawingml/2006/picture">
+            <wp:extent cx="5486400" cy="4389120"/>
+            <wp:docPr id="10" name="Picture 10"/>
+            <wp:cNvGraphicFramePr>
+              <a:graphicFrameLocks noChangeAspect="1"/>
+            </wp:cNvGraphicFramePr>
+            <a:graphic>
+              <a:graphicData uri="http://schemas.openxmlformats.org/drawingml/2006/picture">
+                <pic:pic>
+                  <pic:nvPicPr>
+                    <pic:cNvPr id="0" name="09-monitoring.png"/>
+                    <pic:cNvPicPr/>
+                  </pic:nvPicPr>
+                  <pic:blipFill>
+                    <a:blip r:embed="rId18"/>
+                    <a:stretch>
+                      <a:fillRect/>
+                    </a:stretch>
+                  </pic:blipFill>
+                  <pic:spPr>
+                    <a:xfrm>
+                      <a:off x="0" y="0"/>
+                      <a:ext cx="5486400" cy="4389120"/>
+                    </a:xfrm>
+                    <a:prstGeom prst="rect"/>
+                  </pic:spPr>
+                </pic:pic>
+              </a:graphicData>
+            </a:graphic>
+          </wp:inline>
+        </w:drawing>
+      </w:r>
+    </w:p>
+    <w:p>
+      <w:pPr>
+        <w:spacing w:after="120"/>
+        <w:jc w:val="center"/>
+      </w:pPr>
+      <w:r>
+        <w:rPr>
+          <w:i/>
+          <w:color w:val="666666"/>
+          <w:sz w:val="14"/>
+        </w:rPr>
+        <w:t>Gambar: Monitoring — assets/ba/09-monitoring.png</w:t>
+      </w:r>
+    </w:p>
+    <w:p>
+      <w:pPr>
         <w:pStyle w:val="ListBullet"/>
       </w:pPr>
       <w:r>
@@ -6629,6 +7159,59 @@
           <w:sz w:val="20"/>
         </w:rPr>
         <w:t>8.11 Rekap Transaksi</w:t>
+      </w:r>
+    </w:p>
+    <w:p>
+      <w:pPr>
+        <w:jc w:val="center"/>
+      </w:pPr>
+      <w:r>
+        <w:drawing>
+          <wp:inline xmlns:a="http://schemas.openxmlformats.org/drawingml/2006/main" xmlns:pic="http://schemas.openxmlformats.org/drawingml/2006/picture">
+            <wp:extent cx="5486400" cy="3789045"/>
+            <wp:docPr id="11" name="Picture 11"/>
+            <wp:cNvGraphicFramePr>
+              <a:graphicFrameLocks noChangeAspect="1"/>
+            </wp:cNvGraphicFramePr>
+            <a:graphic>
+              <a:graphicData uri="http://schemas.openxmlformats.org/drawingml/2006/picture">
+                <pic:pic>
+                  <pic:nvPicPr>
+                    <pic:cNvPr id="0" name="10-rekap.png"/>
+                    <pic:cNvPicPr/>
+                  </pic:nvPicPr>
+                  <pic:blipFill>
+                    <a:blip r:embed="rId19"/>
+                    <a:stretch>
+                      <a:fillRect/>
+                    </a:stretch>
+                  </pic:blipFill>
+                  <pic:spPr>
+                    <a:xfrm>
+                      <a:off x="0" y="0"/>
+                      <a:ext cx="5486400" cy="3789045"/>
+                    </a:xfrm>
+                    <a:prstGeom prst="rect"/>
+                  </pic:spPr>
+                </pic:pic>
+              </a:graphicData>
+            </a:graphic>
+          </wp:inline>
+        </w:drawing>
+      </w:r>
+    </w:p>
+    <w:p>
+      <w:pPr>
+        <w:spacing w:after="120"/>
+        <w:jc w:val="center"/>
+      </w:pPr>
+      <w:r>
+        <w:rPr>
+          <w:i/>
+          <w:color w:val="666666"/>
+          <w:sz w:val="14"/>
+        </w:rPr>
+        <w:t>Gambar: Rekap — assets/ba/10-rekap.png</w:t>
       </w:r>
     </w:p>
     <w:p>
@@ -6668,6 +7251,59 @@
     </w:p>
     <w:p>
       <w:pPr>
+        <w:jc w:val="center"/>
+      </w:pPr>
+      <w:r>
+        <w:drawing>
+          <wp:inline xmlns:a="http://schemas.openxmlformats.org/drawingml/2006/main" xmlns:pic="http://schemas.openxmlformats.org/drawingml/2006/picture">
+            <wp:extent cx="5486400" cy="3900488"/>
+            <wp:docPr id="12" name="Picture 12"/>
+            <wp:cNvGraphicFramePr>
+              <a:graphicFrameLocks noChangeAspect="1"/>
+            </wp:cNvGraphicFramePr>
+            <a:graphic>
+              <a:graphicData uri="http://schemas.openxmlformats.org/drawingml/2006/picture">
+                <pic:pic>
+                  <pic:nvPicPr>
+                    <pic:cNvPr id="0" name="11-rekonsiliasi-goto.png"/>
+                    <pic:cNvPicPr/>
+                  </pic:nvPicPr>
+                  <pic:blipFill>
+                    <a:blip r:embed="rId20"/>
+                    <a:stretch>
+                      <a:fillRect/>
+                    </a:stretch>
+                  </pic:blipFill>
+                  <pic:spPr>
+                    <a:xfrm>
+                      <a:off x="0" y="0"/>
+                      <a:ext cx="5486400" cy="3900488"/>
+                    </a:xfrm>
+                    <a:prstGeom prst="rect"/>
+                  </pic:spPr>
+                </pic:pic>
+              </a:graphicData>
+            </a:graphic>
+          </wp:inline>
+        </w:drawing>
+      </w:r>
+    </w:p>
+    <w:p>
+      <w:pPr>
+        <w:spacing w:after="120"/>
+        <w:jc w:val="center"/>
+      </w:pPr>
+      <w:r>
+        <w:rPr>
+          <w:i/>
+          <w:color w:val="666666"/>
+          <w:sz w:val="14"/>
+        </w:rPr>
+        <w:t>Gambar: Rekonsiliasi — assets/ba/11-rekonsiliasi-goto.png</w:t>
+      </w:r>
+    </w:p>
+    <w:p>
+      <w:pPr>
         <w:pStyle w:val="ListBullet"/>
       </w:pPr>
       <w:r>
@@ -6699,6 +7335,59 @@
           <w:sz w:val="20"/>
         </w:rPr>
         <w:t>8.13 Invoice</w:t>
+      </w:r>
+    </w:p>
+    <w:p>
+      <w:pPr>
+        <w:jc w:val="center"/>
+      </w:pPr>
+      <w:r>
+        <w:drawing>
+          <wp:inline xmlns:a="http://schemas.openxmlformats.org/drawingml/2006/main" xmlns:pic="http://schemas.openxmlformats.org/drawingml/2006/picture">
+            <wp:extent cx="5486400" cy="4354830"/>
+            <wp:docPr id="13" name="Picture 13"/>
+            <wp:cNvGraphicFramePr>
+              <a:graphicFrameLocks noChangeAspect="1"/>
+            </wp:cNvGraphicFramePr>
+            <a:graphic>
+              <a:graphicData uri="http://schemas.openxmlformats.org/drawingml/2006/picture">
+                <pic:pic>
+                  <pic:nvPicPr>
+                    <pic:cNvPr id="0" name="12-invoice.png"/>
+                    <pic:cNvPicPr/>
+                  </pic:nvPicPr>
+                  <pic:blipFill>
+                    <a:blip r:embed="rId21"/>
+                    <a:stretch>
+                      <a:fillRect/>
+                    </a:stretch>
+                  </pic:blipFill>
+                  <pic:spPr>
+                    <a:xfrm>
+                      <a:off x="0" y="0"/>
+                      <a:ext cx="5486400" cy="4354830"/>
+                    </a:xfrm>
+                    <a:prstGeom prst="rect"/>
+                  </pic:spPr>
+                </pic:pic>
+              </a:graphicData>
+            </a:graphic>
+          </wp:inline>
+        </w:drawing>
+      </w:r>
+    </w:p>
+    <w:p>
+      <w:pPr>
+        <w:spacing w:after="120"/>
+        <w:jc w:val="center"/>
+      </w:pPr>
+      <w:r>
+        <w:rPr>
+          <w:i/>
+          <w:color w:val="666666"/>
+          <w:sz w:val="14"/>
+        </w:rPr>
+        <w:t>Gambar: Invoice — assets/ba/12-invoice.png</w:t>
       </w:r>
     </w:p>
     <w:p>
